--- a/Sostenibilidad/Unidad1/Actividad1.1.docx
+++ b/Sostenibilidad/Unidad1/Actividad1.1.docx
@@ -1,874 +1,2338 @@
 
 <file path=word/document.xml><?xml version="1.0" encoding="utf-8"?>
-<w:document xmlns:o="urn:schemas-microsoft-com:office:office" xmlns:r="http://schemas.openxmlformats.org/officeDocument/2006/relationships" xmlns:v="urn:schemas-microsoft-com:vml" xmlns:w="http://schemas.openxmlformats.org/wordprocessingml/2006/main" xmlns:w10="urn:schemas-microsoft-com:office:word" xmlns:wp="http://schemas.openxmlformats.org/drawingml/2006/wordprocessingDrawing" xmlns:wps="http://schemas.microsoft.com/office/word/2010/wordprocessingShape" xmlns:wpg="http://schemas.microsoft.com/office/word/2010/wordprocessingGroup" xmlns:mc="http://schemas.openxmlformats.org/markup-compatibility/2006" xmlns:wp14="http://schemas.microsoft.com/office/word/2010/wordprocessingDrawing" xmlns:w14="http://schemas.microsoft.com/office/word/2010/wordml" xmlns:w15="http://schemas.microsoft.com/office/word/2012/wordml" mc:Ignorable="w14 wp14 w15">
+<w:document xmlns:wpc="http://schemas.microsoft.com/office/word/2010/wordprocessingCanvas" xmlns:cx="http://schemas.microsoft.com/office/drawing/2014/chartex" xmlns:cx1="http://schemas.microsoft.com/office/drawing/2015/9/8/chartex" xmlns:cx2="http://schemas.microsoft.com/office/drawing/2015/10/21/chartex" xmlns:cx3="http://schemas.microsoft.com/office/drawing/2016/5/9/chartex" xmlns:cx4="http://schemas.microsoft.com/office/drawing/2016/5/10/chartex" xmlns:cx5="http://schemas.microsoft.com/office/drawing/2016/5/11/chartex" xmlns:cx6="http://schemas.microsoft.com/office/drawing/2016/5/12/chartex" xmlns:cx7="http://schemas.microsoft.com/office/drawing/2016/5/13/chartex" xmlns:cx8="http://schemas.microsoft.com/office/drawing/2016/5/14/chartex" xmlns:mc="http://schemas.openxmlformats.org/markup-compatibility/2006" xmlns:aink="http://schemas.microsoft.com/office/drawing/2016/ink" xmlns:am3d="http://schemas.microsoft.com/office/drawing/2017/model3d" xmlns:o="urn:schemas-microsoft-com:office:office" xmlns:oel="http://schemas.microsoft.com/office/2019/extlst" xmlns:r="http://schemas.openxmlformats.org/officeDocument/2006/relationships" xmlns:m="http://schemas.openxmlformats.org/officeDocument/2006/math" xmlns:v="urn:schemas-microsoft-com:vml" xmlns:wp14="http://schemas.microsoft.com/office/word/2010/wordprocessingDrawing" xmlns:wp="http://schemas.openxmlformats.org/drawingml/2006/wordprocessingDrawing" xmlns:w10="urn:schemas-microsoft-com:office:word" xmlns:w="http://schemas.openxmlformats.org/wordprocessingml/2006/main" xmlns:w14="http://schemas.microsoft.com/office/word/2010/wordml" xmlns:w15="http://schemas.microsoft.com/office/word/2012/wordml" xmlns:w16cex="http://schemas.microsoft.com/office/word/2018/wordml/cex" xmlns:w16cid="http://schemas.microsoft.com/office/word/2016/wordml/cid" xmlns:w16="http://schemas.microsoft.com/office/word/2018/wordml" xmlns:w16du="http://schemas.microsoft.com/office/word/2023/wordml/word16du" xmlns:w16sdtdh="http://schemas.microsoft.com/office/word/2020/wordml/sdtdatahash" xmlns:w16sdtfl="http://schemas.microsoft.com/office/word/2024/wordml/sdtformatlock" xmlns:w16se="http://schemas.microsoft.com/office/word/2015/wordml/symex" xmlns:wpg="http://schemas.microsoft.com/office/word/2010/wordprocessingGroup" xmlns:wpi="http://schemas.microsoft.com/office/word/2010/wordprocessingInk" xmlns:wne="http://schemas.microsoft.com/office/word/2006/wordml" xmlns:wps="http://schemas.microsoft.com/office/word/2010/wordprocessingShape" mc:Ignorable="w14 w15 w16se w16cid w16 w16cex w16sdtdh w16sdtfl w16du wp14">
   <w:body>
-    <w:p>
-      <w:pPr>
-        <w:spacing w:before="600"/>
-      </w:pPr>
-    </w:p>
-    <w:p>
-      <w:pPr>
-        <w:spacing w:after="240"/>
-        <w:jc w:val="center"/>
-      </w:pPr>
-      <w:r>
-        <w:rPr>
-          <w:b/>
-          <w:color w:val="1B5E20"/>
-          <w:sz w:val="44"/>
-        </w:rPr>
-        <w:t>PRÁCTICA 1: OBJETIVOS DE DESARROLLO SOSTENIBLE (ODS)</w:t>
-      </w:r>
-    </w:p>
-    <w:p>
-      <w:pPr>
-        <w:spacing w:after="800"/>
-        <w:jc w:val="center"/>
-      </w:pPr>
-      <w:r>
-        <w:rPr>
-          <w:i/>
-          <w:color w:val="4682B4"/>
-          <w:sz w:val="28"/>
-        </w:rPr>
-        <w:t>GreenCode &amp; AI Efficiency: Optimización Energética e Infraestructura Sostenible en el Sector Digital</w:t>
-      </w:r>
-    </w:p>
-    <w:tbl>
-      <w:tblPr>
-        <w:tblW w:type="auto" w:w="0"/>
-        <w:jc w:val="center"/>
-        <w:tblLook w:firstColumn="1" w:firstRow="1" w:lastColumn="0" w:lastRow="0" w:noHBand="0" w:noVBand="1" w:val="04A0"/>
-      </w:tblPr>
-      <w:tblGrid>
-        <w:gridCol w:w="9026"/>
-      </w:tblGrid>
-      <w:tr>
-        <w:tc>
-          <w:tcPr>
-            <w:tcW w:type="dxa" w:w="9026"/>
-            <w:shd w:fill="F1F8E9"/>
-            <w:tcMar>
-              <w:top w:w="200" w:type="dxa"/>
-              <w:bottom w:w="200" w:type="dxa"/>
-              <w:left w:w="250" w:type="dxa"/>
-              <w:right w:w="250" w:type="dxa"/>
-            </w:tcMar>
-          </w:tcPr>
-          <w:p>
-            <w:pPr>
-              <w:jc w:val="center"/>
-            </w:pPr>
-            <w:r>
-              <w:rPr>
-                <w:color w:val="212121"/>
-                <w:sz w:val="22"/>
-              </w:rPr>
-              <w:t>Módulo / Asignatura: Diseño de Interfaces Web (DIW)</w:t>
-              <w:br/>
-              <w:t>Curso Académico: 2026 - 2027</w:t>
-              <w:br/>
-              <w:t>Titulación: Formación Profesional Superior en Informática</w:t>
-              <w:br/>
-              <w:t>Fecha de Entrega: Octubre de 2026</w:t>
-              <w:br/>
-              <w:t>Autor/a: Estudiante de Informática</w:t>
-            </w:r>
-          </w:p>
-        </w:tc>
-      </w:tr>
-    </w:tbl>
-    <w:p>
-      <w:r>
-        <w:br w:type="page"/>
-      </w:r>
-    </w:p>
-    <w:p>
-      <w:pPr>
-        <w:spacing w:before="360" w:after="160"/>
-      </w:pPr>
-      <w:r>
+    <w:sdt>
+      <w:sdtPr>
+        <w:id w:val="-1181123529"/>
+        <w:docPartObj>
+          <w:docPartGallery w:val="Cover Pages"/>
+          <w:docPartUnique/>
+        </w:docPartObj>
+      </w:sdtPr>
+      <w:sdtEndPr>
         <w:rPr>
           <w:b/>
           <w:color w:val="1B5E20"/>
           <w:sz w:val="32"/>
         </w:rPr>
-        <w:t>ÍNDICE DE CONTENIDOS</w:t>
-      </w:r>
-    </w:p>
-    <w:p>
-      <w:pPr>
-        <w:spacing w:after="240"/>
-      </w:pPr>
-      <w:r>
-        <w:t>El presente documento se estructura según el siguiente esquema temático:</w:t>
-      </w:r>
-    </w:p>
-    <w:p>
-      <w:pPr>
-        <w:spacing w:after="80"/>
-      </w:pPr>
-      <w:r>
-        <w:rPr>
-          <w:sz w:val="21"/>
-        </w:rPr>
-        <w:t>1. INTRODUCCIÓN Y CONTEXTO .......................................................................................................................... 3</w:t>
-      </w:r>
-    </w:p>
-    <w:p>
-      <w:pPr>
-        <w:spacing w:after="80"/>
-      </w:pPr>
-      <w:r>
-        <w:rPr>
-          <w:sz w:val="21"/>
-        </w:rPr>
-        <w:t>2. ODS VINCULADOS .......................................................................................................................... 3</w:t>
-      </w:r>
-    </w:p>
-    <w:p>
-      <w:pPr>
-        <w:spacing w:after="80"/>
-      </w:pPr>
-      <w:r>
-        <w:rPr>
-          <w:sz w:val="21"/>
-        </w:rPr>
-        <w:t xml:space="preserve">   2.1 ODS 7: Energía Asequible y No Contaminante .......................................................................................................................... 3</w:t>
-      </w:r>
-    </w:p>
-    <w:p>
-      <w:pPr>
-        <w:spacing w:after="80"/>
-      </w:pPr>
-      <w:r>
-        <w:rPr>
-          <w:sz w:val="21"/>
-        </w:rPr>
-        <w:t xml:space="preserve">   2.2 ODS 13: Acción por el Clima .......................................................................................................................... 4</w:t>
-      </w:r>
-    </w:p>
-    <w:p>
-      <w:pPr>
-        <w:spacing w:after="80"/>
-      </w:pPr>
-      <w:r>
-        <w:rPr>
-          <w:sz w:val="21"/>
-        </w:rPr>
-        <w:t>3. DESCRIPCIÓN DEL PROBLEMA EN EL SECTOR INFORMÁTICO .......................................................................................................................... 4</w:t>
-      </w:r>
-    </w:p>
-    <w:p>
-      <w:pPr>
-        <w:spacing w:after="80"/>
-      </w:pPr>
-      <w:r>
-        <w:rPr>
-          <w:sz w:val="21"/>
-        </w:rPr>
-        <w:t xml:space="preserve">   3.1 Huella de Carbono del Entrenamiento de Modelos de IA .......................................................................................................................... 4</w:t>
-      </w:r>
-    </w:p>
-    <w:p>
-      <w:pPr>
-        <w:spacing w:after="80"/>
-      </w:pPr>
-      <w:r>
-        <w:rPr>
-          <w:sz w:val="21"/>
-        </w:rPr>
-        <w:t xml:space="preserve">   3.2 Ineficiencia Energética en Centros de Datos .......................................................................................................................... 5</w:t>
-      </w:r>
-    </w:p>
-    <w:p>
-      <w:pPr>
-        <w:spacing w:after="80"/>
-      </w:pPr>
-      <w:r>
-        <w:rPr>
-          <w:sz w:val="21"/>
-        </w:rPr>
-        <w:t>4. PROYECTO DE INICIATIVA: GREENCODE &amp; AI EFFICIENCY .......................................................................................................................... 5</w:t>
-      </w:r>
-    </w:p>
-    <w:p>
-      <w:pPr>
-        <w:spacing w:after="80"/>
-      </w:pPr>
-      <w:r>
-        <w:rPr>
-          <w:sz w:val="21"/>
-        </w:rPr>
-        <w:t xml:space="preserve">   4.1 Objetivos Generales y Específicos .......................................................................................................................... 5</w:t>
-      </w:r>
-    </w:p>
-    <w:p>
-      <w:pPr>
-        <w:spacing w:after="80"/>
-      </w:pPr>
-      <w:r>
-        <w:rPr>
-          <w:sz w:val="21"/>
-        </w:rPr>
-        <w:t xml:space="preserve">   4.2 Acciones Concretas de Implementación .......................................................................................................................... 6</w:t>
-      </w:r>
-    </w:p>
-    <w:p>
-      <w:pPr>
-        <w:spacing w:after="80"/>
-      </w:pPr>
-      <w:r>
-        <w:rPr>
-          <w:sz w:val="21"/>
-        </w:rPr>
-        <w:t>5. RECURSOS NECESARIOS .......................................................................................................................... 6</w:t>
-      </w:r>
-    </w:p>
-    <w:p>
-      <w:pPr>
-        <w:spacing w:after="80"/>
-      </w:pPr>
-      <w:r>
-        <w:rPr>
-          <w:sz w:val="21"/>
-        </w:rPr>
-        <w:t xml:space="preserve">   5.1 Recursos Humanos y Perfiles Profesionales .......................................................................................................................... 6</w:t>
-      </w:r>
-    </w:p>
-    <w:p>
-      <w:pPr>
-        <w:spacing w:after="80"/>
-      </w:pPr>
-      <w:r>
-        <w:rPr>
-          <w:sz w:val="21"/>
-        </w:rPr>
-        <w:t xml:space="preserve">   5.2 Infraestructura, Hardware y Software .......................................................................................................................... 7</w:t>
-      </w:r>
-    </w:p>
-    <w:p>
-      <w:pPr>
-        <w:spacing w:after="80"/>
-      </w:pPr>
-      <w:r>
-        <w:rPr>
-          <w:sz w:val="21"/>
-        </w:rPr>
-        <w:t xml:space="preserve">   5.3 Presupuesto Estimativo .......................................................................................................................... 7</w:t>
-      </w:r>
-    </w:p>
-    <w:p>
-      <w:pPr>
-        <w:spacing w:after="80"/>
-      </w:pPr>
-      <w:r>
-        <w:rPr>
-          <w:sz w:val="21"/>
-        </w:rPr>
-        <w:t>6. IMPACTO ESPERADO .......................................................................................................................... 7</w:t>
-      </w:r>
-    </w:p>
-    <w:p>
-      <w:pPr>
-        <w:spacing w:after="80"/>
-      </w:pPr>
-      <w:r>
-        <w:rPr>
-          <w:sz w:val="21"/>
-        </w:rPr>
-        <w:t xml:space="preserve">   6.1 Impacto Ambiental .......................................................................................................................... 7</w:t>
-      </w:r>
-    </w:p>
-    <w:p>
-      <w:pPr>
-        <w:spacing w:after="80"/>
-      </w:pPr>
-      <w:r>
-        <w:rPr>
-          <w:sz w:val="21"/>
-        </w:rPr>
-        <w:t xml:space="preserve">   6.2 Impacto Económico .......................................................................................................................... 8</w:t>
-      </w:r>
-    </w:p>
-    <w:p>
-      <w:pPr>
-        <w:spacing w:after="80"/>
-      </w:pPr>
-      <w:r>
-        <w:rPr>
-          <w:sz w:val="21"/>
-        </w:rPr>
-        <w:t xml:space="preserve">   6.3 Impacto Social y Educativo .......................................................................................................................... 8</w:t>
-      </w:r>
-    </w:p>
-    <w:p>
-      <w:pPr>
-        <w:spacing w:after="80"/>
-      </w:pPr>
-      <w:r>
-        <w:rPr>
-          <w:sz w:val="21"/>
-        </w:rPr>
-        <w:t>7. CONCLUSIÓN Y JUSTIFICACIÓN DE SOSTENIBILIDAD .......................................................................................................................... 8</w:t>
-      </w:r>
-    </w:p>
-    <w:p>
-      <w:r>
-        <w:br w:type="page"/>
-      </w:r>
-    </w:p>
-    <w:p>
-      <w:pPr>
-        <w:spacing w:before="360" w:after="160"/>
-      </w:pPr>
-      <w:r>
+      </w:sdtEndPr>
+      <w:sdtContent>
+        <w:p>
+          <w:r>
+            <w:rPr>
+              <w:noProof/>
+            </w:rPr>
+            <w:pict w14:anchorId="663C1922">
+              <v:group id="Grupo 157" o:spid="_x0000_s2053" style="position:absolute;margin-left:0;margin-top:0;width:8in;height:95.7pt;z-index:251662336;mso-width-percent:941;mso-height-percent:121;mso-top-percent:23;mso-position-horizontal:center;mso-position-horizontal-relative:page;mso-position-vertical-relative:page;mso-width-percent:941;mso-height-percent:121;mso-top-percent:23" coordorigin="" coordsize="73152,12161" o:gfxdata="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">
+                <v:shape id="Rectángulo 51" o:spid="_x0000_s2054" style="position:absolute;width:73152;height:11303;visibility:visible;mso-wrap-style:square;v-text-anchor:middle" coordsize="7312660,1129665" o:gfxdata="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" path="m,l7312660,r,1129665l3619500,733425,,1091565,,xe" fillcolor="#5b9bd5 [3204]" stroked="f" strokeweight="1pt">
+                  <v:stroke joinstyle="miter"/>
+                  <v:path arrowok="t" o:connecttype="custom" o:connectlocs="0,0;7315200,0;7315200,1130373;3620757,733885;0,1092249;0,0" o:connectangles="0,0,0,0,0,0"/>
+                </v:shape>
+                <v:rect id="Rectángulo 151" o:spid="_x0000_s2055" style="position:absolute;width:73152;height:12161;visibility:visible;mso-wrap-style:square;v-text-anchor:middle" o:gfxdata="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" stroked="f" strokeweight="1pt">
+                  <v:fill r:id="rId12" o:title="" recolor="t" rotate="t" type="frame"/>
+                </v:rect>
+                <w10:wrap anchorx="page" anchory="page"/>
+              </v:group>
+            </w:pict>
+          </w:r>
+          <w:r>
+            <w:rPr>
+              <w:noProof/>
+            </w:rPr>
+            <w:pict w14:anchorId="312311CC">
+              <v:shapetype id="_x0000_t202" coordsize="21600,21600" o:spt="202" path="m,l,21600r21600,l21600,xe">
+                <v:stroke joinstyle="miter"/>
+                <v:path gradientshapeok="t" o:connecttype="rect"/>
+              </v:shapetype>
+              <v:shape id="Cuadro de texto 159" o:spid="_x0000_s2052" type="#_x0000_t202" style="position:absolute;margin-left:0;margin-top:0;width:8in;height:1in;z-index:251660288;visibility:visible;mso-wrap-style:square;mso-width-percent:941;mso-height-percent:92;mso-top-percent:818;mso-wrap-distance-left:9pt;mso-wrap-distance-top:0;mso-wrap-distance-right:9pt;mso-wrap-distance-bottom:0;mso-position-horizontal:center;mso-position-horizontal-relative:page;mso-position-vertical-relative:page;mso-width-percent:941;mso-height-percent:92;mso-top-percent:818;mso-width-relative:page;mso-height-relative:page;v-text-anchor:bottom" o:gfxdata="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" filled="f" stroked="f" strokeweight=".5pt">
+                <v:textbox inset="126pt,0,54pt,0">
+                  <w:txbxContent>
+                    <w:sdt>
+                      <w:sdtPr>
+                        <w:rPr>
+                          <w:color w:val="595959" w:themeColor="text1" w:themeTint="A6"/>
+                          <w:sz w:val="28"/>
+                          <w:szCs w:val="28"/>
+                        </w:rPr>
+                        <w:alias w:val="Autor"/>
+                        <w:tag w:val=""/>
+                        <w:id w:val="789243997"/>
+                        <w:dataBinding w:prefixMappings="xmlns:ns0='http://purl.org/dc/elements/1.1/' xmlns:ns1='http://schemas.openxmlformats.org/package/2006/metadata/core-properties' " w:xpath="/ns1:coreProperties[1]/ns0:creator[1]" w:storeItemID="{6C3C8BC8-F283-45AE-878A-BAB7291924A1}"/>
+                        <w:text/>
+                      </w:sdtPr>
+                      <w:sdtContent>
+                        <w:p>
+                          <w:pPr>
+                            <w:pStyle w:val="Sinespaciado"/>
+                            <w:jc w:val="right"/>
+                            <w:rPr>
+                              <w:color w:val="595959" w:themeColor="text1" w:themeTint="A6"/>
+                              <w:sz w:val="28"/>
+                              <w:szCs w:val="28"/>
+                            </w:rPr>
+                          </w:pPr>
+                          <w:r>
+                            <w:rPr>
+                              <w:color w:val="595959" w:themeColor="text1" w:themeTint="A6"/>
+                              <w:sz w:val="28"/>
+                              <w:szCs w:val="28"/>
+                            </w:rPr>
+                            <w:t>IES Enric Valor - Monòver</w:t>
+                          </w:r>
+                        </w:p>
+                      </w:sdtContent>
+                    </w:sdt>
+                    <w:p>
+                      <w:pPr>
+                        <w:pStyle w:val="Sinespaciado"/>
+                        <w:jc w:val="right"/>
+                        <w:rPr>
+                          <w:color w:val="595959" w:themeColor="text1" w:themeTint="A6"/>
+                          <w:sz w:val="18"/>
+                          <w:szCs w:val="18"/>
+                        </w:rPr>
+                      </w:pPr>
+                      <w:sdt>
+                        <w:sdtPr>
+                          <w:rPr>
+                            <w:color w:val="595959" w:themeColor="text1" w:themeTint="A6"/>
+                            <w:sz w:val="18"/>
+                            <w:szCs w:val="18"/>
+                          </w:rPr>
+                          <w:alias w:val="CorreoElectrónico"/>
+                          <w:tag w:val="CorreoElectrónico"/>
+                          <w:id w:val="942260680"/>
+                          <w:dataBinding w:prefixMappings="xmlns:ns0='http://schemas.microsoft.com/office/2006/coverPageProps' " w:xpath="/ns0:CoverPageProperties[1]/ns0:CompanyEmail[1]" w:storeItemID="{55AF091B-3C7A-41E3-B477-F2FDAA23CFDA}"/>
+                          <w:text/>
+                        </w:sdtPr>
+                        <w:sdtContent>
+                          <w:r>
+                            <w:rPr>
+                              <w:color w:val="595959" w:themeColor="text1" w:themeTint="A6"/>
+                              <w:sz w:val="18"/>
+                              <w:szCs w:val="18"/>
+                            </w:rPr>
+                            <w:t>José Miguel Verdu Sagredo</w:t>
+                          </w:r>
+                        </w:sdtContent>
+                      </w:sdt>
+                    </w:p>
+                  </w:txbxContent>
+                </v:textbox>
+                <w10:wrap type="square" anchorx="page" anchory="page"/>
+              </v:shape>
+            </w:pict>
+          </w:r>
+        </w:p>
+        <w:p>
+          <w:pPr>
+            <w:spacing w:after="0" w:line="240" w:lineRule="auto"/>
+            <w:rPr>
+              <w:b/>
+              <w:color w:val="1B5E20"/>
+              <w:sz w:val="32"/>
+            </w:rPr>
+          </w:pPr>
+          <w:r>
+            <w:rPr>
+              <w:noProof/>
+            </w:rPr>
+            <w:drawing>
+              <wp:anchor distT="0" distB="0" distL="114300" distR="114300" simplePos="0" relativeHeight="251657216" behindDoc="0" locked="0" layoutInCell="1" allowOverlap="1" wp14:anchorId="3E18C59D" wp14:editId="049D2C04">
+                <wp:simplePos x="0" y="0"/>
+                <wp:positionH relativeFrom="column">
+                  <wp:posOffset>2980690</wp:posOffset>
+                </wp:positionH>
+                <wp:positionV relativeFrom="paragraph">
+                  <wp:posOffset>1637030</wp:posOffset>
+                </wp:positionV>
+                <wp:extent cx="2750820" cy="2750820"/>
+                <wp:effectExtent l="0" t="0" r="0" b="0"/>
+                <wp:wrapNone/>
+                <wp:docPr id="1217693552" name="Imagen 2" descr="ODS # 7 ENERGÍA ASEQUIBLE Y NO CONTAMINANTE"/>
+                <wp:cNvGraphicFramePr>
+                  <a:graphicFrameLocks xmlns:a="http://schemas.openxmlformats.org/drawingml/2006/main" noChangeAspect="1"/>
+                </wp:cNvGraphicFramePr>
+                <a:graphic xmlns:a="http://schemas.openxmlformats.org/drawingml/2006/main">
+                  <a:graphicData uri="http://schemas.openxmlformats.org/drawingml/2006/picture">
+                    <pic:pic xmlns:pic="http://schemas.openxmlformats.org/drawingml/2006/picture">
+                      <pic:nvPicPr>
+                        <pic:cNvPr id="0" name="Picture 1" descr="ODS # 7 ENERGÍA ASEQUIBLE Y NO CONTAMINANTE"/>
+                        <pic:cNvPicPr>
+                          <a:picLocks noChangeAspect="1" noChangeArrowheads="1"/>
+                        </pic:cNvPicPr>
+                      </pic:nvPicPr>
+                      <pic:blipFill>
+                        <a:blip r:embed="rId13" cstate="print">
+                          <a:extLst>
+                            <a:ext uri="{28A0092B-C50C-407E-A947-70E740481C1C}">
+                              <a14:useLocalDpi xmlns:a14="http://schemas.microsoft.com/office/drawing/2010/main" val="0"/>
+                            </a:ext>
+                          </a:extLst>
+                        </a:blip>
+                        <a:srcRect/>
+                        <a:stretch>
+                          <a:fillRect/>
+                        </a:stretch>
+                      </pic:blipFill>
+                      <pic:spPr bwMode="auto">
+                        <a:xfrm>
+                          <a:off x="0" y="0"/>
+                          <a:ext cx="2750820" cy="2750820"/>
+                        </a:xfrm>
+                        <a:prstGeom prst="rect">
+                          <a:avLst/>
+                        </a:prstGeom>
+                        <a:noFill/>
+                        <a:ln>
+                          <a:noFill/>
+                        </a:ln>
+                      </pic:spPr>
+                    </pic:pic>
+                  </a:graphicData>
+                </a:graphic>
+                <wp14:sizeRelH relativeFrom="margin">
+                  <wp14:pctWidth>0</wp14:pctWidth>
+                </wp14:sizeRelH>
+                <wp14:sizeRelV relativeFrom="margin">
+                  <wp14:pctHeight>0</wp14:pctHeight>
+                </wp14:sizeRelV>
+              </wp:anchor>
+            </w:drawing>
+          </w:r>
+          <w:r>
+            <w:rPr>
+              <w:noProof/>
+            </w:rPr>
+            <w:drawing>
+              <wp:anchor distT="0" distB="0" distL="114300" distR="114300" simplePos="0" relativeHeight="251723776" behindDoc="1" locked="0" layoutInCell="1" allowOverlap="1" wp14:anchorId="360CE612" wp14:editId="37E42862">
+                <wp:simplePos x="0" y="0"/>
+                <wp:positionH relativeFrom="column">
+                  <wp:posOffset>-1048385</wp:posOffset>
+                </wp:positionH>
+                <wp:positionV relativeFrom="paragraph">
+                  <wp:posOffset>1526070</wp:posOffset>
+                </wp:positionV>
+                <wp:extent cx="4935855" cy="2710815"/>
+                <wp:effectExtent l="0" t="0" r="0" b="0"/>
+                <wp:wrapNone/>
+                <wp:docPr id="1079842257" name="Imagen 3" descr="El desarrollo sostenible y el objetivo 13 de las Naciones Unidas ..."/>
+                <wp:cNvGraphicFramePr>
+                  <a:graphicFrameLocks xmlns:a="http://schemas.openxmlformats.org/drawingml/2006/main" noChangeAspect="1"/>
+                </wp:cNvGraphicFramePr>
+                <a:graphic xmlns:a="http://schemas.openxmlformats.org/drawingml/2006/main">
+                  <a:graphicData uri="http://schemas.openxmlformats.org/drawingml/2006/picture">
+                    <pic:pic xmlns:pic="http://schemas.openxmlformats.org/drawingml/2006/picture">
+                      <pic:nvPicPr>
+                        <pic:cNvPr id="0" name="Picture 3" descr="El desarrollo sostenible y el objetivo 13 de las Naciones Unidas ..."/>
+                        <pic:cNvPicPr>
+                          <a:picLocks noChangeAspect="1" noChangeArrowheads="1"/>
+                        </pic:cNvPicPr>
+                      </pic:nvPicPr>
+                      <pic:blipFill>
+                        <a:blip r:embed="rId14">
+                          <a:extLst>
+                            <a:ext uri="{28A0092B-C50C-407E-A947-70E740481C1C}">
+                              <a14:useLocalDpi xmlns:a14="http://schemas.microsoft.com/office/drawing/2010/main" val="0"/>
+                            </a:ext>
+                          </a:extLst>
+                        </a:blip>
+                        <a:srcRect/>
+                        <a:stretch>
+                          <a:fillRect/>
+                        </a:stretch>
+                      </pic:blipFill>
+                      <pic:spPr bwMode="auto">
+                        <a:xfrm>
+                          <a:off x="0" y="0"/>
+                          <a:ext cx="4935855" cy="2710815"/>
+                        </a:xfrm>
+                        <a:prstGeom prst="rect">
+                          <a:avLst/>
+                        </a:prstGeom>
+                        <a:noFill/>
+                        <a:ln>
+                          <a:noFill/>
+                        </a:ln>
+                      </pic:spPr>
+                    </pic:pic>
+                  </a:graphicData>
+                </a:graphic>
+                <wp14:sizeRelH relativeFrom="margin">
+                  <wp14:pctWidth>0</wp14:pctWidth>
+                </wp14:sizeRelH>
+                <wp14:sizeRelV relativeFrom="margin">
+                  <wp14:pctHeight>0</wp14:pctHeight>
+                </wp14:sizeRelV>
+              </wp:anchor>
+            </w:drawing>
+          </w:r>
+          <w:r>
+            <w:rPr>
+              <w:noProof/>
+            </w:rPr>
+            <w:pict w14:anchorId="0527C204">
+              <v:shape id="Cuadro de texto 163" o:spid="_x0000_s2050" type="#_x0000_t202" style="position:absolute;margin-left:17.3pt;margin-top:412.2pt;width:560.2pt;height:305.6pt;z-index:251659264;visibility:visible;mso-wrap-style:square;mso-width-percent:941;mso-height-percent:363;mso-wrap-distance-left:9pt;mso-wrap-distance-top:0;mso-wrap-distance-right:9pt;mso-wrap-distance-bottom:0;mso-position-horizontal-relative:page;mso-position-vertical-relative:page;mso-width-percent:941;mso-height-percent:363;mso-width-relative:page;mso-height-relative:page;v-text-anchor:bottom" o:gfxdata="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" filled="f" stroked="f" strokeweight=".5pt">
+                <v:textbox inset="126pt,0,54pt,0">
+                  <w:txbxContent>
+                    <w:p>
+                      <w:pPr>
+                        <w:jc w:val="right"/>
+                        <w:rPr>
+                          <w:color w:val="5B9BD5" w:themeColor="accent1"/>
+                          <w:sz w:val="64"/>
+                          <w:szCs w:val="64"/>
+                        </w:rPr>
+                      </w:pPr>
+                      <w:sdt>
+                        <w:sdtPr>
+                          <w:rPr>
+                            <w:caps/>
+                            <w:color w:val="5B9BD5" w:themeColor="accent1"/>
+                            <w:sz w:val="64"/>
+                            <w:szCs w:val="64"/>
+                          </w:rPr>
+                          <w:alias w:val="Título"/>
+                          <w:tag w:val=""/>
+                          <w:id w:val="630141079"/>
+                          <w:dataBinding w:prefixMappings="xmlns:ns0='http://purl.org/dc/elements/1.1/' xmlns:ns1='http://schemas.openxmlformats.org/package/2006/metadata/core-properties' " w:xpath="/ns1:coreProperties[1]/ns0:title[1]" w:storeItemID="{6C3C8BC8-F283-45AE-878A-BAB7291924A1}"/>
+                          <w:text w:multiLine="1"/>
+                        </w:sdtPr>
+                        <w:sdtEndPr>
+                          <w:rPr>
+                            <w:caps w:val="0"/>
+                          </w:rPr>
+                        </w:sdtEndPr>
+                        <w:sdtContent>
+                          <w:r>
+                            <w:rPr>
+                              <w:caps/>
+                              <w:color w:val="5B9BD5" w:themeColor="accent1"/>
+                              <w:sz w:val="64"/>
+                              <w:szCs w:val="64"/>
+                            </w:rPr>
+                            <w:t>Objetivos desarrollo sostenible</w:t>
+                          </w:r>
+                        </w:sdtContent>
+                      </w:sdt>
+                    </w:p>
+                    <w:sdt>
+                      <w:sdtPr>
+                        <w:rPr>
+                          <w:color w:val="404040" w:themeColor="text1" w:themeTint="BF"/>
+                          <w:sz w:val="36"/>
+                          <w:szCs w:val="36"/>
+                        </w:rPr>
+                        <w:alias w:val="Subtítulo"/>
+                        <w:tag w:val=""/>
+                        <w:id w:val="1759551507"/>
+                        <w:dataBinding w:prefixMappings="xmlns:ns0='http://purl.org/dc/elements/1.1/' xmlns:ns1='http://schemas.openxmlformats.org/package/2006/metadata/core-properties' " w:xpath="/ns1:coreProperties[1]/ns0:subject[1]" w:storeItemID="{6C3C8BC8-F283-45AE-878A-BAB7291924A1}"/>
+                        <w:text/>
+                      </w:sdtPr>
+                      <w:sdtContent>
+                        <w:p>
+                          <w:pPr>
+                            <w:jc w:val="right"/>
+                            <w:rPr>
+                              <w:smallCaps/>
+                              <w:color w:val="404040" w:themeColor="text1" w:themeTint="BF"/>
+                              <w:sz w:val="36"/>
+                              <w:szCs w:val="36"/>
+                            </w:rPr>
+                          </w:pPr>
+                          <w:r>
+                            <w:rPr>
+                              <w:color w:val="404040" w:themeColor="text1" w:themeTint="BF"/>
+                              <w:sz w:val="36"/>
+                              <w:szCs w:val="36"/>
+                            </w:rPr>
+                            <w:t>Sostenibilidad</w:t>
+                          </w:r>
+                        </w:p>
+                      </w:sdtContent>
+                    </w:sdt>
+                  </w:txbxContent>
+                </v:textbox>
+                <w10:wrap type="square" anchorx="page" anchory="page"/>
+              </v:shape>
+            </w:pict>
+          </w:r>
+          <w:r>
+            <w:rPr>
+              <w:b/>
+              <w:color w:val="1B5E20"/>
+              <w:sz w:val="32"/>
+            </w:rPr>
+            <w:br w:type="page"/>
+          </w:r>
+        </w:p>
+      </w:sdtContent>
+    </w:sdt>
+    <w:p>
+      <w:pPr>
+        <w:spacing w:before="360"/>
         <w:rPr>
           <w:b/>
           <w:color w:val="1B5E20"/>
           <w:sz w:val="32"/>
         </w:rPr>
-        <w:t>1. INTRODUCCIÓN Y CONTEXTO</w:t>
-      </w:r>
-    </w:p>
-    <w:p>
-      <w:pPr>
-        <w:spacing w:after="160"/>
-      </w:pPr>
-      <w:r>
-        <w:t>El sector de las Tecnologías de la Información y la Comunicación (TIC) experimenta un crecimiento exponencial, impulsado por la digitalización global, el procesamiento masivo de datos (Big Data), el despliegue de infraestructuras en la nube y, de manera muy destacada en los últimos años, el uso masivo de modelos de Inteligencia Artificial (IA) y el desarrollo de interfaces web complejas.</w:t>
-      </w:r>
-    </w:p>
-    <w:p>
-      <w:pPr>
-        <w:spacing w:after="240"/>
-      </w:pPr>
-      <w:r>
-        <w:t>Aunque la transformación digital ofrece soluciones clave para la eficiencia en diversos sectores económicos, su propia infraestructura física genera una huella ecológica de gran magnitud. En el contexto de la Formación Profesional Superior en Informática y el diseño informático, surge la imperiosa necesidad de integrar un enfoque de sostenibilidad y responsabilidad ambiental en el desarrollo del software y la gestión de la infraestructura digital.</w:t>
-      </w:r>
-    </w:p>
-    <w:p>
-      <w:pPr>
-        <w:spacing w:before="360" w:after="160"/>
-      </w:pPr>
-      <w:r>
+      </w:pPr>
+    </w:p>
+    <w:sdt>
+      <w:sdtPr>
+        <w:id w:val="1694963581"/>
+        <w:docPartObj>
+          <w:docPartGallery w:val="Table of Contents"/>
+          <w:docPartUnique/>
+        </w:docPartObj>
+      </w:sdtPr>
+      <w:sdtEndPr>
+        <w:rPr>
+          <w:rFonts w:asciiTheme="minorHAnsi" w:eastAsiaTheme="minorHAnsi" w:hAnsiTheme="minorHAnsi" w:cstheme="minorBidi"/>
+          <w:b/>
+          <w:bCs/>
+          <w:color w:val="212121"/>
+          <w:sz w:val="22"/>
+          <w:szCs w:val="22"/>
+          <w:lang w:eastAsia="en-US"/>
+        </w:rPr>
+      </w:sdtEndPr>
+      <w:sdtContent>
+        <w:p>
+          <w:pPr>
+            <w:pStyle w:val="TtuloTDC"/>
+          </w:pPr>
+          <w:r>
+            <w:t>Contenido</w:t>
+          </w:r>
+        </w:p>
+        <w:p>
+          <w:pPr>
+            <w:pStyle w:val="TDC1"/>
+            <w:tabs>
+              <w:tab w:val="right" w:leader="dot" w:pos="9016"/>
+            </w:tabs>
+            <w:rPr>
+              <w:rFonts w:eastAsiaTheme="minorEastAsia"/>
+              <w:noProof/>
+              <w:color w:val="auto"/>
+              <w:kern w:val="2"/>
+              <w:sz w:val="24"/>
+              <w:szCs w:val="24"/>
+              <w:lang w:eastAsia="es-ES"/>
+            </w:rPr>
+          </w:pPr>
+          <w:r>
+            <w:fldChar w:fldCharType="begin"/>
+          </w:r>
+          <w:r>
+            <w:instrText xml:space="preserve"> TOC \o "1-3" \h \z \u </w:instrText>
+          </w:r>
+          <w:r>
+            <w:fldChar w:fldCharType="separate"/>
+          </w:r>
+          <w:hyperlink w:anchor="_Toc241577686" w:history="1">
+            <w:r>
+              <w:rPr>
+                <w:rStyle w:val="Hipervnculo"/>
+                <w:b/>
+                <w:bCs/>
+                <w:noProof/>
+              </w:rPr>
+              <w:t>1. INTRODUCCIÓN Y CONTEXTO</w:t>
+            </w:r>
+            <w:r>
+              <w:rPr>
+                <w:noProof/>
+                <w:webHidden/>
+              </w:rPr>
+              <w:tab/>
+            </w:r>
+            <w:r>
+              <w:rPr>
+                <w:noProof/>
+                <w:webHidden/>
+              </w:rPr>
+              <w:fldChar w:fldCharType="begin"/>
+            </w:r>
+            <w:r>
+              <w:rPr>
+                <w:noProof/>
+                <w:webHidden/>
+              </w:rPr>
+              <w:instrText xml:space="preserve"> PAGEREF _Toc241577686 \h </w:instrText>
+            </w:r>
+            <w:r>
+              <w:rPr>
+                <w:noProof/>
+                <w:webHidden/>
+              </w:rPr>
+            </w:r>
+            <w:r>
+              <w:rPr>
+                <w:noProof/>
+                <w:webHidden/>
+              </w:rPr>
+              <w:fldChar w:fldCharType="separate"/>
+            </w:r>
+            <w:r>
+              <w:rPr>
+                <w:noProof/>
+                <w:webHidden/>
+              </w:rPr>
+              <w:t>2</w:t>
+            </w:r>
+            <w:r>
+              <w:rPr>
+                <w:noProof/>
+                <w:webHidden/>
+              </w:rPr>
+              <w:fldChar w:fldCharType="end"/>
+            </w:r>
+          </w:hyperlink>
+        </w:p>
+        <w:p>
+          <w:pPr>
+            <w:pStyle w:val="TDC1"/>
+            <w:tabs>
+              <w:tab w:val="right" w:leader="dot" w:pos="9016"/>
+            </w:tabs>
+            <w:rPr>
+              <w:rFonts w:eastAsiaTheme="minorEastAsia"/>
+              <w:noProof/>
+              <w:color w:val="auto"/>
+              <w:kern w:val="2"/>
+              <w:sz w:val="24"/>
+              <w:szCs w:val="24"/>
+              <w:lang w:eastAsia="es-ES"/>
+            </w:rPr>
+          </w:pPr>
+          <w:hyperlink w:anchor="_Toc241577687" w:history="1">
+            <w:r>
+              <w:rPr>
+                <w:rStyle w:val="Hipervnculo"/>
+                <w:b/>
+                <w:bCs/>
+                <w:noProof/>
+              </w:rPr>
+              <w:t>2. ODS SELECCIONADOS</w:t>
+            </w:r>
+            <w:r>
+              <w:rPr>
+                <w:noProof/>
+                <w:webHidden/>
+              </w:rPr>
+              <w:tab/>
+            </w:r>
+            <w:r>
+              <w:rPr>
+                <w:noProof/>
+                <w:webHidden/>
+              </w:rPr>
+              <w:fldChar w:fldCharType="begin"/>
+            </w:r>
+            <w:r>
+              <w:rPr>
+                <w:noProof/>
+                <w:webHidden/>
+              </w:rPr>
+              <w:instrText xml:space="preserve"> PAGEREF _Toc241577687 \h </w:instrText>
+            </w:r>
+            <w:r>
+              <w:rPr>
+                <w:noProof/>
+                <w:webHidden/>
+              </w:rPr>
+            </w:r>
+            <w:r>
+              <w:rPr>
+                <w:noProof/>
+                <w:webHidden/>
+              </w:rPr>
+              <w:fldChar w:fldCharType="separate"/>
+            </w:r>
+            <w:r>
+              <w:rPr>
+                <w:noProof/>
+                <w:webHidden/>
+              </w:rPr>
+              <w:t>2</w:t>
+            </w:r>
+            <w:r>
+              <w:rPr>
+                <w:noProof/>
+                <w:webHidden/>
+              </w:rPr>
+              <w:fldChar w:fldCharType="end"/>
+            </w:r>
+          </w:hyperlink>
+        </w:p>
+        <w:p>
+          <w:pPr>
+            <w:pStyle w:val="TDC2"/>
+            <w:tabs>
+              <w:tab w:val="right" w:leader="dot" w:pos="9016"/>
+            </w:tabs>
+            <w:rPr>
+              <w:rFonts w:eastAsiaTheme="minorEastAsia"/>
+              <w:noProof/>
+              <w:color w:val="auto"/>
+              <w:kern w:val="2"/>
+              <w:sz w:val="24"/>
+              <w:szCs w:val="24"/>
+              <w:lang w:eastAsia="es-ES"/>
+            </w:rPr>
+          </w:pPr>
+          <w:hyperlink w:anchor="_Toc241577688" w:history="1">
+            <w:r>
+              <w:rPr>
+                <w:rStyle w:val="Hipervnculo"/>
+                <w:noProof/>
+              </w:rPr>
+              <w:t>2.1 ODS 7: Energía Asequible y No Contaminante</w:t>
+            </w:r>
+            <w:r>
+              <w:rPr>
+                <w:noProof/>
+                <w:webHidden/>
+              </w:rPr>
+              <w:tab/>
+            </w:r>
+            <w:r>
+              <w:rPr>
+                <w:noProof/>
+                <w:webHidden/>
+              </w:rPr>
+              <w:fldChar w:fldCharType="begin"/>
+            </w:r>
+            <w:r>
+              <w:rPr>
+                <w:noProof/>
+                <w:webHidden/>
+              </w:rPr>
+              <w:instrText xml:space="preserve"> PAGEREF _Toc241577688 \h </w:instrText>
+            </w:r>
+            <w:r>
+              <w:rPr>
+                <w:noProof/>
+                <w:webHidden/>
+              </w:rPr>
+            </w:r>
+            <w:r>
+              <w:rPr>
+                <w:noProof/>
+                <w:webHidden/>
+              </w:rPr>
+              <w:fldChar w:fldCharType="separate"/>
+            </w:r>
+            <w:r>
+              <w:rPr>
+                <w:noProof/>
+                <w:webHidden/>
+              </w:rPr>
+              <w:t>2</w:t>
+            </w:r>
+            <w:r>
+              <w:rPr>
+                <w:noProof/>
+                <w:webHidden/>
+              </w:rPr>
+              <w:fldChar w:fldCharType="end"/>
+            </w:r>
+          </w:hyperlink>
+        </w:p>
+        <w:p>
+          <w:pPr>
+            <w:pStyle w:val="TDC2"/>
+            <w:tabs>
+              <w:tab w:val="right" w:leader="dot" w:pos="9016"/>
+            </w:tabs>
+            <w:rPr>
+              <w:rFonts w:eastAsiaTheme="minorEastAsia"/>
+              <w:noProof/>
+              <w:color w:val="auto"/>
+              <w:kern w:val="2"/>
+              <w:sz w:val="24"/>
+              <w:szCs w:val="24"/>
+              <w:lang w:eastAsia="es-ES"/>
+            </w:rPr>
+          </w:pPr>
+          <w:hyperlink w:anchor="_Toc241577689" w:history="1">
+            <w:r>
+              <w:rPr>
+                <w:rStyle w:val="Hipervnculo"/>
+                <w:noProof/>
+              </w:rPr>
+              <w:t>2.2 ODS 13: Acción por el Clima</w:t>
+            </w:r>
+            <w:r>
+              <w:rPr>
+                <w:noProof/>
+                <w:webHidden/>
+              </w:rPr>
+              <w:tab/>
+            </w:r>
+            <w:r>
+              <w:rPr>
+                <w:noProof/>
+                <w:webHidden/>
+              </w:rPr>
+              <w:fldChar w:fldCharType="begin"/>
+            </w:r>
+            <w:r>
+              <w:rPr>
+                <w:noProof/>
+                <w:webHidden/>
+              </w:rPr>
+              <w:instrText xml:space="preserve"> PAGEREF _Toc241577689 \h </w:instrText>
+            </w:r>
+            <w:r>
+              <w:rPr>
+                <w:noProof/>
+                <w:webHidden/>
+              </w:rPr>
+            </w:r>
+            <w:r>
+              <w:rPr>
+                <w:noProof/>
+                <w:webHidden/>
+              </w:rPr>
+              <w:fldChar w:fldCharType="separate"/>
+            </w:r>
+            <w:r>
+              <w:rPr>
+                <w:noProof/>
+                <w:webHidden/>
+              </w:rPr>
+              <w:t>2</w:t>
+            </w:r>
+            <w:r>
+              <w:rPr>
+                <w:noProof/>
+                <w:webHidden/>
+              </w:rPr>
+              <w:fldChar w:fldCharType="end"/>
+            </w:r>
+          </w:hyperlink>
+        </w:p>
+        <w:p>
+          <w:pPr>
+            <w:pStyle w:val="TDC1"/>
+            <w:tabs>
+              <w:tab w:val="right" w:leader="dot" w:pos="9016"/>
+            </w:tabs>
+            <w:rPr>
+              <w:rFonts w:eastAsiaTheme="minorEastAsia"/>
+              <w:noProof/>
+              <w:color w:val="auto"/>
+              <w:kern w:val="2"/>
+              <w:sz w:val="24"/>
+              <w:szCs w:val="24"/>
+              <w:lang w:eastAsia="es-ES"/>
+            </w:rPr>
+          </w:pPr>
+          <w:hyperlink w:anchor="_Toc241577690" w:history="1">
+            <w:r>
+              <w:rPr>
+                <w:rStyle w:val="Hipervnculo"/>
+                <w:b/>
+                <w:bCs/>
+                <w:noProof/>
+              </w:rPr>
+              <w:t>3. DESCRIPCIÓN DEL PROBLEMA EN EL SECTOR INFORMÁTICO</w:t>
+            </w:r>
+            <w:r>
+              <w:rPr>
+                <w:noProof/>
+                <w:webHidden/>
+              </w:rPr>
+              <w:tab/>
+            </w:r>
+            <w:r>
+              <w:rPr>
+                <w:noProof/>
+                <w:webHidden/>
+              </w:rPr>
+              <w:fldChar w:fldCharType="begin"/>
+            </w:r>
+            <w:r>
+              <w:rPr>
+                <w:noProof/>
+                <w:webHidden/>
+              </w:rPr>
+              <w:instrText xml:space="preserve"> PAGEREF _Toc241577690 \h </w:instrText>
+            </w:r>
+            <w:r>
+              <w:rPr>
+                <w:noProof/>
+                <w:webHidden/>
+              </w:rPr>
+            </w:r>
+            <w:r>
+              <w:rPr>
+                <w:noProof/>
+                <w:webHidden/>
+              </w:rPr>
+              <w:fldChar w:fldCharType="separate"/>
+            </w:r>
+            <w:r>
+              <w:rPr>
+                <w:noProof/>
+                <w:webHidden/>
+              </w:rPr>
+              <w:t>3</w:t>
+            </w:r>
+            <w:r>
+              <w:rPr>
+                <w:noProof/>
+                <w:webHidden/>
+              </w:rPr>
+              <w:fldChar w:fldCharType="end"/>
+            </w:r>
+          </w:hyperlink>
+        </w:p>
+        <w:p>
+          <w:pPr>
+            <w:pStyle w:val="TDC2"/>
+            <w:tabs>
+              <w:tab w:val="right" w:leader="dot" w:pos="9016"/>
+            </w:tabs>
+            <w:rPr>
+              <w:rFonts w:eastAsiaTheme="minorEastAsia"/>
+              <w:noProof/>
+              <w:color w:val="auto"/>
+              <w:kern w:val="2"/>
+              <w:sz w:val="24"/>
+              <w:szCs w:val="24"/>
+              <w:lang w:eastAsia="es-ES"/>
+            </w:rPr>
+          </w:pPr>
+          <w:hyperlink w:anchor="_Toc241577691" w:history="1">
+            <w:r>
+              <w:rPr>
+                <w:rStyle w:val="Hipervnculo"/>
+                <w:noProof/>
+              </w:rPr>
+              <w:t>3.1 Huella de Carbono del Entrenamiento e Inferencia de IA</w:t>
+            </w:r>
+            <w:r>
+              <w:rPr>
+                <w:noProof/>
+                <w:webHidden/>
+              </w:rPr>
+              <w:tab/>
+            </w:r>
+            <w:r>
+              <w:rPr>
+                <w:noProof/>
+                <w:webHidden/>
+              </w:rPr>
+              <w:fldChar w:fldCharType="begin"/>
+            </w:r>
+            <w:r>
+              <w:rPr>
+                <w:noProof/>
+                <w:webHidden/>
+              </w:rPr>
+              <w:instrText xml:space="preserve"> PAGEREF _Toc241577691 \h </w:instrText>
+            </w:r>
+            <w:r>
+              <w:rPr>
+                <w:noProof/>
+                <w:webHidden/>
+              </w:rPr>
+            </w:r>
+            <w:r>
+              <w:rPr>
+                <w:noProof/>
+                <w:webHidden/>
+              </w:rPr>
+              <w:fldChar w:fldCharType="separate"/>
+            </w:r>
+            <w:r>
+              <w:rPr>
+                <w:noProof/>
+                <w:webHidden/>
+              </w:rPr>
+              <w:t>3</w:t>
+            </w:r>
+            <w:r>
+              <w:rPr>
+                <w:noProof/>
+                <w:webHidden/>
+              </w:rPr>
+              <w:fldChar w:fldCharType="end"/>
+            </w:r>
+          </w:hyperlink>
+        </w:p>
+        <w:p>
+          <w:pPr>
+            <w:pStyle w:val="TDC2"/>
+            <w:tabs>
+              <w:tab w:val="right" w:leader="dot" w:pos="9016"/>
+            </w:tabs>
+            <w:rPr>
+              <w:rFonts w:eastAsiaTheme="minorEastAsia"/>
+              <w:noProof/>
+              <w:color w:val="auto"/>
+              <w:kern w:val="2"/>
+              <w:sz w:val="24"/>
+              <w:szCs w:val="24"/>
+              <w:lang w:eastAsia="es-ES"/>
+            </w:rPr>
+          </w:pPr>
+          <w:hyperlink w:anchor="_Toc241577692" w:history="1">
+            <w:r>
+              <w:rPr>
+                <w:rStyle w:val="Hipervnculo"/>
+                <w:noProof/>
+              </w:rPr>
+              <w:t>3.2 Ineficiencia Energética en Centros de Datos y Aplicaciones Web</w:t>
+            </w:r>
+            <w:r>
+              <w:rPr>
+                <w:noProof/>
+                <w:webHidden/>
+              </w:rPr>
+              <w:tab/>
+            </w:r>
+            <w:r>
+              <w:rPr>
+                <w:noProof/>
+                <w:webHidden/>
+              </w:rPr>
+              <w:fldChar w:fldCharType="begin"/>
+            </w:r>
+            <w:r>
+              <w:rPr>
+                <w:noProof/>
+                <w:webHidden/>
+              </w:rPr>
+              <w:instrText xml:space="preserve"> PAGEREF _Toc241577692 \h </w:instrText>
+            </w:r>
+            <w:r>
+              <w:rPr>
+                <w:noProof/>
+                <w:webHidden/>
+              </w:rPr>
+            </w:r>
+            <w:r>
+              <w:rPr>
+                <w:noProof/>
+                <w:webHidden/>
+              </w:rPr>
+              <w:fldChar w:fldCharType="separate"/>
+            </w:r>
+            <w:r>
+              <w:rPr>
+                <w:noProof/>
+                <w:webHidden/>
+              </w:rPr>
+              <w:t>3</w:t>
+            </w:r>
+            <w:r>
+              <w:rPr>
+                <w:noProof/>
+                <w:webHidden/>
+              </w:rPr>
+              <w:fldChar w:fldCharType="end"/>
+            </w:r>
+          </w:hyperlink>
+        </w:p>
+        <w:p>
+          <w:pPr>
+            <w:pStyle w:val="TDC1"/>
+            <w:tabs>
+              <w:tab w:val="right" w:leader="dot" w:pos="9016"/>
+            </w:tabs>
+            <w:rPr>
+              <w:rFonts w:eastAsiaTheme="minorEastAsia"/>
+              <w:noProof/>
+              <w:color w:val="auto"/>
+              <w:kern w:val="2"/>
+              <w:sz w:val="24"/>
+              <w:szCs w:val="24"/>
+              <w:lang w:eastAsia="es-ES"/>
+            </w:rPr>
+          </w:pPr>
+          <w:hyperlink w:anchor="_Toc241577693" w:history="1">
+            <w:r>
+              <w:rPr>
+                <w:rStyle w:val="Hipervnculo"/>
+                <w:b/>
+                <w:bCs/>
+                <w:noProof/>
+              </w:rPr>
+              <w:t>4. PROYECTO DE INICIATIVA: GREENCODE &amp; AI EFFICIENCY</w:t>
+            </w:r>
+            <w:r>
+              <w:rPr>
+                <w:noProof/>
+                <w:webHidden/>
+              </w:rPr>
+              <w:tab/>
+            </w:r>
+            <w:r>
+              <w:rPr>
+                <w:noProof/>
+                <w:webHidden/>
+              </w:rPr>
+              <w:fldChar w:fldCharType="begin"/>
+            </w:r>
+            <w:r>
+              <w:rPr>
+                <w:noProof/>
+                <w:webHidden/>
+              </w:rPr>
+              <w:instrText xml:space="preserve"> PAGEREF _Toc241577693 \h </w:instrText>
+            </w:r>
+            <w:r>
+              <w:rPr>
+                <w:noProof/>
+                <w:webHidden/>
+              </w:rPr>
+            </w:r>
+            <w:r>
+              <w:rPr>
+                <w:noProof/>
+                <w:webHidden/>
+              </w:rPr>
+              <w:fldChar w:fldCharType="separate"/>
+            </w:r>
+            <w:r>
+              <w:rPr>
+                <w:noProof/>
+                <w:webHidden/>
+              </w:rPr>
+              <w:t>4</w:t>
+            </w:r>
+            <w:r>
+              <w:rPr>
+                <w:noProof/>
+                <w:webHidden/>
+              </w:rPr>
+              <w:fldChar w:fldCharType="end"/>
+            </w:r>
+          </w:hyperlink>
+        </w:p>
+        <w:p>
+          <w:pPr>
+            <w:pStyle w:val="TDC2"/>
+            <w:tabs>
+              <w:tab w:val="right" w:leader="dot" w:pos="9016"/>
+            </w:tabs>
+            <w:rPr>
+              <w:rFonts w:eastAsiaTheme="minorEastAsia"/>
+              <w:noProof/>
+              <w:color w:val="auto"/>
+              <w:kern w:val="2"/>
+              <w:sz w:val="24"/>
+              <w:szCs w:val="24"/>
+              <w:lang w:eastAsia="es-ES"/>
+            </w:rPr>
+          </w:pPr>
+          <w:hyperlink w:anchor="_Toc241577694" w:history="1">
+            <w:r>
+              <w:rPr>
+                <w:rStyle w:val="Hipervnculo"/>
+                <w:noProof/>
+              </w:rPr>
+              <w:t>4.1 Acciones Concretas de Implementación</w:t>
+            </w:r>
+            <w:r>
+              <w:rPr>
+                <w:noProof/>
+                <w:webHidden/>
+              </w:rPr>
+              <w:tab/>
+            </w:r>
+            <w:r>
+              <w:rPr>
+                <w:noProof/>
+                <w:webHidden/>
+              </w:rPr>
+              <w:fldChar w:fldCharType="begin"/>
+            </w:r>
+            <w:r>
+              <w:rPr>
+                <w:noProof/>
+                <w:webHidden/>
+              </w:rPr>
+              <w:instrText xml:space="preserve"> PAGEREF _Toc241577694 \h </w:instrText>
+            </w:r>
+            <w:r>
+              <w:rPr>
+                <w:noProof/>
+                <w:webHidden/>
+              </w:rPr>
+            </w:r>
+            <w:r>
+              <w:rPr>
+                <w:noProof/>
+                <w:webHidden/>
+              </w:rPr>
+              <w:fldChar w:fldCharType="separate"/>
+            </w:r>
+            <w:r>
+              <w:rPr>
+                <w:noProof/>
+                <w:webHidden/>
+              </w:rPr>
+              <w:t>4</w:t>
+            </w:r>
+            <w:r>
+              <w:rPr>
+                <w:noProof/>
+                <w:webHidden/>
+              </w:rPr>
+              <w:fldChar w:fldCharType="end"/>
+            </w:r>
+          </w:hyperlink>
+        </w:p>
+        <w:p>
+          <w:pPr>
+            <w:pStyle w:val="TDC1"/>
+            <w:tabs>
+              <w:tab w:val="right" w:leader="dot" w:pos="9016"/>
+            </w:tabs>
+            <w:rPr>
+              <w:rFonts w:eastAsiaTheme="minorEastAsia"/>
+              <w:noProof/>
+              <w:color w:val="auto"/>
+              <w:kern w:val="2"/>
+              <w:sz w:val="24"/>
+              <w:szCs w:val="24"/>
+              <w:lang w:eastAsia="es-ES"/>
+            </w:rPr>
+          </w:pPr>
+          <w:hyperlink w:anchor="_Toc241577695" w:history="1">
+            <w:r>
+              <w:rPr>
+                <w:rStyle w:val="Hipervnculo"/>
+                <w:b/>
+                <w:bCs/>
+                <w:noProof/>
+              </w:rPr>
+              <w:t>5. RECURSOS NECESARIOS</w:t>
+            </w:r>
+            <w:r>
+              <w:rPr>
+                <w:noProof/>
+                <w:webHidden/>
+              </w:rPr>
+              <w:tab/>
+            </w:r>
+            <w:r>
+              <w:rPr>
+                <w:noProof/>
+                <w:webHidden/>
+              </w:rPr>
+              <w:fldChar w:fldCharType="begin"/>
+            </w:r>
+            <w:r>
+              <w:rPr>
+                <w:noProof/>
+                <w:webHidden/>
+              </w:rPr>
+              <w:instrText xml:space="preserve"> PAGEREF _Toc241577695 \h </w:instrText>
+            </w:r>
+            <w:r>
+              <w:rPr>
+                <w:noProof/>
+                <w:webHidden/>
+              </w:rPr>
+            </w:r>
+            <w:r>
+              <w:rPr>
+                <w:noProof/>
+                <w:webHidden/>
+              </w:rPr>
+              <w:fldChar w:fldCharType="separate"/>
+            </w:r>
+            <w:r>
+              <w:rPr>
+                <w:noProof/>
+                <w:webHidden/>
+              </w:rPr>
+              <w:t>5</w:t>
+            </w:r>
+            <w:r>
+              <w:rPr>
+                <w:noProof/>
+                <w:webHidden/>
+              </w:rPr>
+              <w:fldChar w:fldCharType="end"/>
+            </w:r>
+          </w:hyperlink>
+        </w:p>
+        <w:p>
+          <w:pPr>
+            <w:pStyle w:val="TDC1"/>
+            <w:tabs>
+              <w:tab w:val="right" w:leader="dot" w:pos="9016"/>
+            </w:tabs>
+            <w:rPr>
+              <w:rFonts w:eastAsiaTheme="minorEastAsia"/>
+              <w:noProof/>
+              <w:color w:val="auto"/>
+              <w:kern w:val="2"/>
+              <w:sz w:val="24"/>
+              <w:szCs w:val="24"/>
+              <w:lang w:eastAsia="es-ES"/>
+            </w:rPr>
+          </w:pPr>
+          <w:hyperlink w:anchor="_Toc241577696" w:history="1">
+            <w:r>
+              <w:rPr>
+                <w:rStyle w:val="Hipervnculo"/>
+                <w:b/>
+                <w:bCs/>
+                <w:noProof/>
+              </w:rPr>
+              <w:t>6. IMPACTO ESPERADO</w:t>
+            </w:r>
+            <w:r>
+              <w:rPr>
+                <w:noProof/>
+                <w:webHidden/>
+              </w:rPr>
+              <w:tab/>
+            </w:r>
+            <w:r>
+              <w:rPr>
+                <w:noProof/>
+                <w:webHidden/>
+              </w:rPr>
+              <w:fldChar w:fldCharType="begin"/>
+            </w:r>
+            <w:r>
+              <w:rPr>
+                <w:noProof/>
+                <w:webHidden/>
+              </w:rPr>
+              <w:instrText xml:space="preserve"> PAGEREF _Toc241577696 \h </w:instrText>
+            </w:r>
+            <w:r>
+              <w:rPr>
+                <w:noProof/>
+                <w:webHidden/>
+              </w:rPr>
+            </w:r>
+            <w:r>
+              <w:rPr>
+                <w:noProof/>
+                <w:webHidden/>
+              </w:rPr>
+              <w:fldChar w:fldCharType="separate"/>
+            </w:r>
+            <w:r>
+              <w:rPr>
+                <w:noProof/>
+                <w:webHidden/>
+              </w:rPr>
+              <w:t>5</w:t>
+            </w:r>
+            <w:r>
+              <w:rPr>
+                <w:noProof/>
+                <w:webHidden/>
+              </w:rPr>
+              <w:fldChar w:fldCharType="end"/>
+            </w:r>
+          </w:hyperlink>
+        </w:p>
+        <w:p>
+          <w:pPr>
+            <w:pStyle w:val="TDC2"/>
+            <w:tabs>
+              <w:tab w:val="right" w:leader="dot" w:pos="9016"/>
+            </w:tabs>
+            <w:rPr>
+              <w:rFonts w:eastAsiaTheme="minorEastAsia"/>
+              <w:noProof/>
+              <w:color w:val="auto"/>
+              <w:kern w:val="2"/>
+              <w:sz w:val="24"/>
+              <w:szCs w:val="24"/>
+              <w:lang w:eastAsia="es-ES"/>
+            </w:rPr>
+          </w:pPr>
+          <w:hyperlink w:anchor="_Toc241577697" w:history="1">
+            <w:r>
+              <w:rPr>
+                <w:rStyle w:val="Hipervnculo"/>
+                <w:noProof/>
+              </w:rPr>
+              <w:t>6.1 Impacto Ambiental</w:t>
+            </w:r>
+            <w:r>
+              <w:rPr>
+                <w:noProof/>
+                <w:webHidden/>
+              </w:rPr>
+              <w:tab/>
+            </w:r>
+            <w:r>
+              <w:rPr>
+                <w:noProof/>
+                <w:webHidden/>
+              </w:rPr>
+              <w:fldChar w:fldCharType="begin"/>
+            </w:r>
+            <w:r>
+              <w:rPr>
+                <w:noProof/>
+                <w:webHidden/>
+              </w:rPr>
+              <w:instrText xml:space="preserve"> PAGEREF _Toc241577697 \h </w:instrText>
+            </w:r>
+            <w:r>
+              <w:rPr>
+                <w:noProof/>
+                <w:webHidden/>
+              </w:rPr>
+            </w:r>
+            <w:r>
+              <w:rPr>
+                <w:noProof/>
+                <w:webHidden/>
+              </w:rPr>
+              <w:fldChar w:fldCharType="separate"/>
+            </w:r>
+            <w:r>
+              <w:rPr>
+                <w:noProof/>
+                <w:webHidden/>
+              </w:rPr>
+              <w:t>5</w:t>
+            </w:r>
+            <w:r>
+              <w:rPr>
+                <w:noProof/>
+                <w:webHidden/>
+              </w:rPr>
+              <w:fldChar w:fldCharType="end"/>
+            </w:r>
+          </w:hyperlink>
+        </w:p>
+        <w:p>
+          <w:pPr>
+            <w:pStyle w:val="TDC2"/>
+            <w:tabs>
+              <w:tab w:val="right" w:leader="dot" w:pos="9016"/>
+            </w:tabs>
+            <w:rPr>
+              <w:rFonts w:eastAsiaTheme="minorEastAsia"/>
+              <w:noProof/>
+              <w:color w:val="auto"/>
+              <w:kern w:val="2"/>
+              <w:sz w:val="24"/>
+              <w:szCs w:val="24"/>
+              <w:lang w:eastAsia="es-ES"/>
+            </w:rPr>
+          </w:pPr>
+          <w:hyperlink w:anchor="_Toc241577698" w:history="1">
+            <w:r>
+              <w:rPr>
+                <w:rStyle w:val="Hipervnculo"/>
+                <w:noProof/>
+              </w:rPr>
+              <w:t>6.2 Impacto Económico</w:t>
+            </w:r>
+            <w:r>
+              <w:rPr>
+                <w:noProof/>
+                <w:webHidden/>
+              </w:rPr>
+              <w:tab/>
+            </w:r>
+            <w:r>
+              <w:rPr>
+                <w:noProof/>
+                <w:webHidden/>
+              </w:rPr>
+              <w:fldChar w:fldCharType="begin"/>
+            </w:r>
+            <w:r>
+              <w:rPr>
+                <w:noProof/>
+                <w:webHidden/>
+              </w:rPr>
+              <w:instrText xml:space="preserve"> PAGEREF _Toc241577698 \h </w:instrText>
+            </w:r>
+            <w:r>
+              <w:rPr>
+                <w:noProof/>
+                <w:webHidden/>
+              </w:rPr>
+            </w:r>
+            <w:r>
+              <w:rPr>
+                <w:noProof/>
+                <w:webHidden/>
+              </w:rPr>
+              <w:fldChar w:fldCharType="separate"/>
+            </w:r>
+            <w:r>
+              <w:rPr>
+                <w:noProof/>
+                <w:webHidden/>
+              </w:rPr>
+              <w:t>5</w:t>
+            </w:r>
+            <w:r>
+              <w:rPr>
+                <w:noProof/>
+                <w:webHidden/>
+              </w:rPr>
+              <w:fldChar w:fldCharType="end"/>
+            </w:r>
+          </w:hyperlink>
+        </w:p>
+        <w:p>
+          <w:pPr>
+            <w:pStyle w:val="TDC2"/>
+            <w:tabs>
+              <w:tab w:val="right" w:leader="dot" w:pos="9016"/>
+            </w:tabs>
+            <w:rPr>
+              <w:rFonts w:eastAsiaTheme="minorEastAsia"/>
+              <w:noProof/>
+              <w:color w:val="auto"/>
+              <w:kern w:val="2"/>
+              <w:sz w:val="24"/>
+              <w:szCs w:val="24"/>
+              <w:lang w:eastAsia="es-ES"/>
+            </w:rPr>
+          </w:pPr>
+          <w:hyperlink w:anchor="_Toc241577699" w:history="1">
+            <w:r>
+              <w:rPr>
+                <w:rStyle w:val="Hipervnculo"/>
+                <w:noProof/>
+              </w:rPr>
+              <w:t>6.3 Impacto Social y Educativo</w:t>
+            </w:r>
+            <w:r>
+              <w:rPr>
+                <w:noProof/>
+                <w:webHidden/>
+              </w:rPr>
+              <w:tab/>
+            </w:r>
+            <w:r>
+              <w:rPr>
+                <w:noProof/>
+                <w:webHidden/>
+              </w:rPr>
+              <w:fldChar w:fldCharType="begin"/>
+            </w:r>
+            <w:r>
+              <w:rPr>
+                <w:noProof/>
+                <w:webHidden/>
+              </w:rPr>
+              <w:instrText xml:space="preserve"> PAGEREF _Toc241577699 \h </w:instrText>
+            </w:r>
+            <w:r>
+              <w:rPr>
+                <w:noProof/>
+                <w:webHidden/>
+              </w:rPr>
+            </w:r>
+            <w:r>
+              <w:rPr>
+                <w:noProof/>
+                <w:webHidden/>
+              </w:rPr>
+              <w:fldChar w:fldCharType="separate"/>
+            </w:r>
+            <w:r>
+              <w:rPr>
+                <w:noProof/>
+                <w:webHidden/>
+              </w:rPr>
+              <w:t>5</w:t>
+            </w:r>
+            <w:r>
+              <w:rPr>
+                <w:noProof/>
+                <w:webHidden/>
+              </w:rPr>
+              <w:fldChar w:fldCharType="end"/>
+            </w:r>
+          </w:hyperlink>
+        </w:p>
+        <w:p>
+          <w:pPr>
+            <w:pStyle w:val="TDC1"/>
+            <w:tabs>
+              <w:tab w:val="right" w:leader="dot" w:pos="9016"/>
+            </w:tabs>
+            <w:rPr>
+              <w:rFonts w:eastAsiaTheme="minorEastAsia"/>
+              <w:noProof/>
+              <w:color w:val="auto"/>
+              <w:kern w:val="2"/>
+              <w:sz w:val="24"/>
+              <w:szCs w:val="24"/>
+              <w:lang w:eastAsia="es-ES"/>
+            </w:rPr>
+          </w:pPr>
+          <w:hyperlink w:anchor="_Toc241577700" w:history="1">
+            <w:r>
+              <w:rPr>
+                <w:rStyle w:val="Hipervnculo"/>
+                <w:b/>
+                <w:bCs/>
+                <w:noProof/>
+              </w:rPr>
+              <w:t>7. CONCLUSIÓN Y JUSTIFICACIÓN DE SOSTENIBILIDAD</w:t>
+            </w:r>
+            <w:r>
+              <w:rPr>
+                <w:noProof/>
+                <w:webHidden/>
+              </w:rPr>
+              <w:tab/>
+            </w:r>
+            <w:r>
+              <w:rPr>
+                <w:noProof/>
+                <w:webHidden/>
+              </w:rPr>
+              <w:fldChar w:fldCharType="begin"/>
+            </w:r>
+            <w:r>
+              <w:rPr>
+                <w:noProof/>
+                <w:webHidden/>
+              </w:rPr>
+              <w:instrText xml:space="preserve"> PAGEREF _Toc241577700 \h </w:instrText>
+            </w:r>
+            <w:r>
+              <w:rPr>
+                <w:noProof/>
+                <w:webHidden/>
+              </w:rPr>
+            </w:r>
+            <w:r>
+              <w:rPr>
+                <w:noProof/>
+                <w:webHidden/>
+              </w:rPr>
+              <w:fldChar w:fldCharType="separate"/>
+            </w:r>
+            <w:r>
+              <w:rPr>
+                <w:noProof/>
+                <w:webHidden/>
+              </w:rPr>
+              <w:t>6</w:t>
+            </w:r>
+            <w:r>
+              <w:rPr>
+                <w:noProof/>
+                <w:webHidden/>
+              </w:rPr>
+              <w:fldChar w:fldCharType="end"/>
+            </w:r>
+          </w:hyperlink>
+        </w:p>
+        <w:p>
+          <w:r>
+            <w:rPr>
+              <w:b/>
+              <w:bCs/>
+            </w:rPr>
+            <w:fldChar w:fldCharType="end"/>
+          </w:r>
+        </w:p>
+      </w:sdtContent>
+    </w:sdt>
+    <w:p>
+      <w:pPr>
+        <w:spacing w:after="0" w:line="240" w:lineRule="auto"/>
         <w:rPr>
           <w:b/>
           <w:color w:val="1B5E20"/>
           <w:sz w:val="32"/>
         </w:rPr>
-        <w:t>2. ODS VINCULADOS</w:t>
-      </w:r>
-    </w:p>
-    <w:p>
-      <w:r>
-        <w:t>El presente proyecto alinea sus acciones con dos de los Objetivos de Desarrollo Sostenible (ODS) de la Agenda 2030 de la ONU:</w:t>
+      </w:pPr>
+      <w:r>
+        <w:rPr>
+          <w:b/>
+          <w:color w:val="1B5E20"/>
+          <w:sz w:val="32"/>
+        </w:rPr>
+        <w:br w:type="page"/>
+      </w:r>
+    </w:p>
+    <w:p>
+      <w:pPr>
+        <w:spacing w:before="360"/>
+        <w:rPr>
+          <w:b/>
+          <w:color w:val="1B5E20"/>
+          <w:sz w:val="32"/>
+        </w:rPr>
+      </w:pPr>
+    </w:p>
+    <w:p>
+      <w:pPr>
+        <w:pStyle w:val="Ttulo1"/>
+        <w:jc w:val="both"/>
+        <w:rPr>
+          <w:b/>
+          <w:bCs/>
+        </w:rPr>
+      </w:pPr>
+      <w:bookmarkStart w:id="0" w:name="_Toc241577686"/>
+      <w:r>
+        <w:rPr>
+          <w:b/>
+          <w:bCs/>
+        </w:rPr>
+        <w:t xml:space="preserve">1. </w:t>
+      </w:r>
+      <w:r>
+        <w:rPr>
+          <w:b/>
+          <w:bCs/>
+        </w:rPr>
+        <w:t>INTRODUCCIÓN Y CONTEXTO</w:t>
+      </w:r>
+      <w:bookmarkEnd w:id="0"/>
+    </w:p>
+    <w:p>
+      <w:pPr>
+        <w:jc w:val="both"/>
+      </w:pPr>
+    </w:p>
+    <w:p>
+      <w:pPr>
+        <w:jc w:val="both"/>
+      </w:pPr>
+      <w:r>
+        <w:t>El sector de las Tecnologías de la Información y la Comunicación (TIC) experimenta un crecimiento exponencial, impulsado por la digitalización global, el procesamiento masivo de datos (Big Data), el despliegue de infraestructuras en la nube y, de manera muy destacada en los últimos años, el uso masivo de modelos de Inteligencia Artificial (IA) y el desarrollo de interfaces web complejas.</w:t>
+      </w:r>
+    </w:p>
+    <w:p>
+      <w:pPr>
+        <w:spacing w:after="240"/>
+        <w:jc w:val="both"/>
+      </w:pPr>
+      <w:r>
+        <w:t>Aunque la transformación digital ofrece soluciones clave para la eficiencia en diversos sectores económicos, su propia infraestructura física genera una huella ecológica de gran magnitud.</w:t>
+      </w:r>
+    </w:p>
+    <w:p>
+      <w:pPr>
+        <w:spacing w:after="240"/>
+        <w:jc w:val="both"/>
+      </w:pPr>
+    </w:p>
+    <w:p>
+      <w:pPr>
+        <w:pStyle w:val="Ttulo1"/>
+        <w:jc w:val="both"/>
+        <w:rPr>
+          <w:b/>
+          <w:bCs/>
+        </w:rPr>
+      </w:pPr>
+      <w:bookmarkStart w:id="1" w:name="_Toc241577687"/>
+      <w:r>
+        <w:rPr>
+          <w:b/>
+          <w:bCs/>
+        </w:rPr>
+        <w:t xml:space="preserve">2. ODS </w:t>
+      </w:r>
+      <w:r>
+        <w:rPr>
+          <w:b/>
+          <w:bCs/>
+        </w:rPr>
+        <w:t>SELECCIONADOS</w:t>
+      </w:r>
+      <w:bookmarkEnd w:id="1"/>
+    </w:p>
+    <w:p>
+      <w:pPr>
+        <w:jc w:val="both"/>
+      </w:pPr>
+    </w:p>
+    <w:p>
+      <w:pPr>
+        <w:pStyle w:val="Ttulo2"/>
+        <w:jc w:val="both"/>
+      </w:pPr>
+      <w:bookmarkStart w:id="2" w:name="_Toc241577688"/>
+      <w:r>
+        <w:t>2.1 ODS 7: Energía Asequible y No Contaminante</w:t>
+      </w:r>
+      <w:bookmarkEnd w:id="2"/>
+    </w:p>
+    <w:p>
+      <w:pPr>
+        <w:jc w:val="both"/>
+      </w:pPr>
+    </w:p>
+    <w:p>
+      <w:pPr>
+        <w:jc w:val="both"/>
+      </w:pPr>
+      <w:r>
+        <w:t>Garantizar el acceso a una energía asequible, segura, sostenible y moderna para todos. En el ámbito informático, este objetivo impulsa la optimización del consumo eléctrico en centros de procesamiento de datos y equipos cliente, así como la migración obligatoria hacia fuentes de energía 100% renovables.</w:t>
+      </w:r>
+    </w:p>
+    <w:p>
+      <w:pPr>
+        <w:jc w:val="both"/>
+      </w:pPr>
+    </w:p>
+    <w:p>
+      <w:pPr>
+        <w:pStyle w:val="Ttulo2"/>
+        <w:jc w:val="both"/>
+      </w:pPr>
+      <w:bookmarkStart w:id="3" w:name="_Toc241577689"/>
+      <w:r>
+        <w:t>2.2 ODS 13: Acción por el Clima</w:t>
+      </w:r>
+      <w:bookmarkEnd w:id="3"/>
+    </w:p>
+    <w:p>
+      <w:pPr>
+        <w:jc w:val="both"/>
+      </w:pPr>
+    </w:p>
+    <w:p>
+      <w:pPr>
+        <w:spacing w:after="240"/>
+        <w:jc w:val="both"/>
+      </w:pPr>
+      <w:r>
+        <w:t>Adoptar medidas urgentes para combatir el cambio climático y sus efectos. La reducción del consumo energético ineficiente en el desarrollo de software y el entrenamiento de algoritmos contribuye de manera directa a la disminución masiva de las emisiones de gases de efecto invernadero (GEI) asociadas a la generación eléctrica fósil.</w:t>
+      </w:r>
+    </w:p>
+    <w:p>
+      <w:pPr>
+        <w:spacing w:after="0" w:line="240" w:lineRule="auto"/>
+      </w:pPr>
+      <w:r>
+        <w:br w:type="page"/>
+      </w:r>
+    </w:p>
+    <w:p>
+      <w:pPr>
+        <w:spacing w:after="240"/>
+        <w:jc w:val="both"/>
+      </w:pPr>
+    </w:p>
+    <w:p>
+      <w:pPr>
+        <w:spacing w:after="240"/>
+        <w:jc w:val="both"/>
+      </w:pPr>
+    </w:p>
+    <w:p>
+      <w:pPr>
+        <w:pStyle w:val="Ttulo1"/>
+        <w:jc w:val="both"/>
+        <w:rPr>
+          <w:b/>
+          <w:bCs/>
+        </w:rPr>
+      </w:pPr>
+      <w:bookmarkStart w:id="4" w:name="_Toc241577690"/>
+      <w:r>
+        <w:rPr>
+          <w:b/>
+          <w:bCs/>
+        </w:rPr>
+        <w:t>3. DESCRIPCIÓN DEL PROBLEMA EN EL SECTOR INFORMÁTICO</w:t>
+      </w:r>
+      <w:bookmarkEnd w:id="4"/>
+    </w:p>
+    <w:p>
+      <w:pPr>
+        <w:jc w:val="both"/>
+      </w:pPr>
+    </w:p>
+    <w:p>
+      <w:pPr>
+        <w:jc w:val="both"/>
+      </w:pPr>
+      <w:r>
+        <w:t>La acelerada adopción de la Inteligencia Artificial Generativa y la complejidad creciente del software moderno han desencadenado una crisis silenciosa de consumo energético y huella de carbono:</w:t>
+      </w:r>
+    </w:p>
+    <w:p>
+      <w:pPr>
+        <w:jc w:val="both"/>
+      </w:pPr>
+    </w:p>
+    <w:p>
+      <w:pPr>
+        <w:pStyle w:val="Ttulo2"/>
+        <w:jc w:val="both"/>
+      </w:pPr>
+      <w:bookmarkStart w:id="5" w:name="_Toc241577691"/>
+      <w:r>
+        <w:t>3.1 Huella de Carbono del Entrenamiento e Inferencia de IA</w:t>
+      </w:r>
+      <w:bookmarkEnd w:id="5"/>
+    </w:p>
+    <w:p>
+      <w:pPr>
+        <w:jc w:val="both"/>
+      </w:pPr>
+    </w:p>
+    <w:p>
+      <w:pPr>
+        <w:jc w:val="both"/>
+      </w:pPr>
+      <w:r>
+        <w:t>El entrenamiento de un solo modelo de lenguaje de gran tamaño (LLM) puede llegar a emitir una cantidad de dióxido de carbono equivalente a la vida útil de varios automóviles. Asimismo, cada consulta o inferencia realizada en sistemas de IA requiere hasta diez veces más energía que una búsqueda web tradicional en motores de búsqueda convencionales.</w:t>
       </w:r>
     </w:p>
     <w:p>
       <w:pPr>
         <w:spacing w:before="280" w:after="120"/>
-      </w:pPr>
-      <w:r>
+        <w:jc w:val="both"/>
         <w:rPr>
           <w:b/>
           <w:color w:val="4682B4"/>
           <w:sz w:val="26"/>
         </w:rPr>
-        <w:t>2.1 ODS 7: Energía Asequible y No Contaminante</w:t>
-      </w:r>
-    </w:p>
-    <w:p>
-      <w:pPr>
-        <w:spacing w:after="160"/>
-      </w:pPr>
-      <w:r>
-        <w:t>Garantizar el acceso a una energía asequible, segura, sostenible y moderna para todos. En el ámbito informático, este objetivo impulsa la optimización del consumo eléctrico en centros de procesamiento de datos y equipos cliente, así como la migración obligatoria hacia fuentes de energía 100% renovables para la alimentación informacional.</w:t>
-      </w:r>
-    </w:p>
-    <w:p>
-      <w:pPr>
-        <w:spacing w:before="280" w:after="120"/>
-      </w:pPr>
-      <w:r>
+      </w:pPr>
+    </w:p>
+    <w:p>
+      <w:pPr>
+        <w:pStyle w:val="Ttulo2"/>
+        <w:jc w:val="both"/>
+      </w:pPr>
+      <w:bookmarkStart w:id="6" w:name="_Toc241577692"/>
+      <w:r>
+        <w:t>3.2 Ineficiencia Energética en Centros de Datos y Aplicaciones Web</w:t>
+      </w:r>
+      <w:bookmarkEnd w:id="6"/>
+    </w:p>
+    <w:p>
+      <w:pPr>
+        <w:jc w:val="both"/>
+      </w:pPr>
+    </w:p>
+    <w:p>
+      <w:pPr>
+        <w:jc w:val="both"/>
+      </w:pPr>
+      <w:r>
+        <w:t>Los centros de datos demandan cerca del 1.5% al 2% del consumo eléctrico mundial, una cifra en rápido crecimiento. Además, la falta de buenas prácticas en 'Green Coding' (código limpio y optimizado) ocasiona que miles de aplicaciones y sitios web requieran un procesamiento innecesario tanto en servidor como en el dispositivo cliente, disparando el gasto energético global.</w:t>
+      </w:r>
+    </w:p>
+    <w:p>
+      <w:pPr>
+        <w:spacing w:after="0" w:line="240" w:lineRule="auto"/>
+      </w:pPr>
+      <w:r>
+        <w:br w:type="page"/>
+      </w:r>
+    </w:p>
+    <w:p>
+      <w:pPr>
+        <w:jc w:val="both"/>
+      </w:pPr>
+    </w:p>
+    <w:p>
+      <w:pPr>
+        <w:jc w:val="both"/>
+      </w:pPr>
+    </w:p>
+    <w:p>
+      <w:pPr>
+        <w:pStyle w:val="Ttulo1"/>
+        <w:jc w:val="both"/>
         <w:rPr>
           <w:b/>
-          <w:color w:val="4682B4"/>
-          <w:sz w:val="26"/>
+          <w:bCs/>
         </w:rPr>
-        <w:t>2.2 ODS 13: Acción por el Clima</w:t>
-      </w:r>
-    </w:p>
-    <w:p>
-      <w:pPr>
-        <w:spacing w:after="240"/>
-      </w:pPr>
-      <w:r>
-        <w:t>Adoptar medidas urgentes para combatir el cambio climático y sus efectos. La reducción del consumo energético ineficiente en el desarrollo de software y el entrenamiento de algoritmos contribuye de manera directa a la disminución masiva de las emisiones de gases de efecto invernadero (GEI) asociadas a la generación eléctrica fósil.</w:t>
-      </w:r>
-    </w:p>
-    <w:p>
-      <w:pPr>
-        <w:spacing w:before="360" w:after="160"/>
-      </w:pPr>
+      </w:pPr>
+      <w:bookmarkStart w:id="7" w:name="_Toc241577693"/>
       <w:r>
         <w:rPr>
           <w:b/>
-          <w:color w:val="1B5E20"/>
-          <w:sz w:val="32"/>
-        </w:rPr>
-        <w:t>3. DESCRIPCIÓN DEL PROBLEMA EN EL SECTOR INFORMÁTICO</w:t>
-      </w:r>
-    </w:p>
-    <w:p>
-      <w:r>
-        <w:t>La acelerada adopción de la Inteligencia Artificial Generativa y la complejidad creciente del software moderno han desencadenado una crisis silenciosa de consumo energético y huella de carbono:</w:t>
-      </w:r>
-    </w:p>
-    <w:p>
-      <w:pPr>
-        <w:spacing w:before="280" w:after="120"/>
-      </w:pPr>
-      <w:r>
-        <w:rPr>
-          <w:b/>
-          <w:color w:val="4682B4"/>
-          <w:sz w:val="26"/>
-        </w:rPr>
-        <w:t>3.1 Huella de Carbono del Entrenamiento e Inferencia de IA</w:t>
-      </w:r>
-    </w:p>
-    <w:p>
-      <w:r>
-        <w:t>El entrenamiento de un solo modelo de lenguaje de gran tamaño (LLM) puede llegar a emitir una cantidad de dióxido de carbono equivalente a la vida útil de varios automóviles. Asimismo, cada consulta o inferencia realizada en sistemas de IA requiere hasta diez veces más energía que una búsqueda web tradicional en motores de búsqueda convencionales.</w:t>
-      </w:r>
-    </w:p>
-    <w:p>
-      <w:pPr>
-        <w:spacing w:before="280" w:after="120"/>
-      </w:pPr>
-      <w:r>
-        <w:rPr>
-          <w:b/>
-          <w:color w:val="4682B4"/>
-          <w:sz w:val="26"/>
-        </w:rPr>
-        <w:t>3.2 Ineficiencia Energética en Centros de Datos y Aplicaciones Web</w:t>
-      </w:r>
-    </w:p>
-    <w:p>
-      <w:r>
-        <w:t>Los centros de datos demandan cerca del 1.5% al 2% del consumo eléctrico mundial, una cifra en rápido crecimiento. Además, la falta de buenas prácticas en 'Green Coding' (código limpio y optimizado) ocasiona que miles de aplicaciones y sitios web requieran un procesamiento innecesario tanto en servidor como en el dispositivo cliente, disparando el gasto energético global.</w:t>
-      </w:r>
-    </w:p>
-    <w:p>
-      <w:r>
-        <w:br w:type="page"/>
-      </w:r>
-    </w:p>
-    <w:p>
-      <w:pPr>
-        <w:spacing w:before="360" w:after="160"/>
-      </w:pPr>
-      <w:r>
-        <w:rPr>
-          <w:b/>
-          <w:color w:val="1B5E20"/>
-          <w:sz w:val="32"/>
+          <w:bCs/>
         </w:rPr>
         <w:t>4. PROYECTO DE INICIATIVA: GREENCODE &amp; AI EFFICIENCY</w:t>
       </w:r>
-    </w:p>
-    <w:p>
+      <w:bookmarkEnd w:id="7"/>
+    </w:p>
+    <w:p>
+      <w:pPr>
+        <w:jc w:val="both"/>
+      </w:pPr>
+    </w:p>
+    <w:p>
+      <w:pPr>
+        <w:jc w:val="both"/>
+      </w:pPr>
       <w:r>
         <w:t>El proyecto 'GreenCode &amp; AI Efficiency' nace como una propuesta integral para reducir el impacto ambiental derivado del desarrollo de software y la infraestructura TIC, articulado en las siguientes acciones concretas:</w:t>
       </w:r>
     </w:p>
     <w:p>
       <w:pPr>
-        <w:spacing w:before="280" w:after="120"/>
-      </w:pPr>
-      <w:r>
-        <w:rPr>
-          <w:b/>
-          <w:color w:val="4682B4"/>
-          <w:sz w:val="26"/>
-        </w:rPr>
+        <w:jc w:val="both"/>
+      </w:pPr>
+    </w:p>
+    <w:p>
+      <w:pPr>
+        <w:pStyle w:val="Ttulo2"/>
+        <w:jc w:val="both"/>
+      </w:pPr>
+      <w:bookmarkStart w:id="8" w:name="_Toc241577694"/>
+      <w:r>
         <w:t>4.1 Acciones Concretas de Implementación</w:t>
       </w:r>
+      <w:bookmarkEnd w:id="8"/>
+    </w:p>
+    <w:p>
+      <w:pPr>
+        <w:jc w:val="both"/>
+      </w:pPr>
     </w:p>
     <w:p>
       <w:pPr>
         <w:spacing w:after="120"/>
+        <w:jc w:val="both"/>
       </w:pPr>
       <w:r>
         <w:rPr>
           <w:b/>
         </w:rPr>
-        <w:t xml:space="preserve">• </w:t>
-      </w:r>
+        <w:t>• Sistemas de Refrigeración Líquida y Eficiencia en Servidores:</w:t>
+      </w:r>
+      <w:r>
+        <w:t xml:space="preserve"> Sustitución de refrigeración tradicional por aire por sistemas de inmersión líquida directa en chips, reduciendo el PUE (Power Usage Effectiveness).</w:t>
+      </w:r>
+    </w:p>
+    <w:p>
+      <w:pPr>
+        <w:spacing w:after="120"/>
+        <w:jc w:val="both"/>
+      </w:pPr>
       <w:r>
         <w:rPr>
           <w:b/>
         </w:rPr>
-        <w:t>Sistemas de Refrigeración Líquida y Eficiencia en Servidores:</w:t>
-      </w:r>
-      <w:r>
-        <w:t xml:space="preserve"> Sustitución de refrigeración tradicional por aire por sistemas de inmersión líquida directa en chips, reduciendo el PUE (Power Usage Effectiveness) a niveles cercanos a 1.1.</w:t>
+        <w:t>• Aprovisionamiento de Energía 100% Renovable:</w:t>
+      </w:r>
+      <w:r>
+        <w:t xml:space="preserve"> Contratación y generación local (fotovoltaica) de energía para alimentar centros de datos y servidores de prueba.</w:t>
       </w:r>
     </w:p>
     <w:p>
       <w:pPr>
         <w:spacing w:after="120"/>
+        <w:jc w:val="both"/>
       </w:pPr>
       <w:r>
         <w:rPr>
           <w:b/>
         </w:rPr>
-        <w:t xml:space="preserve">• </w:t>
-      </w:r>
+        <w:t>• Auditoría de Código y Desarrollo Web Verde ('Green Web Design'):</w:t>
+      </w:r>
+      <w:r>
+        <w:t xml:space="preserve"> Optimización de assets, reducción de scripts innecesarios, implementación de modos oscuros por defecto y uso de algoritmos de compresión eficientes para minimizar la carga de CPU y la transferencia de datos.</w:t>
+      </w:r>
+    </w:p>
+    <w:p>
+      <w:pPr>
+        <w:spacing w:after="120"/>
+        <w:jc w:val="both"/>
+      </w:pPr>
       <w:r>
         <w:rPr>
           <w:b/>
         </w:rPr>
-        <w:t>Aprovisionamiento de Energía 100% Renovable:</w:t>
-      </w:r>
-      <w:r>
-        <w:t xml:space="preserve"> Contratación y generación local (fotovoltaica) de energía para alimentar centros de datos y servidores de prueba.</w:t>
+        <w:t>• Modelos de IA Ligeros y Poda de Redes Neuronales (Pruning &amp; Quantization):</w:t>
+      </w:r>
+      <w:r>
+        <w:t xml:space="preserve"> Sustitución de modelos sobredimensionados por arquitecturas pequeñas, cuantizadas y especializadas para tareas específicas.</w:t>
+      </w:r>
+    </w:p>
+    <w:p>
+      <w:pPr>
+        <w:spacing w:after="0" w:line="240" w:lineRule="auto"/>
+      </w:pPr>
+      <w:r>
+        <w:br w:type="page"/>
       </w:r>
     </w:p>
     <w:p>
       <w:pPr>
         <w:spacing w:after="120"/>
-      </w:pPr>
-      <w:r>
+        <w:jc w:val="both"/>
+      </w:pPr>
+    </w:p>
+    <w:p>
+      <w:pPr>
+        <w:spacing w:after="120"/>
+        <w:jc w:val="both"/>
+      </w:pPr>
+    </w:p>
+    <w:p>
+      <w:pPr>
+        <w:pStyle w:val="Ttulo1"/>
+        <w:jc w:val="both"/>
         <w:rPr>
           <w:b/>
+          <w:bCs/>
         </w:rPr>
-        <w:t xml:space="preserve">• </w:t>
-      </w:r>
+      </w:pPr>
+      <w:bookmarkStart w:id="9" w:name="_Toc241577695"/>
       <w:r>
         <w:rPr>
           <w:b/>
+          <w:bCs/>
         </w:rPr>
-        <w:t>Auditoría de Código y Desarrollo Web Verde ('Green Web Design'):</w:t>
-      </w:r>
-      <w:r>
-        <w:t xml:space="preserve"> Optimización de assets, reducción de scripts innecesarios, implementación de modos oscuros por defecto y uso de algoritmos de compresión eficientes para minimizar la carga de CPU y la transferencia de datos.</w:t>
-      </w:r>
-    </w:p>
-    <w:p>
-      <w:pPr>
-        <w:spacing w:after="120"/>
+        <w:t>5. RECURSOS NECESARIOS</w:t>
+      </w:r>
+      <w:bookmarkEnd w:id="9"/>
+    </w:p>
+    <w:p>
+      <w:pPr>
+        <w:jc w:val="both"/>
+      </w:pPr>
+    </w:p>
+    <w:p>
+      <w:pPr>
+        <w:spacing w:after="240"/>
+        <w:jc w:val="both"/>
+      </w:pPr>
+      <w:r>
+        <w:t>Para ejecutar esta estrategia y cumplir con los ODS 7 y 13, los recursos necesarios se dividen en cuatro bloques principales:</w:t>
+      </w:r>
+    </w:p>
+    <w:p>
+      <w:pPr>
+        <w:numPr>
+          <w:ilvl w:val="0"/>
+          <w:numId w:val="4"/>
+        </w:numPr>
+        <w:spacing w:after="240"/>
+        <w:jc w:val="both"/>
       </w:pPr>
       <w:r>
         <w:rPr>
           <w:b/>
+          <w:bCs/>
         </w:rPr>
-        <w:t xml:space="preserve">• </w:t>
-      </w:r>
+        <w:t>Infraestructura y Hardware (Físicos):</w:t>
+      </w:r>
+      <w:r>
+        <w:t xml:space="preserve"> Cubas y fluidos dieléctricos para refrigeración líquida directa (</w:t>
+      </w:r>
+      <w:r>
+        <w:rPr>
+          <w:i/>
+          <w:iCs/>
+        </w:rPr>
+        <w:t>direct-to-chip</w:t>
+      </w:r>
+      <w:r>
+        <w:t>), placas y servidores adaptados a sistemas térmicos líquidos, e instalación de paneles solares fotovoltaicos con baterías de almacenamiento.</w:t>
+      </w:r>
+    </w:p>
+    <w:p>
+      <w:pPr>
+        <w:numPr>
+          <w:ilvl w:val="0"/>
+          <w:numId w:val="4"/>
+        </w:numPr>
+        <w:spacing w:after="240"/>
+        <w:jc w:val="both"/>
+      </w:pPr>
       <w:r>
         <w:rPr>
           <w:b/>
+          <w:bCs/>
         </w:rPr>
-        <w:t>Modelos de IA Ligeros y Poda de Redes Neuronales (Pruning &amp; Quantization):</w:t>
-      </w:r>
-      <w:r>
-        <w:t xml:space="preserve"> Sustitución de modelos sobredimensionados por arquitecturas pequeñas, cuantizadas y especializadas para tareas específicas.</w:t>
-      </w:r>
-    </w:p>
-    <w:p>
-      <w:pPr>
-        <w:spacing w:before="360" w:after="160"/>
+        <w:t>Tecnología y Software:</w:t>
+      </w:r>
+      <w:r>
+        <w:t xml:space="preserve"> Contratos PPA (</w:t>
+      </w:r>
+      <w:r>
+        <w:rPr>
+          <w:i/>
+          <w:iCs/>
+        </w:rPr>
+        <w:t>Power Purchase Agreements</w:t>
+      </w:r>
+      <w:r>
+        <w:t>) de energía 100% renovable, herramientas y frameworks de optimización de IA (poda y cuantización como PyTorch/TensorRT), e instrumentos de medición en tiempo real (software DCIM para el PUE y auditorías de código verde).</w:t>
+      </w:r>
+    </w:p>
+    <w:p>
+      <w:pPr>
+        <w:numPr>
+          <w:ilvl w:val="0"/>
+          <w:numId w:val="4"/>
+        </w:numPr>
+        <w:spacing w:after="240"/>
+        <w:jc w:val="both"/>
       </w:pPr>
       <w:r>
         <w:rPr>
           <w:b/>
-          <w:color w:val="1B5E20"/>
-          <w:sz w:val="32"/>
+          <w:bCs/>
         </w:rPr>
-        <w:t>5. RECURSOS NECESARIOS</w:t>
-      </w:r>
-    </w:p>
-    <w:p>
-      <w:r>
-        <w:t>Para llevar a cabo la iniciativa de manera satisfactoria se estiman los siguientes recursos humanos, informáticos y presupuestarios:</w:t>
-      </w:r>
-    </w:p>
-    <w:tbl>
-      <w:tblPr>
-        <w:tblW w:type="auto" w:w="0"/>
-        <w:jc w:val="center"/>
-        <w:tblLook w:firstColumn="1" w:firstRow="1" w:lastColumn="0" w:lastRow="0" w:noHBand="0" w:noVBand="1" w:val="04A0"/>
-      </w:tblPr>
-      <w:tblGrid>
-        <w:gridCol w:w="3009"/>
-        <w:gridCol w:w="3009"/>
-        <w:gridCol w:w="3009"/>
-      </w:tblGrid>
-      <w:tr>
-        <w:tc>
-          <w:tcPr>
-            <w:tcW w:type="dxa" w:w="3009"/>
-            <w:shd w:fill="1B5E20"/>
-          </w:tcPr>
-          <w:p>
-            <w:r>
-              <w:rPr>
-                <w:b/>
-                <w:color w:val="FFFFFF"/>
-              </w:rPr>
-              <w:t>Categoría</w:t>
-            </w:r>
-          </w:p>
-        </w:tc>
-        <w:tc>
-          <w:tcPr>
-            <w:tcW w:type="dxa" w:w="3009"/>
-            <w:shd w:fill="1B5E20"/>
-          </w:tcPr>
-          <w:p>
-            <w:r>
-              <w:rPr>
-                <w:b/>
-                <w:color w:val="FFFFFF"/>
-              </w:rPr>
-              <w:t>Detalle del Recurso</w:t>
-            </w:r>
-          </w:p>
-        </w:tc>
-        <w:tc>
-          <w:tcPr>
-            <w:tcW w:type="dxa" w:w="3009"/>
-            <w:shd w:fill="1B5E20"/>
-          </w:tcPr>
-          <w:p>
-            <w:r>
-              <w:rPr>
-                <w:b/>
-                <w:color w:val="FFFFFF"/>
-              </w:rPr>
-              <w:t>Coste Estimado (€)</w:t>
-            </w:r>
-          </w:p>
-        </w:tc>
-      </w:tr>
-      <w:tr>
-        <w:tc>
-          <w:tcPr>
-            <w:tcW w:type="dxa" w:w="3009"/>
-          </w:tcPr>
-          <w:p>
-            <w:r>
-              <w:t>Recursos Humanos</w:t>
-            </w:r>
-          </w:p>
-        </w:tc>
-        <w:tc>
-          <w:tcPr>
-            <w:tcW w:type="dxa" w:w="3009"/>
-          </w:tcPr>
-          <w:p>
-            <w:r>
-              <w:t>1 Ingeniero/a de Software Verde, 1 Especialista en Infraestructura y Cloud, 1 Auditor/a Energético/a TIC.</w:t>
-            </w:r>
-          </w:p>
-        </w:tc>
-        <w:tc>
-          <w:tcPr>
-            <w:tcW w:type="dxa" w:w="3009"/>
-          </w:tcPr>
-          <w:p>
-            <w:r>
-              <w:t>85.000 €</w:t>
-            </w:r>
-          </w:p>
-        </w:tc>
-      </w:tr>
-      <w:tr>
-        <w:tc>
-          <w:tcPr>
-            <w:tcW w:type="dxa" w:w="3009"/>
-            <w:shd w:fill="F1F8E9"/>
-          </w:tcPr>
-          <w:p>
-            <w:r>
-              <w:t>Hardware / Infraestructura</w:t>
-            </w:r>
-          </w:p>
-        </w:tc>
-        <w:tc>
-          <w:tcPr>
-            <w:tcW w:type="dxa" w:w="3009"/>
-            <w:shd w:fill="F1F8E9"/>
-          </w:tcPr>
-          <w:p>
-            <w:r>
-              <w:t>Servidores eficientes ARM/GPU, módulos de refrigeración líquida directa y paneles solares auxiliares.</w:t>
-            </w:r>
-          </w:p>
-        </w:tc>
-        <w:tc>
-          <w:tcPr>
-            <w:tcW w:type="dxa" w:w="3009"/>
-            <w:shd w:fill="F1F8E9"/>
-          </w:tcPr>
-          <w:p>
-            <w:r>
-              <w:t>60.000 €</w:t>
-            </w:r>
-          </w:p>
-        </w:tc>
-      </w:tr>
-      <w:tr>
-        <w:tc>
-          <w:tcPr>
-            <w:tcW w:type="dxa" w:w="3009"/>
-          </w:tcPr>
-          <w:p>
-            <w:r>
-              <w:t>Software y Herramientas</w:t>
-            </w:r>
-          </w:p>
-        </w:tc>
-        <w:tc>
-          <w:tcPr>
-            <w:tcW w:type="dxa" w:w="3009"/>
-          </w:tcPr>
-          <w:p>
-            <w:r>
-              <w:t>Licencias de herramientas de auditoría de código energético, profilers informáticos y métricas de emisiones.</w:t>
-            </w:r>
-          </w:p>
-        </w:tc>
-        <w:tc>
-          <w:tcPr>
-            <w:tcW w:type="dxa" w:w="3009"/>
-          </w:tcPr>
-          <w:p>
-            <w:r>
-              <w:t>10.000 €</w:t>
-            </w:r>
-          </w:p>
-        </w:tc>
-      </w:tr>
-    </w:tbl>
-    <w:p>
-      <w:pPr>
+        <w:t>Talento Humano (Especialistas):</w:t>
+      </w:r>
+      <w:r>
+        <w:t xml:space="preserve"> Ingenieros de infraestructura térmica y data centers, ingenieros energéticos en fotovoltaica, desarrolladores web enfocados en </w:t>
+      </w:r>
+      <w:r>
+        <w:rPr>
+          <w:i/>
+          <w:iCs/>
+        </w:rPr>
+        <w:t>Green Web Design</w:t>
+      </w:r>
+      <w:r>
+        <w:t xml:space="preserve"> y científicos de datos / MLOps expertos en aligeramiento de modelos.</w:t>
+      </w:r>
+    </w:p>
+    <w:p>
+      <w:pPr>
+        <w:numPr>
+          <w:ilvl w:val="0"/>
+          <w:numId w:val="4"/>
+        </w:numPr>
         <w:spacing w:after="240"/>
-      </w:pPr>
-    </w:p>
-    <w:p>
-      <w:pPr>
-        <w:spacing w:before="360" w:after="160"/>
+        <w:jc w:val="both"/>
       </w:pPr>
       <w:r>
         <w:rPr>
           <w:b/>
-          <w:color w:val="1B5E20"/>
-          <w:sz w:val="32"/>
+          <w:bCs/>
+        </w:rPr>
+        <w:t>Financieros y Normativos:</w:t>
+      </w:r>
+      <w:r>
+        <w:t xml:space="preserve"> Inversión de capital (CAPEX inicial), captación de subvenciones/fondos de transición ecológica y certificaciones de sostenibilidad (ISO 50001, GHG Protocol y Green Web Foundation).</w:t>
+      </w:r>
+    </w:p>
+    <w:p>
+      <w:pPr>
+        <w:spacing w:after="240"/>
+        <w:jc w:val="both"/>
+      </w:pPr>
+    </w:p>
+    <w:p>
+      <w:pPr>
+        <w:spacing w:after="240"/>
+        <w:jc w:val="both"/>
+      </w:pPr>
+    </w:p>
+    <w:p>
+      <w:pPr>
+        <w:pStyle w:val="Ttulo1"/>
+        <w:jc w:val="both"/>
+        <w:rPr>
+          <w:b/>
+          <w:bCs/>
+        </w:rPr>
+      </w:pPr>
+      <w:bookmarkStart w:id="10" w:name="_Toc241577696"/>
+      <w:r>
+        <w:rPr>
+          <w:b/>
+          <w:bCs/>
         </w:rPr>
         <w:t>6. IMPACTO ESPERADO</w:t>
       </w:r>
-    </w:p>
-    <w:p>
-      <w:pPr>
-        <w:spacing w:before="280" w:after="120"/>
-      </w:pPr>
-      <w:r>
+      <w:bookmarkEnd w:id="10"/>
+    </w:p>
+    <w:p>
+      <w:pPr>
+        <w:jc w:val="both"/>
+      </w:pPr>
+    </w:p>
+    <w:p>
+      <w:pPr>
+        <w:pStyle w:val="Ttulo2"/>
+        <w:jc w:val="both"/>
+      </w:pPr>
+      <w:bookmarkStart w:id="11" w:name="_Toc241577697"/>
+      <w:r>
+        <w:t>6.1 Impacto Ambiental</w:t>
+      </w:r>
+      <w:bookmarkEnd w:id="11"/>
+    </w:p>
+    <w:p>
+      <w:pPr>
+        <w:jc w:val="both"/>
+      </w:pPr>
+      <w:r>
+        <w:t>Reducción en el consumo energético de la infraestructura y disminución en la huella de carbono asociada al procesamiento informático diario.</w:t>
+      </w:r>
+    </w:p>
+    <w:p>
+      <w:pPr>
+        <w:jc w:val="both"/>
+      </w:pPr>
+    </w:p>
+    <w:p>
+      <w:pPr>
+        <w:pStyle w:val="Ttulo2"/>
+        <w:jc w:val="both"/>
+      </w:pPr>
+      <w:bookmarkStart w:id="12" w:name="_Toc241577698"/>
+      <w:r>
+        <w:t>6.2 Impacto Económico</w:t>
+      </w:r>
+      <w:bookmarkEnd w:id="12"/>
+    </w:p>
+    <w:p>
+      <w:pPr>
+        <w:jc w:val="both"/>
+      </w:pPr>
+      <w:r>
+        <w:t>Ahorro directo en la factura eléctrica del centro de procesamiento y prolongación de la vida útil del hardware gracias a menores temperaturas de funcionamiento.</w:t>
+      </w:r>
+    </w:p>
+    <w:p>
+      <w:pPr>
+        <w:jc w:val="both"/>
+      </w:pPr>
+    </w:p>
+    <w:p>
+      <w:pPr>
+        <w:pStyle w:val="Ttulo2"/>
+        <w:jc w:val="both"/>
+      </w:pPr>
+      <w:bookmarkStart w:id="13" w:name="_Toc241577699"/>
+      <w:r>
+        <w:t>6.3 Impacto Social y Educativo</w:t>
+      </w:r>
+      <w:bookmarkEnd w:id="13"/>
+    </w:p>
+    <w:p>
+      <w:pPr>
+        <w:jc w:val="both"/>
+      </w:pPr>
+      <w:r>
+        <w:t>Sensibilización de los</w:t>
+      </w:r>
+      <w:r>
+        <w:t xml:space="preserve"> profesionales </w:t>
+      </w:r>
+      <w:r>
+        <w:t>sobre la importancia del desarrollo de software sostenible y la ética medioambiental en la era de la IA.</w:t>
+      </w:r>
+    </w:p>
+    <w:p>
+      <w:pPr>
+        <w:jc w:val="both"/>
+      </w:pPr>
+    </w:p>
+    <w:p>
+      <w:pPr>
+        <w:jc w:val="both"/>
+      </w:pPr>
+    </w:p>
+    <w:p>
+      <w:pPr>
+        <w:jc w:val="both"/>
+      </w:pPr>
+    </w:p>
+    <w:p>
+      <w:pPr>
+        <w:pStyle w:val="Ttulo1"/>
+        <w:jc w:val="both"/>
         <w:rPr>
           <w:b/>
-          <w:color w:val="4682B4"/>
-          <w:sz w:val="26"/>
+          <w:bCs/>
         </w:rPr>
-        <w:t>6.1 Impacto Ambiental</w:t>
-      </w:r>
-    </w:p>
-    <w:p>
-      <w:r>
-        <w:t>Reducción estimada del 35% en el consumo energético de la infraestructura y disminución de hasta un 45% en la huella de carbono asociada al procesamiento informático diario.</w:t>
-      </w:r>
-    </w:p>
-    <w:p>
-      <w:pPr>
-        <w:spacing w:before="280" w:after="120"/>
-      </w:pPr>
+      </w:pPr>
+      <w:bookmarkStart w:id="14" w:name="_Toc241577700"/>
       <w:r>
         <w:rPr>
           <w:b/>
-          <w:color w:val="4682B4"/>
-          <w:sz w:val="26"/>
-        </w:rPr>
-        <w:t>6.2 Impacto Económico</w:t>
-      </w:r>
-    </w:p>
-    <w:p>
-      <w:r>
-        <w:t>Ahorro directo en la factura eléctrica del centro de procesamiento y prolongación de la vida útil del hardware gracias a menores temperaturas de funcionamiento.</w:t>
-      </w:r>
-    </w:p>
-    <w:p>
-      <w:pPr>
-        <w:spacing w:before="280" w:after="120"/>
-      </w:pPr>
-      <w:r>
-        <w:rPr>
-          <w:b/>
-          <w:color w:val="4682B4"/>
-          <w:sz w:val="26"/>
-        </w:rPr>
-        <w:t>6.3 Impacto Social y Educativo</w:t>
-      </w:r>
-    </w:p>
-    <w:p>
-      <w:r>
-        <w:t>Sensibilización de los futuros profesionales de la Formación Profesional sobre la importancia del desarrollo de software sostenible y la ética medioambiental en la era de la IA.</w:t>
-      </w:r>
-    </w:p>
-    <w:p>
-      <w:pPr>
-        <w:spacing w:before="360" w:after="160"/>
-      </w:pPr>
-      <w:r>
-        <w:rPr>
-          <w:b/>
-          <w:color w:val="1B5E20"/>
-          <w:sz w:val="32"/>
+          <w:bCs/>
         </w:rPr>
         <w:t>7. CONCLUSIÓN Y JUSTIFICACIÓN DE SOSTENIBILIDAD</w:t>
       </w:r>
-    </w:p>
+      <w:bookmarkEnd w:id="14"/>
+    </w:p>
+    <w:p/>
     <w:p>
       <w:pPr>
         <w:spacing w:after="320"/>
-      </w:pPr>
-      <w:r>
-        <w:t>La iniciativa 'GreenCode &amp; AI Efficiency' demuestra que la innovación tecnológica y la sostenibilidad ambiental no son metas antagónicas, sino complementarias. Mediante la adopción de prácticas conscientes en el diseño informático, el uso de energías limpias (ODS 7) y la reducción proactiva de emisiones (ODS 13), el sector informático puede posicionarse como un referente en la lucha contra el cambio climático y el desarrollo sostenible global.</w:t>
+        <w:jc w:val="both"/>
+      </w:pPr>
+      <w:r>
+        <w:t xml:space="preserve">La iniciativa 'GreenCode &amp; AI Efficiency' demuestra que la innovación tecnológica y la sostenibilidad ambiental no son metas </w:t>
+      </w:r>
+      <w:r>
+        <w:t>opuestas</w:t>
+      </w:r>
+      <w:r>
+        <w:t>, sino complementarias. Mediante la adopción de prácticas conscientes en el diseño informático, el uso de energías limpias (ODS 7) y la reducción proactiva de emisiones (ODS 13), el sector informático puede posicionarse como un referente en la lucha contra el cambio climático y el desarrollo sostenible global.</w:t>
       </w:r>
     </w:p>
     <w:sectPr>
-      <w:headerReference w:type="default" r:id="rId2"/>
-      <w:footerReference w:type="default" r:id="rId3"/>
-      <w:type w:val="nextPage"/>
+      <w:headerReference w:type="default" r:id="rId15"/>
+      <w:footerReference w:type="default" r:id="rId16"/>
       <w:pgSz w:w="11906" w:h="16838"/>
-      <w:pgMar w:left="1440" w:right="1440" w:gutter="0" w:header="1135" w:top="1440" w:footer="325" w:bottom="1440"/>
-      <w:pgNumType w:fmt="decimal"/>
-      <w:formProt w:val="false"/>
-      <w:textDirection w:val="lrTb"/>
-      <w:docGrid w:type="default" w:linePitch="360" w:charSpace="4096"/>
+      <w:pgMar w:top="1440" w:right="1440" w:bottom="1440" w:left="1440" w:header="1135" w:footer="325" w:gutter="0"/>
+      <w:pgNumType w:start="0"/>
+      <w:cols w:space="720"/>
+      <w:formProt w:val="0"/>
+      <w:titlePg/>
+      <w:docGrid w:linePitch="360" w:charSpace="4096"/>
     </w:sectPr>
   </w:body>
 </w:document>
 </file>
 
+<file path=word/endnotes.xml><?xml version="1.0" encoding="utf-8"?>
+<w:endnotes xmlns:wpc="http://schemas.microsoft.com/office/word/2010/wordprocessingCanvas" xmlns:cx="http://schemas.microsoft.com/office/drawing/2014/chartex" xmlns:cx1="http://schemas.microsoft.com/office/drawing/2015/9/8/chartex" xmlns:cx2="http://schemas.microsoft.com/office/drawing/2015/10/21/chartex" xmlns:cx3="http://schemas.microsoft.com/office/drawing/2016/5/9/chartex" xmlns:cx4="http://schemas.microsoft.com/office/drawing/2016/5/10/chartex" xmlns:cx5="http://schemas.microsoft.com/office/drawing/2016/5/11/chartex" xmlns:cx6="http://schemas.microsoft.com/office/drawing/2016/5/12/chartex" xmlns:cx7="http://schemas.microsoft.com/office/drawing/2016/5/13/chartex" xmlns:cx8="http://schemas.microsoft.com/office/drawing/2016/5/14/chartex" xmlns:mc="http://schemas.openxmlformats.org/markup-compatibility/2006" xmlns:aink="http://schemas.microsoft.com/office/drawing/2016/ink" xmlns:am3d="http://schemas.microsoft.com/office/drawing/2017/model3d" xmlns:o="urn:schemas-microsoft-com:office:office" xmlns:oel="http://schemas.microsoft.com/office/2019/extlst" xmlns:r="http://schemas.openxmlformats.org/officeDocument/2006/relationships" xmlns:m="http://schemas.openxmlformats.org/officeDocument/2006/math" xmlns:v="urn:schemas-microsoft-com:vml" xmlns:wp14="http://schemas.microsoft.com/office/word/2010/wordprocessingDrawing" xmlns:wp="http://schemas.openxmlformats.org/drawingml/2006/wordprocessingDrawing" xmlns:w10="urn:schemas-microsoft-com:office:word" xmlns:w="http://schemas.openxmlformats.org/wordprocessingml/2006/main" xmlns:w14="http://schemas.microsoft.com/office/word/2010/wordml" xmlns:w15="http://schemas.microsoft.com/office/word/2012/wordml" xmlns:w16cex="http://schemas.microsoft.com/office/word/2018/wordml/cex" xmlns:w16cid="http://schemas.microsoft.com/office/word/2016/wordml/cid" xmlns:w16="http://schemas.microsoft.com/office/word/2018/wordml" xmlns:w16du="http://schemas.microsoft.com/office/word/2023/wordml/word16du" xmlns:w16sdtdh="http://schemas.microsoft.com/office/word/2020/wordml/sdtdatahash" xmlns:w16sdtfl="http://schemas.microsoft.com/office/word/2024/wordml/sdtformatlock" xmlns:w16se="http://schemas.microsoft.com/office/word/2015/wordml/symex" xmlns:wpg="http://schemas.microsoft.com/office/word/2010/wordprocessingGroup" xmlns:wpi="http://schemas.microsoft.com/office/word/2010/wordprocessingInk" xmlns:wne="http://schemas.microsoft.com/office/word/2006/wordml" xmlns:wps="http://schemas.microsoft.com/office/word/2010/wordprocessingShape" mc:Ignorable="w14 w15 w16se w16cid w16 w16cex w16sdtdh w16sdtfl w16du wp14">
+  <w:endnote w:type="separator" w:id="-1">
+    <w:p>
+      <w:pPr>
+        <w:spacing w:after="0" w:line="240" w:lineRule="auto"/>
+      </w:pPr>
+      <w:r>
+        <w:separator/>
+      </w:r>
+    </w:p>
+  </w:endnote>
+  <w:endnote w:type="continuationSeparator" w:id="0">
+    <w:p>
+      <w:pPr>
+        <w:spacing w:after="0" w:line="240" w:lineRule="auto"/>
+      </w:pPr>
+      <w:r>
+        <w:continuationSeparator/>
+      </w:r>
+    </w:p>
+  </w:endnote>
+</w:endnotes>
+</file>
+
 <file path=word/footer1.xml><?xml version="1.0" encoding="utf-8"?>
-<w:ftr xmlns:o="urn:schemas-microsoft-com:office:office" xmlns:r="http://schemas.openxmlformats.org/officeDocument/2006/relationships" xmlns:v="urn:schemas-microsoft-com:vml" xmlns:w="http://schemas.openxmlformats.org/wordprocessingml/2006/main" xmlns:w10="urn:schemas-microsoft-com:office:word" xmlns:wp="http://schemas.openxmlformats.org/drawingml/2006/wordprocessingDrawing" xmlns:wps="http://schemas.microsoft.com/office/word/2010/wordprocessingShape" xmlns:wpg="http://schemas.microsoft.com/office/word/2010/wordprocessingGroup" xmlns:mc="http://schemas.openxmlformats.org/markup-compatibility/2006" xmlns:wp14="http://schemas.microsoft.com/office/word/2010/wordprocessingDrawing" xmlns:w14="http://schemas.microsoft.com/office/word/2010/wordml" xmlns:w15="http://schemas.microsoft.com/office/word/2012/wordml" mc:Ignorable="w14 wp14 w15">
+<w:ftr xmlns:wpc="http://schemas.microsoft.com/office/word/2010/wordprocessingCanvas" xmlns:cx="http://schemas.microsoft.com/office/drawing/2014/chartex" xmlns:cx1="http://schemas.microsoft.com/office/drawing/2015/9/8/chartex" xmlns:cx2="http://schemas.microsoft.com/office/drawing/2015/10/21/chartex" xmlns:cx3="http://schemas.microsoft.com/office/drawing/2016/5/9/chartex" xmlns:cx4="http://schemas.microsoft.com/office/drawing/2016/5/10/chartex" xmlns:cx5="http://schemas.microsoft.com/office/drawing/2016/5/11/chartex" xmlns:cx6="http://schemas.microsoft.com/office/drawing/2016/5/12/chartex" xmlns:cx7="http://schemas.microsoft.com/office/drawing/2016/5/13/chartex" xmlns:cx8="http://schemas.microsoft.com/office/drawing/2016/5/14/chartex" xmlns:mc="http://schemas.openxmlformats.org/markup-compatibility/2006" xmlns:aink="http://schemas.microsoft.com/office/drawing/2016/ink" xmlns:am3d="http://schemas.microsoft.com/office/drawing/2017/model3d" xmlns:o="urn:schemas-microsoft-com:office:office" xmlns:oel="http://schemas.microsoft.com/office/2019/extlst" xmlns:r="http://schemas.openxmlformats.org/officeDocument/2006/relationships" xmlns:m="http://schemas.openxmlformats.org/officeDocument/2006/math" xmlns:v="urn:schemas-microsoft-com:vml" xmlns:wp14="http://schemas.microsoft.com/office/word/2010/wordprocessingDrawing" xmlns:wp="http://schemas.openxmlformats.org/drawingml/2006/wordprocessingDrawing" xmlns:w10="urn:schemas-microsoft-com:office:word" xmlns:w="http://schemas.openxmlformats.org/wordprocessingml/2006/main" xmlns:w14="http://schemas.microsoft.com/office/word/2010/wordml" xmlns:w15="http://schemas.microsoft.com/office/word/2012/wordml" xmlns:w16cex="http://schemas.microsoft.com/office/word/2018/wordml/cex" xmlns:w16cid="http://schemas.microsoft.com/office/word/2016/wordml/cid" xmlns:w16="http://schemas.microsoft.com/office/word/2018/wordml" xmlns:w16du="http://schemas.microsoft.com/office/word/2023/wordml/word16du" xmlns:w16sdtdh="http://schemas.microsoft.com/office/word/2020/wordml/sdtdatahash" xmlns:w16sdtfl="http://schemas.microsoft.com/office/word/2024/wordml/sdtformatlock" xmlns:w16se="http://schemas.microsoft.com/office/word/2015/wordml/symex" xmlns:wpg="http://schemas.microsoft.com/office/word/2010/wordprocessingGroup" xmlns:wpi="http://schemas.microsoft.com/office/word/2010/wordprocessingInk" xmlns:wne="http://schemas.microsoft.com/office/word/2006/wordml" xmlns:wps="http://schemas.microsoft.com/office/word/2010/wordprocessingShape" mc:Ignorable="w14 w15 w16se w16cid w16 w16cex w16sdtdh w16sdtfl w16du wp14">
   <w:p>
     <w:pPr>
       <w:pStyle w:val="Standard"/>
       <w:jc w:val="center"/>
-      <w:rPr/>
     </w:pPr>
     <w:r>
       <w:rPr>
@@ -888,27 +2352,49 @@
   </w:p>
   <w:p>
     <w:pPr>
-      <w:pStyle w:val="Peudepgina"/>
-      <w:rPr/>
+      <w:pStyle w:val="Piedepgina"/>
     </w:pPr>
-    <w:r>
-      <w:rPr/>
-    </w:r>
   </w:p>
 </w:ftr>
 </file>
 
+<file path=word/footnotes.xml><?xml version="1.0" encoding="utf-8"?>
+<w:footnotes xmlns:wpc="http://schemas.microsoft.com/office/word/2010/wordprocessingCanvas" xmlns:cx="http://schemas.microsoft.com/office/drawing/2014/chartex" xmlns:cx1="http://schemas.microsoft.com/office/drawing/2015/9/8/chartex" xmlns:cx2="http://schemas.microsoft.com/office/drawing/2015/10/21/chartex" xmlns:cx3="http://schemas.microsoft.com/office/drawing/2016/5/9/chartex" xmlns:cx4="http://schemas.microsoft.com/office/drawing/2016/5/10/chartex" xmlns:cx5="http://schemas.microsoft.com/office/drawing/2016/5/11/chartex" xmlns:cx6="http://schemas.microsoft.com/office/drawing/2016/5/12/chartex" xmlns:cx7="http://schemas.microsoft.com/office/drawing/2016/5/13/chartex" xmlns:cx8="http://schemas.microsoft.com/office/drawing/2016/5/14/chartex" xmlns:mc="http://schemas.openxmlformats.org/markup-compatibility/2006" xmlns:aink="http://schemas.microsoft.com/office/drawing/2016/ink" xmlns:am3d="http://schemas.microsoft.com/office/drawing/2017/model3d" xmlns:o="urn:schemas-microsoft-com:office:office" xmlns:oel="http://schemas.microsoft.com/office/2019/extlst" xmlns:r="http://schemas.openxmlformats.org/officeDocument/2006/relationships" xmlns:m="http://schemas.openxmlformats.org/officeDocument/2006/math" xmlns:v="urn:schemas-microsoft-com:vml" xmlns:wp14="http://schemas.microsoft.com/office/word/2010/wordprocessingDrawing" xmlns:wp="http://schemas.openxmlformats.org/drawingml/2006/wordprocessingDrawing" xmlns:w10="urn:schemas-microsoft-com:office:word" xmlns:w="http://schemas.openxmlformats.org/wordprocessingml/2006/main" xmlns:w14="http://schemas.microsoft.com/office/word/2010/wordml" xmlns:w15="http://schemas.microsoft.com/office/word/2012/wordml" xmlns:w16cex="http://schemas.microsoft.com/office/word/2018/wordml/cex" xmlns:w16cid="http://schemas.microsoft.com/office/word/2016/wordml/cid" xmlns:w16="http://schemas.microsoft.com/office/word/2018/wordml" xmlns:w16du="http://schemas.microsoft.com/office/word/2023/wordml/word16du" xmlns:w16sdtdh="http://schemas.microsoft.com/office/word/2020/wordml/sdtdatahash" xmlns:w16sdtfl="http://schemas.microsoft.com/office/word/2024/wordml/sdtformatlock" xmlns:w16se="http://schemas.microsoft.com/office/word/2015/wordml/symex" xmlns:wpg="http://schemas.microsoft.com/office/word/2010/wordprocessingGroup" xmlns:wpi="http://schemas.microsoft.com/office/word/2010/wordprocessingInk" xmlns:wne="http://schemas.microsoft.com/office/word/2006/wordml" xmlns:wps="http://schemas.microsoft.com/office/word/2010/wordprocessingShape" mc:Ignorable="w14 w15 w16se w16cid w16 w16cex w16sdtdh w16sdtfl w16du wp14">
+  <w:footnote w:type="separator" w:id="-1">
+    <w:p>
+      <w:pPr>
+        <w:spacing w:after="0" w:line="240" w:lineRule="auto"/>
+      </w:pPr>
+      <w:r>
+        <w:separator/>
+      </w:r>
+    </w:p>
+  </w:footnote>
+  <w:footnote w:type="continuationSeparator" w:id="0">
+    <w:p>
+      <w:pPr>
+        <w:spacing w:after="0" w:line="240" w:lineRule="auto"/>
+      </w:pPr>
+      <w:r>
+        <w:continuationSeparator/>
+      </w:r>
+    </w:p>
+  </w:footnote>
+</w:footnotes>
+</file>
+
 <file path=word/header1.xml><?xml version="1.0" encoding="utf-8"?>
-<w:hdr xmlns:o="urn:schemas-microsoft-com:office:office" xmlns:r="http://schemas.openxmlformats.org/officeDocument/2006/relationships" xmlns:v="urn:schemas-microsoft-com:vml" xmlns:w="http://schemas.openxmlformats.org/wordprocessingml/2006/main" xmlns:w10="urn:schemas-microsoft-com:office:word" xmlns:wp="http://schemas.openxmlformats.org/drawingml/2006/wordprocessingDrawing" xmlns:wps="http://schemas.microsoft.com/office/word/2010/wordprocessingShape" xmlns:wpg="http://schemas.microsoft.com/office/word/2010/wordprocessingGroup" xmlns:mc="http://schemas.openxmlformats.org/markup-compatibility/2006" xmlns:wp14="http://schemas.microsoft.com/office/word/2010/wordprocessingDrawing" xmlns:w14="http://schemas.microsoft.com/office/word/2010/wordml" xmlns:w15="http://schemas.microsoft.com/office/word/2012/wordml" mc:Ignorable="w14 wp14 w15">
+<w:hdr xmlns:wpc="http://schemas.microsoft.com/office/word/2010/wordprocessingCanvas" xmlns:cx="http://schemas.microsoft.com/office/drawing/2014/chartex" xmlns:cx1="http://schemas.microsoft.com/office/drawing/2015/9/8/chartex" xmlns:cx2="http://schemas.microsoft.com/office/drawing/2015/10/21/chartex" xmlns:cx3="http://schemas.microsoft.com/office/drawing/2016/5/9/chartex" xmlns:cx4="http://schemas.microsoft.com/office/drawing/2016/5/10/chartex" xmlns:cx5="http://schemas.microsoft.com/office/drawing/2016/5/11/chartex" xmlns:cx6="http://schemas.microsoft.com/office/drawing/2016/5/12/chartex" xmlns:cx7="http://schemas.microsoft.com/office/drawing/2016/5/13/chartex" xmlns:cx8="http://schemas.microsoft.com/office/drawing/2016/5/14/chartex" xmlns:mc="http://schemas.openxmlformats.org/markup-compatibility/2006" xmlns:aink="http://schemas.microsoft.com/office/drawing/2016/ink" xmlns:am3d="http://schemas.microsoft.com/office/drawing/2017/model3d" xmlns:o="urn:schemas-microsoft-com:office:office" xmlns:oel="http://schemas.microsoft.com/office/2019/extlst" xmlns:r="http://schemas.openxmlformats.org/officeDocument/2006/relationships" xmlns:m="http://schemas.openxmlformats.org/officeDocument/2006/math" xmlns:v="urn:schemas-microsoft-com:vml" xmlns:wp14="http://schemas.microsoft.com/office/word/2010/wordprocessingDrawing" xmlns:wp="http://schemas.openxmlformats.org/drawingml/2006/wordprocessingDrawing" xmlns:w10="urn:schemas-microsoft-com:office:word" xmlns:w="http://schemas.openxmlformats.org/wordprocessingml/2006/main" xmlns:w14="http://schemas.microsoft.com/office/word/2010/wordml" xmlns:w15="http://schemas.microsoft.com/office/word/2012/wordml" xmlns:w16cex="http://schemas.microsoft.com/office/word/2018/wordml/cex" xmlns:w16cid="http://schemas.microsoft.com/office/word/2016/wordml/cid" xmlns:w16="http://schemas.microsoft.com/office/word/2018/wordml" xmlns:w16du="http://schemas.microsoft.com/office/word/2023/wordml/word16du" xmlns:w16sdtdh="http://schemas.microsoft.com/office/word/2020/wordml/sdtdatahash" xmlns:w16sdtfl="http://schemas.microsoft.com/office/word/2024/wordml/sdtformatlock" xmlns:w16se="http://schemas.microsoft.com/office/word/2015/wordml/symex" xmlns:wpg="http://schemas.microsoft.com/office/word/2010/wordprocessingGroup" xmlns:wpi="http://schemas.microsoft.com/office/word/2010/wordprocessingInk" xmlns:wne="http://schemas.microsoft.com/office/word/2006/wordml" xmlns:wps="http://schemas.microsoft.com/office/word/2010/wordprocessingShape" mc:Ignorable="w14 w15 w16se w16cid w16 w16cex w16sdtdh w16sdtfl w16du wp14">
   <w:p>
     <w:pPr>
-      <w:pStyle w:val="Capalera"/>
-      <w:rPr/>
+      <w:pStyle w:val="Encabezado"/>
     </w:pPr>
     <w:r>
-      <w:rPr/>
+      <w:rPr>
+        <w:noProof/>
+      </w:rPr>
       <w:drawing>
-        <wp:anchor behindDoc="1" distT="0" distB="0" distL="0" distR="114300" simplePos="0" locked="0" layoutInCell="0" allowOverlap="1" relativeHeight="2">
+        <wp:anchor distT="0" distB="0" distL="0" distR="114300" simplePos="0" relativeHeight="2" behindDoc="1" locked="0" layoutInCell="0" allowOverlap="1" wp14:anchorId="5F344FD2" wp14:editId="74E70B58">
           <wp:simplePos x="0" y="0"/>
           <wp:positionH relativeFrom="margin">
             <wp:align>left</wp:align>
@@ -952,8 +2438,13 @@
           </a:graphic>
         </wp:anchor>
       </w:drawing>
+    </w:r>
+    <w:r>
+      <w:rPr>
+        <w:noProof/>
+      </w:rPr>
       <w:drawing>
-        <wp:anchor behindDoc="1" distT="0" distB="0" distL="114300" distR="114300" simplePos="0" locked="0" layoutInCell="0" allowOverlap="1" relativeHeight="3">
+        <wp:anchor distT="0" distB="0" distL="114300" distR="114300" simplePos="0" relativeHeight="3" behindDoc="1" locked="0" layoutInCell="0" allowOverlap="1" wp14:anchorId="5EAB29ED" wp14:editId="677445C8">
           <wp:simplePos x="0" y="0"/>
           <wp:positionH relativeFrom="margin">
             <wp:posOffset>2576195</wp:posOffset>
@@ -964,7 +2455,7 @@
           <wp:extent cx="2072640" cy="496570"/>
           <wp:effectExtent l="0" t="0" r="0" b="0"/>
           <wp:wrapSquare wrapText="bothSides"/>
-          <wp:docPr id="2" name="Imagen3" descr=""/>
+          <wp:docPr id="2" name="Imagen3"/>
           <wp:cNvGraphicFramePr>
             <a:graphicFrameLocks xmlns:a="http://schemas.openxmlformats.org/drawingml/2006/main" noChangeAspect="1"/>
           </wp:cNvGraphicFramePr>
@@ -972,7 +2463,7 @@
             <a:graphicData uri="http://schemas.openxmlformats.org/drawingml/2006/picture">
               <pic:pic xmlns:pic="http://schemas.openxmlformats.org/drawingml/2006/picture">
                 <pic:nvPicPr>
-                  <pic:cNvPr id="2" name="Imagen3" descr=""/>
+                  <pic:cNvPr id="2" name="Imagen3"/>
                   <pic:cNvPicPr>
                     <a:picLocks noChangeAspect="1" noChangeArrowheads="1"/>
                   </pic:cNvPicPr>
@@ -997,8 +2488,13 @@
           </a:graphic>
         </wp:anchor>
       </w:drawing>
+    </w:r>
+    <w:r>
+      <w:rPr>
+        <w:noProof/>
+      </w:rPr>
       <w:drawing>
-        <wp:anchor behindDoc="1" distT="0" distB="0" distL="114300" distR="0" simplePos="0" locked="0" layoutInCell="0" allowOverlap="1" relativeHeight="4">
+        <wp:anchor distT="0" distB="0" distL="114300" distR="0" simplePos="0" relativeHeight="4" behindDoc="1" locked="0" layoutInCell="0" allowOverlap="1" wp14:anchorId="72A5FDF1" wp14:editId="650C0328">
           <wp:simplePos x="0" y="0"/>
           <wp:positionH relativeFrom="margin">
             <wp:align>right</wp:align>
@@ -1042,8 +2538,13 @@
           </a:graphic>
         </wp:anchor>
       </w:drawing>
+    </w:r>
+    <w:r>
+      <w:rPr>
+        <w:noProof/>
+      </w:rPr>
       <w:drawing>
-        <wp:anchor behindDoc="1" distT="0" distB="0" distL="114300" distR="114300" simplePos="0" locked="0" layoutInCell="0" allowOverlap="1" relativeHeight="5">
+        <wp:anchor distT="0" distB="0" distL="114300" distR="114300" simplePos="0" relativeHeight="5" behindDoc="1" locked="0" layoutInCell="0" allowOverlap="1" wp14:anchorId="18E1F212" wp14:editId="2F105C87">
           <wp:simplePos x="0" y="0"/>
           <wp:positionH relativeFrom="column">
             <wp:posOffset>1054735</wp:posOffset>
@@ -1054,7 +2555,7 @@
           <wp:extent cx="1424940" cy="660400"/>
           <wp:effectExtent l="0" t="0" r="0" b="0"/>
           <wp:wrapSquare wrapText="bothSides"/>
-          <wp:docPr id="4" name="Imagen 1" descr=""/>
+          <wp:docPr id="4" name="Imagen 1"/>
           <wp:cNvGraphicFramePr>
             <a:graphicFrameLocks xmlns:a="http://schemas.openxmlformats.org/drawingml/2006/main" noChangeAspect="1"/>
           </wp:cNvGraphicFramePr>
@@ -1062,7 +2563,7 @@
             <a:graphicData uri="http://schemas.openxmlformats.org/drawingml/2006/picture">
               <pic:pic xmlns:pic="http://schemas.openxmlformats.org/drawingml/2006/picture">
                 <pic:nvPicPr>
-                  <pic:cNvPr id="4" name="Imagen 1" descr=""/>
+                  <pic:cNvPr id="4" name="Imagen 1"/>
                   <pic:cNvPicPr>
                     <a:picLocks noChangeAspect="1" noChangeArrowheads="1"/>
                   </pic:cNvPicPr>
@@ -1089,151 +2590,141 @@
       </w:drawing>
     </w:r>
     <w:r>
-      <mc:AlternateContent>
-        <mc:Choice Requires="wps">
-          <w:drawing>
-            <wp:anchor behindDoc="1" distT="0" distB="0" distL="114300" distR="114300" simplePos="0" locked="0" layoutInCell="1" allowOverlap="1" relativeHeight="6">
-              <wp:simplePos x="0" y="0"/>
-              <wp:positionH relativeFrom="column">
-                <wp:align>center</wp:align>
-              </wp:positionH>
-              <wp:positionV relativeFrom="paragraph">
-                <wp:posOffset>363220</wp:posOffset>
-              </wp:positionV>
-              <wp:extent cx="6121400" cy="335280"/>
-              <wp:effectExtent l="0" t="0" r="0" b="0"/>
-              <wp:wrapNone/>
-              <wp:docPr id="5" name="Marc1"/>
-              <a:graphic xmlns:a="http://schemas.openxmlformats.org/drawingml/2006/main">
-                <a:graphicData uri="http://schemas.microsoft.com/office/word/2010/wordprocessingShape">
-                  <wps:wsp>
-                    <wps:cNvSpPr txBox="1"/>
-                    <wps:spPr>
-                      <a:xfrm>
-                        <a:off x="0" y="0"/>
-                        <a:ext cx="6121400" cy="335280"/>
-                      </a:xfrm>
-                      <a:prstGeom prst="rect"/>
-                      <a:solidFill>
-                        <a:srgbClr val="FFFFFF"/>
-                      </a:solidFill>
-                      <a:ln>
-                        <a:solidFill>
-                          <a:srgbClr val="000000"/>
-                        </a:solidFill>
-                      </a:ln>
-                    </wps:spPr>
-                    <wps:txbx>
-                      <w:txbxContent>
-                        <w:p>
-                          <w:pPr>
-                            <w:pStyle w:val="Contingutdelmarc"/>
-                            <w:spacing w:before="0" w:after="160"/>
-                            <w:rPr>
-                              <w:sz w:val="24"/>
-                            </w:rPr>
-                          </w:pPr>
-                          <w:r>
-                            <w:rPr>
-                              <w:sz w:val="24"/>
-                            </w:rPr>
-                            <w:t>DIW 2ºDAW 202</w:t>
-                          </w:r>
-                          <w:r>
-                            <w:rPr>
-                              <w:sz w:val="24"/>
-                            </w:rPr>
-                            <w:t>6</w:t>
-                          </w:r>
-                          <w:r>
-                            <w:rPr>
-                              <w:sz w:val="24"/>
-                            </w:rPr>
-                            <w:t>-2</w:t>
-                          </w:r>
-                          <w:r>
-                            <w:rPr>
-                              <w:sz w:val="24"/>
-                            </w:rPr>
-                            <w:t>7</w:t>
-                          </w:r>
-                          <w:r>
-                            <w:rPr>
-                              <w:sz w:val="24"/>
-                            </w:rPr>
-                            <w:t>. Nombre y apellidos</w:t>
-                          </w:r>
-                        </w:p>
-                      </w:txbxContent>
-                    </wps:txbx>
-                    <wps:bodyPr anchor="t" lIns="91440" tIns="45720" rIns="91440" bIns="45720">
-                      <a:noAutofit/>
-                    </wps:bodyPr>
-                  </wps:wsp>
-                </a:graphicData>
-              </a:graphic>
-            </wp:anchor>
-          </w:drawing>
-        </mc:Choice>
-        <mc:Fallback>
-          <w:pict>
-            <v:rect fillcolor="#FFFFFF" strokecolor="#000000" strokeweight="0pt" style="position:absolute;rotation:-0;width:482pt;height:26.4pt;mso-wrap-distance-left:9pt;mso-wrap-distance-right:9pt;mso-wrap-distance-top:0pt;mso-wrap-distance-bottom:0pt;margin-top:28.6pt;mso-position-vertical-relative:text;margin-left:2.65pt;mso-position-horizontal:center;mso-position-horizontal-relative:text">
-              <v:textbox>
-                <w:txbxContent>
-                  <w:p>
-                    <w:pPr>
-                      <w:pStyle w:val="Contingutdelmarc"/>
-                      <w:spacing w:before="0" w:after="160"/>
-                      <w:rPr>
-                        <w:sz w:val="24"/>
-                      </w:rPr>
-                    </w:pPr>
-                    <w:r>
-                      <w:rPr>
-                        <w:sz w:val="24"/>
-                      </w:rPr>
-                      <w:t>DIW 2ºDAW 202</w:t>
-                    </w:r>
-                    <w:r>
-                      <w:rPr>
-                        <w:sz w:val="24"/>
-                      </w:rPr>
-                      <w:t>6</w:t>
-                    </w:r>
-                    <w:r>
-                      <w:rPr>
-                        <w:sz w:val="24"/>
-                      </w:rPr>
-                      <w:t>-2</w:t>
-                    </w:r>
-                    <w:r>
-                      <w:rPr>
-                        <w:sz w:val="24"/>
-                      </w:rPr>
-                      <w:t>7</w:t>
-                    </w:r>
-                    <w:r>
-                      <w:rPr>
-                        <w:sz w:val="24"/>
-                      </w:rPr>
-                      <w:t>. Nombre y apellidos</w:t>
-                    </w:r>
-                  </w:p>
-                </w:txbxContent>
-              </v:textbox>
-              <w10:wrap type="none"/>
-            </v:rect>
-          </w:pict>
-        </mc:Fallback>
-      </mc:AlternateContent>
+      <w:rPr>
+        <w:noProof/>
+      </w:rPr>
+      <w:pict w14:anchorId="145A0C41">
+        <v:shapetype id="_x0000_t202" coordsize="21600,21600" o:spt="202" path="m,l,21600r21600,l21600,xe">
+          <v:stroke joinstyle="miter"/>
+          <v:path gradientshapeok="t" o:connecttype="rect"/>
+        </v:shapetype>
+        <v:shape id="Marc1" o:spid="_x0000_s1025" type="#_x0000_t202" style="position:absolute;margin-left:0;margin-top:28.6pt;width:482pt;height:26.4pt;z-index:-503316474;visibility:visible;mso-wrap-style:square;mso-wrap-distance-left:9pt;mso-wrap-distance-top:0;mso-wrap-distance-right:9pt;mso-wrap-distance-bottom:0;mso-position-horizontal:center;mso-position-horizontal-relative:text;mso-position-vertical:absolute;mso-position-vertical-relative:text;v-text-anchor:top" o:gfxdata="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">
+          <v:textbox>
+            <w:txbxContent>
+              <w:p>
+                <w:pPr>
+                  <w:pStyle w:val="Contingutdelmarc"/>
+                  <w:rPr>
+                    <w:sz w:val="24"/>
+                  </w:rPr>
+                </w:pPr>
+                <w:r>
+                  <w:rPr>
+                    <w:sz w:val="24"/>
+                  </w:rPr>
+                  <w:t xml:space="preserve">DIW 2ºDAW 2026-27. </w:t>
+                </w:r>
+                <w:r>
+                  <w:rPr>
+                    <w:sz w:val="24"/>
+                  </w:rPr>
+                  <w:t>José Miguel Verdu Sagredo</w:t>
+                </w:r>
+              </w:p>
+            </w:txbxContent>
+          </v:textbox>
+        </v:shape>
+      </w:pict>
     </w:r>
   </w:p>
 </w:hdr>
 </file>
 
 <file path=word/numbering.xml><?xml version="1.0" encoding="utf-8"?>
-<w:numbering xmlns:w="http://schemas.openxmlformats.org/wordprocessingml/2006/main" xmlns:o="urn:schemas-microsoft-com:office:office" xmlns:r="http://schemas.openxmlformats.org/officeDocument/2006/relationships" xmlns:v="urn:schemas-microsoft-com:vml" xmlns:mc="http://schemas.openxmlformats.org/markup-compatibility/2006" xmlns:w14="http://schemas.microsoft.com/office/word/2010/wordml" mc:Ignorable="w14">
-  <w:abstractNum w:abstractNumId="1">
+<w:numbering xmlns:wpc="http://schemas.microsoft.com/office/word/2010/wordprocessingCanvas" xmlns:cx="http://schemas.microsoft.com/office/drawing/2014/chartex" xmlns:cx1="http://schemas.microsoft.com/office/drawing/2015/9/8/chartex" xmlns:cx2="http://schemas.microsoft.com/office/drawing/2015/10/21/chartex" xmlns:cx3="http://schemas.microsoft.com/office/drawing/2016/5/9/chartex" xmlns:cx4="http://schemas.microsoft.com/office/drawing/2016/5/10/chartex" xmlns:cx5="http://schemas.microsoft.com/office/drawing/2016/5/11/chartex" xmlns:cx6="http://schemas.microsoft.com/office/drawing/2016/5/12/chartex" xmlns:cx7="http://schemas.microsoft.com/office/drawing/2016/5/13/chartex" xmlns:cx8="http://schemas.microsoft.com/office/drawing/2016/5/14/chartex" xmlns:mc="http://schemas.openxmlformats.org/markup-compatibility/2006" xmlns:aink="http://schemas.microsoft.com/office/drawing/2016/ink" xmlns:am3d="http://schemas.microsoft.com/office/drawing/2017/model3d" xmlns:o="urn:schemas-microsoft-com:office:office" xmlns:oel="http://schemas.microsoft.com/office/2019/extlst" xmlns:r="http://schemas.openxmlformats.org/officeDocument/2006/relationships" xmlns:m="http://schemas.openxmlformats.org/officeDocument/2006/math" xmlns:v="urn:schemas-microsoft-com:vml" xmlns:wp14="http://schemas.microsoft.com/office/word/2010/wordprocessingDrawing" xmlns:wp="http://schemas.openxmlformats.org/drawingml/2006/wordprocessingDrawing" xmlns:w10="urn:schemas-microsoft-com:office:word" xmlns:w="http://schemas.openxmlformats.org/wordprocessingml/2006/main" xmlns:w14="http://schemas.microsoft.com/office/word/2010/wordml" xmlns:w15="http://schemas.microsoft.com/office/word/2012/wordml" xmlns:w16cex="http://schemas.microsoft.com/office/word/2018/wordml/cex" xmlns:w16cid="http://schemas.microsoft.com/office/word/2016/wordml/cid" xmlns:w16="http://schemas.microsoft.com/office/word/2018/wordml" xmlns:w16du="http://schemas.microsoft.com/office/word/2023/wordml/word16du" xmlns:w16sdtdh="http://schemas.microsoft.com/office/word/2020/wordml/sdtdatahash" xmlns:w16sdtfl="http://schemas.microsoft.com/office/word/2024/wordml/sdtformatlock" xmlns:w16se="http://schemas.microsoft.com/office/word/2015/wordml/symex" xmlns:wpg="http://schemas.microsoft.com/office/word/2010/wordprocessingGroup" xmlns:wpi="http://schemas.microsoft.com/office/word/2010/wordprocessingInk" xmlns:wne="http://schemas.microsoft.com/office/word/2006/wordml" xmlns:wps="http://schemas.microsoft.com/office/word/2010/wordprocessingShape" mc:Ignorable="w14 w15 w16se w16cid w16 w16cex w16sdtdh w16sdtfl w16du wp14">
+  <w:abstractNum w:abstractNumId="0" w15:restartNumberingAfterBreak="0">
+    <w:nsid w:val="29BA7A1F"/>
+    <w:multiLevelType w:val="hybridMultilevel"/>
+    <w:tmpl w:val="6AA2519C"/>
+    <w:lvl w:ilvl="0" w:tplc="0C0A000F">
+      <w:start w:val="1"/>
+      <w:numFmt w:val="decimal"/>
+      <w:lvlText w:val="%1."/>
+      <w:lvlJc w:val="left"/>
+      <w:pPr>
+        <w:ind w:left="720" w:hanging="360"/>
+      </w:pPr>
+      <w:rPr>
+        <w:rFonts w:hint="default"/>
+      </w:rPr>
+    </w:lvl>
+    <w:lvl w:ilvl="1" w:tplc="0C0A0019" w:tentative="1">
+      <w:start w:val="1"/>
+      <w:numFmt w:val="lowerLetter"/>
+      <w:lvlText w:val="%2."/>
+      <w:lvlJc w:val="left"/>
+      <w:pPr>
+        <w:ind w:left="1440" w:hanging="360"/>
+      </w:pPr>
+    </w:lvl>
+    <w:lvl w:ilvl="2" w:tplc="0C0A001B" w:tentative="1">
+      <w:start w:val="1"/>
+      <w:numFmt w:val="lowerRoman"/>
+      <w:lvlText w:val="%3."/>
+      <w:lvlJc w:val="right"/>
+      <w:pPr>
+        <w:ind w:left="2160" w:hanging="180"/>
+      </w:pPr>
+    </w:lvl>
+    <w:lvl w:ilvl="3" w:tplc="0C0A000F" w:tentative="1">
+      <w:start w:val="1"/>
+      <w:numFmt w:val="decimal"/>
+      <w:lvlText w:val="%4."/>
+      <w:lvlJc w:val="left"/>
+      <w:pPr>
+        <w:ind w:left="2880" w:hanging="360"/>
+      </w:pPr>
+    </w:lvl>
+    <w:lvl w:ilvl="4" w:tplc="0C0A0019" w:tentative="1">
+      <w:start w:val="1"/>
+      <w:numFmt w:val="lowerLetter"/>
+      <w:lvlText w:val="%5."/>
+      <w:lvlJc w:val="left"/>
+      <w:pPr>
+        <w:ind w:left="3600" w:hanging="360"/>
+      </w:pPr>
+    </w:lvl>
+    <w:lvl w:ilvl="5" w:tplc="0C0A001B" w:tentative="1">
+      <w:start w:val="1"/>
+      <w:numFmt w:val="lowerRoman"/>
+      <w:lvlText w:val="%6."/>
+      <w:lvlJc w:val="right"/>
+      <w:pPr>
+        <w:ind w:left="4320" w:hanging="180"/>
+      </w:pPr>
+    </w:lvl>
+    <w:lvl w:ilvl="6" w:tplc="0C0A000F" w:tentative="1">
+      <w:start w:val="1"/>
+      <w:numFmt w:val="decimal"/>
+      <w:lvlText w:val="%7."/>
+      <w:lvlJc w:val="left"/>
+      <w:pPr>
+        <w:ind w:left="5040" w:hanging="360"/>
+      </w:pPr>
+    </w:lvl>
+    <w:lvl w:ilvl="7" w:tplc="0C0A0019" w:tentative="1">
+      <w:start w:val="1"/>
+      <w:numFmt w:val="lowerLetter"/>
+      <w:lvlText w:val="%8."/>
+      <w:lvlJc w:val="left"/>
+      <w:pPr>
+        <w:ind w:left="5760" w:hanging="360"/>
+      </w:pPr>
+    </w:lvl>
+    <w:lvl w:ilvl="8" w:tplc="0C0A001B" w:tentative="1">
+      <w:start w:val="1"/>
+      <w:numFmt w:val="lowerRoman"/>
+      <w:lvlText w:val="%9."/>
+      <w:lvlJc w:val="right"/>
+      <w:pPr>
+        <w:ind w:left="6480" w:hanging="180"/>
+      </w:pPr>
+    </w:lvl>
+  </w:abstractNum>
+  <w:abstractNum w:abstractNumId="1" w15:restartNumberingAfterBreak="0">
+    <w:nsid w:val="3F8A53C8"/>
+    <w:multiLevelType w:val="multilevel"/>
+    <w:tmpl w:val="50066EAA"/>
     <w:lvl w:ilvl="0">
       <w:start w:val="1"/>
       <w:numFmt w:val="bullet"/>
@@ -1370,7 +2861,10 @@
       </w:rPr>
     </w:lvl>
   </w:abstractNum>
-  <w:abstractNum w:abstractNumId="2">
+  <w:abstractNum w:abstractNumId="2" w15:restartNumberingAfterBreak="0">
+    <w:nsid w:val="45756368"/>
+    <w:multiLevelType w:val="multilevel"/>
+    <w:tmpl w:val="AD7CEA4C"/>
     <w:lvl w:ilvl="0">
       <w:start w:val="1"/>
       <w:numFmt w:val="none"/>
@@ -1381,7 +2875,7 @@
         <w:tabs>
           <w:tab w:val="num" w:pos="0"/>
         </w:tabs>
-        <w:ind w:left="0" w:hanging="0"/>
+        <w:ind w:left="0" w:firstLine="0"/>
       </w:pPr>
     </w:lvl>
     <w:lvl w:ilvl="1">
@@ -1394,7 +2888,7 @@
         <w:tabs>
           <w:tab w:val="num" w:pos="0"/>
         </w:tabs>
-        <w:ind w:left="0" w:hanging="0"/>
+        <w:ind w:left="0" w:firstLine="0"/>
       </w:pPr>
     </w:lvl>
     <w:lvl w:ilvl="2">
@@ -1407,7 +2901,7 @@
         <w:tabs>
           <w:tab w:val="num" w:pos="0"/>
         </w:tabs>
-        <w:ind w:left="0" w:hanging="0"/>
+        <w:ind w:left="0" w:firstLine="0"/>
       </w:pPr>
     </w:lvl>
     <w:lvl w:ilvl="3">
@@ -1420,7 +2914,7 @@
         <w:tabs>
           <w:tab w:val="num" w:pos="0"/>
         </w:tabs>
-        <w:ind w:left="0" w:hanging="0"/>
+        <w:ind w:left="0" w:firstLine="0"/>
       </w:pPr>
     </w:lvl>
     <w:lvl w:ilvl="4">
@@ -1433,7 +2927,7 @@
         <w:tabs>
           <w:tab w:val="num" w:pos="0"/>
         </w:tabs>
-        <w:ind w:left="0" w:hanging="0"/>
+        <w:ind w:left="0" w:firstLine="0"/>
       </w:pPr>
     </w:lvl>
     <w:lvl w:ilvl="5">
@@ -1446,7 +2940,7 @@
         <w:tabs>
           <w:tab w:val="num" w:pos="0"/>
         </w:tabs>
-        <w:ind w:left="0" w:hanging="0"/>
+        <w:ind w:left="0" w:firstLine="0"/>
       </w:pPr>
     </w:lvl>
     <w:lvl w:ilvl="6">
@@ -1459,7 +2953,7 @@
         <w:tabs>
           <w:tab w:val="num" w:pos="0"/>
         </w:tabs>
-        <w:ind w:left="0" w:hanging="0"/>
+        <w:ind w:left="0" w:firstLine="0"/>
       </w:pPr>
     </w:lvl>
     <w:lvl w:ilvl="7">
@@ -1472,7 +2966,7 @@
         <w:tabs>
           <w:tab w:val="num" w:pos="0"/>
         </w:tabs>
-        <w:ind w:left="0" w:hanging="0"/>
+        <w:ind w:left="0" w:firstLine="0"/>
       </w:pPr>
     </w:lvl>
     <w:lvl w:ilvl="8">
@@ -1485,25 +2979,180 @@
         <w:tabs>
           <w:tab w:val="num" w:pos="0"/>
         </w:tabs>
-        <w:ind w:left="0" w:hanging="0"/>
+        <w:ind w:left="0" w:firstLine="0"/>
       </w:pPr>
     </w:lvl>
   </w:abstractNum>
-  <w:num w:numId="1">
+  <w:abstractNum w:abstractNumId="3" w15:restartNumberingAfterBreak="0">
+    <w:nsid w:val="596546AD"/>
+    <w:multiLevelType w:val="multilevel"/>
+    <w:tmpl w:val="1E808354"/>
+    <w:lvl w:ilvl="0">
+      <w:start w:val="1"/>
+      <w:numFmt w:val="bullet"/>
+      <w:lvlText w:val=""/>
+      <w:lvlJc w:val="left"/>
+      <w:pPr>
+        <w:tabs>
+          <w:tab w:val="num" w:pos="720"/>
+        </w:tabs>
+        <w:ind w:left="720" w:hanging="360"/>
+      </w:pPr>
+      <w:rPr>
+        <w:rFonts w:ascii="Symbol" w:hAnsi="Symbol" w:hint="default"/>
+        <w:sz w:val="20"/>
+      </w:rPr>
+    </w:lvl>
+    <w:lvl w:ilvl="1" w:tentative="1">
+      <w:start w:val="1"/>
+      <w:numFmt w:val="bullet"/>
+      <w:lvlText w:val="o"/>
+      <w:lvlJc w:val="left"/>
+      <w:pPr>
+        <w:tabs>
+          <w:tab w:val="num" w:pos="1440"/>
+        </w:tabs>
+        <w:ind w:left="1440" w:hanging="360"/>
+      </w:pPr>
+      <w:rPr>
+        <w:rFonts w:ascii="Courier New" w:hAnsi="Courier New" w:hint="default"/>
+        <w:sz w:val="20"/>
+      </w:rPr>
+    </w:lvl>
+    <w:lvl w:ilvl="2" w:tentative="1">
+      <w:start w:val="1"/>
+      <w:numFmt w:val="bullet"/>
+      <w:lvlText w:val=""/>
+      <w:lvlJc w:val="left"/>
+      <w:pPr>
+        <w:tabs>
+          <w:tab w:val="num" w:pos="2160"/>
+        </w:tabs>
+        <w:ind w:left="2160" w:hanging="360"/>
+      </w:pPr>
+      <w:rPr>
+        <w:rFonts w:ascii="Wingdings" w:hAnsi="Wingdings" w:hint="default"/>
+        <w:sz w:val="20"/>
+      </w:rPr>
+    </w:lvl>
+    <w:lvl w:ilvl="3" w:tentative="1">
+      <w:start w:val="1"/>
+      <w:numFmt w:val="bullet"/>
+      <w:lvlText w:val=""/>
+      <w:lvlJc w:val="left"/>
+      <w:pPr>
+        <w:tabs>
+          <w:tab w:val="num" w:pos="2880"/>
+        </w:tabs>
+        <w:ind w:left="2880" w:hanging="360"/>
+      </w:pPr>
+      <w:rPr>
+        <w:rFonts w:ascii="Wingdings" w:hAnsi="Wingdings" w:hint="default"/>
+        <w:sz w:val="20"/>
+      </w:rPr>
+    </w:lvl>
+    <w:lvl w:ilvl="4" w:tentative="1">
+      <w:start w:val="1"/>
+      <w:numFmt w:val="bullet"/>
+      <w:lvlText w:val=""/>
+      <w:lvlJc w:val="left"/>
+      <w:pPr>
+        <w:tabs>
+          <w:tab w:val="num" w:pos="3600"/>
+        </w:tabs>
+        <w:ind w:left="3600" w:hanging="360"/>
+      </w:pPr>
+      <w:rPr>
+        <w:rFonts w:ascii="Wingdings" w:hAnsi="Wingdings" w:hint="default"/>
+        <w:sz w:val="20"/>
+      </w:rPr>
+    </w:lvl>
+    <w:lvl w:ilvl="5" w:tentative="1">
+      <w:start w:val="1"/>
+      <w:numFmt w:val="bullet"/>
+      <w:lvlText w:val=""/>
+      <w:lvlJc w:val="left"/>
+      <w:pPr>
+        <w:tabs>
+          <w:tab w:val="num" w:pos="4320"/>
+        </w:tabs>
+        <w:ind w:left="4320" w:hanging="360"/>
+      </w:pPr>
+      <w:rPr>
+        <w:rFonts w:ascii="Wingdings" w:hAnsi="Wingdings" w:hint="default"/>
+        <w:sz w:val="20"/>
+      </w:rPr>
+    </w:lvl>
+    <w:lvl w:ilvl="6" w:tentative="1">
+      <w:start w:val="1"/>
+      <w:numFmt w:val="bullet"/>
+      <w:lvlText w:val=""/>
+      <w:lvlJc w:val="left"/>
+      <w:pPr>
+        <w:tabs>
+          <w:tab w:val="num" w:pos="5040"/>
+        </w:tabs>
+        <w:ind w:left="5040" w:hanging="360"/>
+      </w:pPr>
+      <w:rPr>
+        <w:rFonts w:ascii="Wingdings" w:hAnsi="Wingdings" w:hint="default"/>
+        <w:sz w:val="20"/>
+      </w:rPr>
+    </w:lvl>
+    <w:lvl w:ilvl="7" w:tentative="1">
+      <w:start w:val="1"/>
+      <w:numFmt w:val="bullet"/>
+      <w:lvlText w:val=""/>
+      <w:lvlJc w:val="left"/>
+      <w:pPr>
+        <w:tabs>
+          <w:tab w:val="num" w:pos="5760"/>
+        </w:tabs>
+        <w:ind w:left="5760" w:hanging="360"/>
+      </w:pPr>
+      <w:rPr>
+        <w:rFonts w:ascii="Wingdings" w:hAnsi="Wingdings" w:hint="default"/>
+        <w:sz w:val="20"/>
+      </w:rPr>
+    </w:lvl>
+    <w:lvl w:ilvl="8" w:tentative="1">
+      <w:start w:val="1"/>
+      <w:numFmt w:val="bullet"/>
+      <w:lvlText w:val=""/>
+      <w:lvlJc w:val="left"/>
+      <w:pPr>
+        <w:tabs>
+          <w:tab w:val="num" w:pos="6480"/>
+        </w:tabs>
+        <w:ind w:left="6480" w:hanging="360"/>
+      </w:pPr>
+      <w:rPr>
+        <w:rFonts w:ascii="Wingdings" w:hAnsi="Wingdings" w:hint="default"/>
+        <w:sz w:val="20"/>
+      </w:rPr>
+    </w:lvl>
+  </w:abstractNum>
+  <w:num w:numId="1" w16cid:durableId="812791808">
     <w:abstractNumId w:val="1"/>
   </w:num>
-  <w:num w:numId="2">
+  <w:num w:numId="2" w16cid:durableId="2098405986">
     <w:abstractNumId w:val="2"/>
+  </w:num>
+  <w:num w:numId="3" w16cid:durableId="567501818">
+    <w:abstractNumId w:val="0"/>
+  </w:num>
+  <w:num w:numId="4" w16cid:durableId="1560942365">
+    <w:abstractNumId w:val="3"/>
   </w:num>
 </w:numbering>
 </file>
 
 <file path=word/styles.xml><?xml version="1.0" encoding="utf-8"?>
-<w:styles xmlns:w="http://schemas.openxmlformats.org/wordprocessingml/2006/main" xmlns:w14="http://schemas.microsoft.com/office/word/2010/wordml" xmlns:mc="http://schemas.openxmlformats.org/markup-compatibility/2006" mc:Ignorable="w14">
+<w:styles xmlns:mc="http://schemas.openxmlformats.org/markup-compatibility/2006" xmlns:r="http://schemas.openxmlformats.org/officeDocument/2006/relationships" xmlns:w="http://schemas.openxmlformats.org/wordprocessingml/2006/main" xmlns:w14="http://schemas.microsoft.com/office/word/2010/wordml" xmlns:w15="http://schemas.microsoft.com/office/word/2012/wordml" xmlns:w16cex="http://schemas.microsoft.com/office/word/2018/wordml/cex" xmlns:w16cid="http://schemas.microsoft.com/office/word/2016/wordml/cid" xmlns:w16="http://schemas.microsoft.com/office/word/2018/wordml" xmlns:w16du="http://schemas.microsoft.com/office/word/2023/wordml/word16du" xmlns:w16sdtdh="http://schemas.microsoft.com/office/word/2020/wordml/sdtdatahash" xmlns:w16sdtfl="http://schemas.microsoft.com/office/word/2024/wordml/sdtformatlock" xmlns:w16se="http://schemas.microsoft.com/office/word/2015/wordml/symex" mc:Ignorable="w14 w15 w16se w16cid w16 w16cex w16sdtdh w16sdtfl w16du">
   <w:docDefaults>
     <w:rPrDefault>
       <w:rPr>
-        <w:rFonts w:ascii="Calibri" w:hAnsi="Calibri" w:eastAsia="Calibri" w:cs="" w:asciiTheme="minorHAnsi" w:cstheme="minorBidi" w:eastAsiaTheme="minorHAnsi" w:hAnsiTheme="minorHAnsi"/>
+        <w:rFonts w:asciiTheme="minorHAnsi" w:eastAsiaTheme="minorHAnsi" w:hAnsiTheme="minorHAnsi" w:cstheme="minorBidi"/>
         <w:sz w:val="22"/>
         <w:szCs w:val="22"/>
         <w:lang w:val="es-ES" w:eastAsia="en-US" w:bidi="ar-SA"/>
@@ -1511,21 +3160,21 @@
     </w:rPrDefault>
     <w:pPrDefault>
       <w:pPr>
-        <w:suppressAutoHyphens w:val="true"/>
+        <w:suppressAutoHyphens/>
       </w:pPr>
     </w:pPrDefault>
   </w:docDefaults>
   <w:latentStyles w:defLockedState="0" w:defUIPriority="99" w:defSemiHidden="0" w:defUnhideWhenUsed="0" w:defQFormat="0" w:count="376">
     <w:lsdException w:name="Normal" w:uiPriority="0" w:qFormat="1"/>
     <w:lsdException w:name="heading 1" w:uiPriority="9" w:qFormat="1"/>
-    <w:lsdException w:name="heading 2" w:uiPriority="9" w:semiHidden="1" w:unhideWhenUsed="1" w:qFormat="1"/>
-    <w:lsdException w:name="heading 3" w:uiPriority="9" w:semiHidden="1" w:unhideWhenUsed="1" w:qFormat="1"/>
-    <w:lsdException w:name="heading 4" w:uiPriority="9" w:semiHidden="1" w:unhideWhenUsed="1" w:qFormat="1"/>
-    <w:lsdException w:name="heading 5" w:uiPriority="9" w:semiHidden="1" w:unhideWhenUsed="1" w:qFormat="1"/>
-    <w:lsdException w:name="heading 6" w:uiPriority="9" w:semiHidden="1" w:unhideWhenUsed="1" w:qFormat="1"/>
-    <w:lsdException w:name="heading 7" w:uiPriority="9" w:semiHidden="1" w:unhideWhenUsed="1" w:qFormat="1"/>
-    <w:lsdException w:name="heading 8" w:uiPriority="9" w:semiHidden="1" w:unhideWhenUsed="1" w:qFormat="1"/>
-    <w:lsdException w:name="heading 9" w:uiPriority="9" w:semiHidden="1" w:unhideWhenUsed="1" w:qFormat="1"/>
+    <w:lsdException w:name="heading 2" w:semiHidden="1" w:uiPriority="9" w:unhideWhenUsed="1" w:qFormat="1"/>
+    <w:lsdException w:name="heading 3" w:semiHidden="1" w:uiPriority="9" w:unhideWhenUsed="1" w:qFormat="1"/>
+    <w:lsdException w:name="heading 4" w:semiHidden="1" w:uiPriority="9" w:unhideWhenUsed="1" w:qFormat="1"/>
+    <w:lsdException w:name="heading 5" w:semiHidden="1" w:uiPriority="9" w:unhideWhenUsed="1" w:qFormat="1"/>
+    <w:lsdException w:name="heading 6" w:semiHidden="1" w:uiPriority="9" w:unhideWhenUsed="1" w:qFormat="1"/>
+    <w:lsdException w:name="heading 7" w:semiHidden="1" w:uiPriority="9" w:unhideWhenUsed="1" w:qFormat="1"/>
+    <w:lsdException w:name="heading 8" w:semiHidden="1" w:uiPriority="9" w:unhideWhenUsed="1" w:qFormat="1"/>
+    <w:lsdException w:name="heading 9" w:semiHidden="1" w:uiPriority="9" w:unhideWhenUsed="1" w:qFormat="1"/>
     <w:lsdException w:name="index 1" w:semiHidden="1" w:unhideWhenUsed="1"/>
     <w:lsdException w:name="index 2" w:semiHidden="1" w:unhideWhenUsed="1"/>
     <w:lsdException w:name="index 3" w:semiHidden="1" w:unhideWhenUsed="1"/>
@@ -1535,22 +3184,22 @@
     <w:lsdException w:name="index 7" w:semiHidden="1" w:unhideWhenUsed="1"/>
     <w:lsdException w:name="index 8" w:semiHidden="1" w:unhideWhenUsed="1"/>
     <w:lsdException w:name="index 9" w:semiHidden="1" w:unhideWhenUsed="1"/>
-    <w:lsdException w:name="toc 1" w:uiPriority="39" w:semiHidden="1" w:unhideWhenUsed="1"/>
-    <w:lsdException w:name="toc 2" w:uiPriority="39" w:semiHidden="1" w:unhideWhenUsed="1"/>
-    <w:lsdException w:name="toc 3" w:uiPriority="39" w:semiHidden="1" w:unhideWhenUsed="1"/>
-    <w:lsdException w:name="toc 4" w:uiPriority="39" w:semiHidden="1" w:unhideWhenUsed="1"/>
-    <w:lsdException w:name="toc 5" w:uiPriority="39" w:semiHidden="1" w:unhideWhenUsed="1"/>
-    <w:lsdException w:name="toc 6" w:uiPriority="39" w:semiHidden="1" w:unhideWhenUsed="1"/>
-    <w:lsdException w:name="toc 7" w:uiPriority="39" w:semiHidden="1" w:unhideWhenUsed="1"/>
-    <w:lsdException w:name="toc 8" w:uiPriority="39" w:semiHidden="1" w:unhideWhenUsed="1"/>
-    <w:lsdException w:name="toc 9" w:uiPriority="39" w:semiHidden="1" w:unhideWhenUsed="1"/>
+    <w:lsdException w:name="toc 1" w:semiHidden="1" w:uiPriority="39" w:unhideWhenUsed="1"/>
+    <w:lsdException w:name="toc 2" w:semiHidden="1" w:uiPriority="39" w:unhideWhenUsed="1"/>
+    <w:lsdException w:name="toc 3" w:semiHidden="1" w:uiPriority="39" w:unhideWhenUsed="1"/>
+    <w:lsdException w:name="toc 4" w:semiHidden="1" w:uiPriority="39" w:unhideWhenUsed="1"/>
+    <w:lsdException w:name="toc 5" w:semiHidden="1" w:uiPriority="39" w:unhideWhenUsed="1"/>
+    <w:lsdException w:name="toc 6" w:semiHidden="1" w:uiPriority="39" w:unhideWhenUsed="1"/>
+    <w:lsdException w:name="toc 7" w:semiHidden="1" w:uiPriority="39" w:unhideWhenUsed="1"/>
+    <w:lsdException w:name="toc 8" w:semiHidden="1" w:uiPriority="39" w:unhideWhenUsed="1"/>
+    <w:lsdException w:name="toc 9" w:semiHidden="1" w:uiPriority="39" w:unhideWhenUsed="1"/>
     <w:lsdException w:name="Normal Indent" w:semiHidden="1" w:unhideWhenUsed="1"/>
     <w:lsdException w:name="footnote text" w:semiHidden="1" w:unhideWhenUsed="1"/>
     <w:lsdException w:name="annotation text" w:semiHidden="1" w:unhideWhenUsed="1"/>
-    <w:lsdException w:name="header" w:uiPriority="0" w:semiHidden="1" w:unhideWhenUsed="1"/>
+    <w:lsdException w:name="header" w:semiHidden="1" w:uiPriority="0" w:unhideWhenUsed="1"/>
     <w:lsdException w:name="footer" w:semiHidden="1" w:unhideWhenUsed="1"/>
     <w:lsdException w:name="index heading" w:semiHidden="1" w:unhideWhenUsed="1"/>
-    <w:lsdException w:name="caption" w:uiPriority="35" w:semiHidden="1" w:unhideWhenUsed="1" w:qFormat="1"/>
+    <w:lsdException w:name="caption" w:semiHidden="1" w:uiPriority="35" w:unhideWhenUsed="1" w:qFormat="1"/>
     <w:lsdException w:name="table of figures" w:semiHidden="1" w:unhideWhenUsed="1"/>
     <w:lsdException w:name="envelope address" w:semiHidden="1" w:unhideWhenUsed="1"/>
     <w:lsdException w:name="envelope return" w:semiHidden="1" w:unhideWhenUsed="1"/>
@@ -1581,7 +3230,7 @@
     <w:lsdException w:name="Title" w:uiPriority="10" w:qFormat="1"/>
     <w:lsdException w:name="Closing" w:semiHidden="1" w:unhideWhenUsed="1"/>
     <w:lsdException w:name="Signature" w:semiHidden="1" w:unhideWhenUsed="1"/>
-    <w:lsdException w:name="Default Paragraph Font" w:uiPriority="1" w:semiHidden="1" w:unhideWhenUsed="1"/>
+    <w:lsdException w:name="Default Paragraph Font" w:semiHidden="1" w:uiPriority="1" w:unhideWhenUsed="1"/>
     <w:lsdException w:name="Body Text" w:semiHidden="1" w:unhideWhenUsed="1"/>
     <w:lsdException w:name="Body Text Indent" w:semiHidden="1" w:unhideWhenUsed="1"/>
     <w:lsdException w:name="List Continue" w:semiHidden="1" w:unhideWhenUsed="1"/>
@@ -1781,8 +3430,8 @@
     <w:lsdException w:name="Subtle Reference" w:uiPriority="31" w:qFormat="1"/>
     <w:lsdException w:name="Intense Reference" w:uiPriority="32" w:qFormat="1"/>
     <w:lsdException w:name="Book Title" w:uiPriority="33" w:qFormat="1"/>
-    <w:lsdException w:name="Bibliography" w:uiPriority="37" w:semiHidden="1" w:unhideWhenUsed="1"/>
-    <w:lsdException w:name="TOC Heading" w:uiPriority="39" w:semiHidden="1" w:unhideWhenUsed="1" w:qFormat="1"/>
+    <w:lsdException w:name="Bibliography" w:semiHidden="1" w:uiPriority="37" w:unhideWhenUsed="1"/>
+    <w:lsdException w:name="TOC Heading" w:semiHidden="1" w:uiPriority="39" w:unhideWhenUsed="1" w:qFormat="1"/>
     <w:lsdException w:name="Plain Table 1" w:uiPriority="41"/>
     <w:lsdException w:name="Plain Table 2" w:uiPriority="42"/>
     <w:lsdException w:name="Plain Table 3" w:uiPriority="43"/>
@@ -1893,96 +3542,147 @@
     <w:lsdException w:name="Unresolved Mention" w:semiHidden="1" w:unhideWhenUsed="1"/>
     <w:lsdException w:name="Smart Link" w:semiHidden="1" w:unhideWhenUsed="1"/>
   </w:latentStyles>
-  <w:style w:type="paragraph" w:styleId="Normal" w:default="1">
+  <w:style w:type="paragraph" w:default="1" w:styleId="Normal">
     <w:name w:val="Normal"/>
     <w:qFormat/>
-    <w:rsid w:val="00274de8"/>
+    <w:rsid w:val="00274DE8"/>
     <w:pPr>
-      <w:widowControl/>
-      <w:bidi w:val="0"/>
-      <w:spacing w:lineRule="auto" w:line="259" w:before="0" w:after="160"/>
-      <w:jc w:val="left"/>
+      <w:spacing w:after="160" w:line="259" w:lineRule="auto"/>
     </w:pPr>
     <w:rPr>
-      <w:rFonts w:ascii="Arial" w:hAnsi="Arial" w:eastAsia="Calibri" w:cs="" w:asciiTheme="minorHAnsi" w:cstheme="minorBidi" w:eastAsiaTheme="minorHAnsi" w:hAnsiTheme="minorHAnsi"/>
       <w:color w:val="212121"/>
-      <w:kern w:val="0"/>
-      <w:sz w:val="22"/>
-      <w:szCs w:val="22"/>
-      <w:lang w:val="es-ES" w:eastAsia="en-US" w:bidi="ar-SA"/>
     </w:rPr>
   </w:style>
-  <w:style w:type="character" w:styleId="DefaultParagraphFont" w:default="1">
+  <w:style w:type="paragraph" w:styleId="Ttulo1">
+    <w:name w:val="heading 1"/>
+    <w:basedOn w:val="Normal"/>
+    <w:next w:val="Normal"/>
+    <w:link w:val="Ttulo1Car"/>
+    <w:uiPriority w:val="9"/>
+    <w:qFormat/>
+    <w:rsid w:val="00181D45"/>
+    <w:pPr>
+      <w:keepNext/>
+      <w:keepLines/>
+      <w:spacing w:before="240" w:after="0"/>
+      <w:outlineLvl w:val="0"/>
+    </w:pPr>
+    <w:rPr>
+      <w:rFonts w:asciiTheme="majorHAnsi" w:eastAsiaTheme="majorEastAsia" w:hAnsiTheme="majorHAnsi" w:cstheme="majorBidi"/>
+      <w:color w:val="2E74B5" w:themeColor="accent1" w:themeShade="BF"/>
+      <w:sz w:val="32"/>
+      <w:szCs w:val="32"/>
+    </w:rPr>
+  </w:style>
+  <w:style w:type="paragraph" w:styleId="Ttulo2">
+    <w:name w:val="heading 2"/>
+    <w:basedOn w:val="Normal"/>
+    <w:next w:val="Normal"/>
+    <w:link w:val="Ttulo2Car"/>
+    <w:uiPriority w:val="9"/>
+    <w:unhideWhenUsed/>
+    <w:qFormat/>
+    <w:rsid w:val="00181D45"/>
+    <w:pPr>
+      <w:keepNext/>
+      <w:keepLines/>
+      <w:spacing w:before="40" w:after="0"/>
+      <w:outlineLvl w:val="1"/>
+    </w:pPr>
+    <w:rPr>
+      <w:rFonts w:asciiTheme="majorHAnsi" w:eastAsiaTheme="majorEastAsia" w:hAnsiTheme="majorHAnsi" w:cstheme="majorBidi"/>
+      <w:color w:val="2E74B5" w:themeColor="accent1" w:themeShade="BF"/>
+      <w:sz w:val="26"/>
+      <w:szCs w:val="26"/>
+    </w:rPr>
+  </w:style>
+  <w:style w:type="character" w:default="1" w:styleId="Fuentedeprrafopredeter">
     <w:name w:val="Default Paragraph Font"/>
     <w:uiPriority w:val="1"/>
+    <w:unhideWhenUsed/>
+  </w:style>
+  <w:style w:type="table" w:default="1" w:styleId="Tablanormal">
+    <w:name w:val="Normal Table"/>
+    <w:uiPriority w:val="99"/>
     <w:semiHidden/>
     <w:unhideWhenUsed/>
-    <w:qFormat/>
-    <w:rPr/>
+    <w:tblPr>
+      <w:tblInd w:w="0" w:type="dxa"/>
+      <w:tblCellMar>
+        <w:top w:w="0" w:type="dxa"/>
+        <w:left w:w="108" w:type="dxa"/>
+        <w:bottom w:w="0" w:type="dxa"/>
+        <w:right w:w="108" w:type="dxa"/>
+      </w:tblCellMar>
+    </w:tblPr>
   </w:style>
-  <w:style w:type="character" w:styleId="EncabezadoCar" w:customStyle="1">
+  <w:style w:type="numbering" w:default="1" w:styleId="Sinlista">
+    <w:name w:val="No List"/>
+    <w:uiPriority w:val="99"/>
+    <w:semiHidden/>
+    <w:unhideWhenUsed/>
+  </w:style>
+  <w:style w:type="character" w:customStyle="1" w:styleId="EncabezadoCar">
     <w:name w:val="Encabezado Car"/>
-    <w:basedOn w:val="DefaultParagraphFont"/>
+    <w:basedOn w:val="Fuentedeprrafopredeter"/>
+    <w:link w:val="Encabezado"/>
     <w:uiPriority w:val="99"/>
     <w:qFormat/>
-    <w:rsid w:val="007754ef"/>
-    <w:rPr/>
+    <w:rsid w:val="007754EF"/>
   </w:style>
-  <w:style w:type="character" w:styleId="PiedepginaCar" w:customStyle="1">
+  <w:style w:type="character" w:customStyle="1" w:styleId="PiedepginaCar">
     <w:name w:val="Pie de página Car"/>
-    <w:basedOn w:val="DefaultParagraphFont"/>
+    <w:basedOn w:val="Fuentedeprrafopredeter"/>
+    <w:link w:val="Piedepgina"/>
     <w:uiPriority w:val="99"/>
     <w:qFormat/>
-    <w:rsid w:val="007754ef"/>
-    <w:rPr/>
+    <w:rsid w:val="007754EF"/>
   </w:style>
-  <w:style w:type="character" w:styleId="TextodegloboCar" w:customStyle="1">
+  <w:style w:type="character" w:customStyle="1" w:styleId="TextodegloboCar">
     <w:name w:val="Texto de globo Car"/>
-    <w:basedOn w:val="DefaultParagraphFont"/>
-    <w:link w:val="BalloonText"/>
+    <w:basedOn w:val="Fuentedeprrafopredeter"/>
+    <w:link w:val="Textodeglobo"/>
     <w:uiPriority w:val="99"/>
     <w:semiHidden/>
     <w:qFormat/>
-    <w:rsid w:val="00330f7e"/>
+    <w:rsid w:val="00330F7E"/>
     <w:rPr>
       <w:rFonts w:ascii="Tahoma" w:hAnsi="Tahoma" w:cs="Tahoma"/>
       <w:sz w:val="16"/>
       <w:szCs w:val="16"/>
     </w:rPr>
   </w:style>
-  <w:style w:type="paragraph" w:styleId="Encapalament">
+  <w:style w:type="paragraph" w:customStyle="1" w:styleId="Encapalament">
     <w:name w:val="Encapçalament"/>
     <w:basedOn w:val="Normal"/>
-    <w:next w:val="Cosdeltext"/>
+    <w:next w:val="Textoindependiente"/>
     <w:qFormat/>
     <w:pPr>
-      <w:keepNext w:val="true"/>
+      <w:keepNext/>
       <w:spacing w:before="240" w:after="120"/>
     </w:pPr>
     <w:rPr>
-      <w:rFonts w:ascii="Liberation Sans" w:hAnsi="Liberation Sans" w:eastAsia="Noto Sans CJK SC" w:cs="Noto Sans Devanagari"/>
+      <w:rFonts w:ascii="Liberation Sans" w:eastAsia="Noto Sans CJK SC" w:hAnsi="Liberation Sans" w:cs="Noto Sans Devanagari"/>
       <w:sz w:val="28"/>
       <w:szCs w:val="28"/>
     </w:rPr>
   </w:style>
-  <w:style w:type="paragraph" w:styleId="Cosdeltext">
+  <w:style w:type="paragraph" w:styleId="Textoindependiente">
     <w:name w:val="Body Text"/>
     <w:basedOn w:val="Normal"/>
     <w:pPr>
-      <w:spacing w:lineRule="auto" w:line="276" w:before="0" w:after="140"/>
+      <w:spacing w:after="140" w:line="276" w:lineRule="auto"/>
     </w:pPr>
-    <w:rPr/>
   </w:style>
-  <w:style w:type="paragraph" w:styleId="Llista">
+  <w:style w:type="paragraph" w:styleId="Lista">
     <w:name w:val="List"/>
-    <w:basedOn w:val="Cosdeltext"/>
-    <w:pPr/>
+    <w:basedOn w:val="Textoindependiente"/>
     <w:rPr>
       <w:rFonts w:cs="Noto Sans Devanagari"/>
     </w:rPr>
   </w:style>
-  <w:style w:type="paragraph" w:styleId="Llegenda">
-    <w:name w:val="Caption"/>
+  <w:style w:type="paragraph" w:styleId="Descripcin">
+    <w:name w:val="caption"/>
     <w:basedOn w:val="Normal"/>
     <w:qFormat/>
     <w:pPr>
@@ -1997,7 +3697,7 @@
       <w:szCs w:val="24"/>
     </w:rPr>
   </w:style>
-  <w:style w:type="paragraph" w:styleId="Ndex">
+  <w:style w:type="paragraph" w:customStyle="1" w:styleId="ndex">
     <w:name w:val="Índex"/>
     <w:basedOn w:val="Normal"/>
     <w:qFormat/>
@@ -2008,81 +3708,67 @@
       <w:rFonts w:cs="Noto Sans Devanagari"/>
     </w:rPr>
   </w:style>
-  <w:style w:type="paragraph" w:styleId="Capaleraipeu">
+  <w:style w:type="paragraph" w:customStyle="1" w:styleId="Capaleraipeu">
     <w:name w:val="Capçalera i peu"/>
     <w:basedOn w:val="Normal"/>
     <w:qFormat/>
-    <w:pPr/>
-    <w:rPr/>
   </w:style>
-  <w:style w:type="paragraph" w:styleId="Capalera">
-    <w:name w:val="Header"/>
+  <w:style w:type="paragraph" w:styleId="Encabezado">
+    <w:name w:val="header"/>
     <w:basedOn w:val="Normal"/>
     <w:link w:val="EncabezadoCar"/>
     <w:unhideWhenUsed/>
-    <w:rsid w:val="007754ef"/>
+    <w:rsid w:val="007754EF"/>
     <w:pPr>
       <w:tabs>
-        <w:tab w:val="clear" w:pos="708"/>
-        <w:tab w:val="center" w:pos="4252" w:leader="none"/>
-        <w:tab w:val="right" w:pos="8504" w:leader="none"/>
+        <w:tab w:val="center" w:pos="4252"/>
+        <w:tab w:val="right" w:pos="8504"/>
       </w:tabs>
-      <w:spacing w:lineRule="auto" w:line="240" w:before="0" w:after="0"/>
+      <w:spacing w:after="0" w:line="240" w:lineRule="auto"/>
     </w:pPr>
-    <w:rPr/>
   </w:style>
-  <w:style w:type="paragraph" w:styleId="Peudepgina">
-    <w:name w:val="Footer"/>
+  <w:style w:type="paragraph" w:styleId="Piedepgina">
+    <w:name w:val="footer"/>
     <w:basedOn w:val="Normal"/>
     <w:link w:val="PiedepginaCar"/>
     <w:uiPriority w:val="99"/>
     <w:unhideWhenUsed/>
-    <w:rsid w:val="007754ef"/>
+    <w:rsid w:val="007754EF"/>
     <w:pPr>
       <w:tabs>
-        <w:tab w:val="clear" w:pos="708"/>
-        <w:tab w:val="center" w:pos="4252" w:leader="none"/>
-        <w:tab w:val="right" w:pos="8504" w:leader="none"/>
+        <w:tab w:val="center" w:pos="4252"/>
+        <w:tab w:val="right" w:pos="8504"/>
       </w:tabs>
-      <w:spacing w:lineRule="auto" w:line="240" w:before="0" w:after="0"/>
+      <w:spacing w:after="0" w:line="240" w:lineRule="auto"/>
     </w:pPr>
-    <w:rPr/>
   </w:style>
-  <w:style w:type="paragraph" w:styleId="Standard" w:customStyle="1">
+  <w:style w:type="paragraph" w:customStyle="1" w:styleId="Standard">
     <w:name w:val="Standard"/>
     <w:qFormat/>
-    <w:rsid w:val="00fa74b7"/>
+    <w:rsid w:val="00FA74B7"/>
     <w:pPr>
-      <w:widowControl/>
-      <w:suppressAutoHyphens w:val="true"/>
-      <w:bidi w:val="0"/>
-      <w:spacing w:lineRule="auto" w:line="240" w:before="0" w:after="0"/>
-      <w:jc w:val="left"/>
       <w:textAlignment w:val="baseline"/>
     </w:pPr>
     <w:rPr>
-      <w:rFonts w:ascii="Liberation Serif" w:hAnsi="Liberation Serif" w:eastAsia="NSimSun" w:cs="Mangal"/>
-      <w:color w:val="auto"/>
+      <w:rFonts w:ascii="Liberation Serif" w:eastAsia="NSimSun" w:hAnsi="Liberation Serif" w:cs="Mangal"/>
       <w:kern w:val="2"/>
       <w:sz w:val="24"/>
       <w:szCs w:val="24"/>
-      <w:lang w:eastAsia="zh-CN" w:bidi="hi-IN" w:val="es-ES"/>
+      <w:lang w:eastAsia="zh-CN" w:bidi="hi-IN"/>
     </w:rPr>
   </w:style>
-  <w:style w:type="paragraph" w:styleId="ListParagraph">
+  <w:style w:type="paragraph" w:styleId="Prrafodelista">
     <w:name w:val="List Paragraph"/>
     <w:basedOn w:val="Normal"/>
     <w:uiPriority w:val="34"/>
     <w:qFormat/>
-    <w:rsid w:val="17b43778"/>
+    <w:rsid w:val="17B43778"/>
     <w:pPr>
-      <w:spacing w:before="0" w:after="160"/>
-      <w:ind w:left="720" w:hanging="0"/>
+      <w:ind w:left="720"/>
       <w:contextualSpacing/>
     </w:pPr>
-    <w:rPr/>
   </w:style>
-  <w:style w:type="paragraph" w:styleId="BalloonText">
+  <w:style w:type="paragraph" w:styleId="Textodeglobo">
     <w:name w:val="Balloon Text"/>
     <w:basedOn w:val="Normal"/>
     <w:link w:val="TextodegloboCar"/>
@@ -2090,9 +3776,9 @@
     <w:semiHidden/>
     <w:unhideWhenUsed/>
     <w:qFormat/>
-    <w:rsid w:val="00330f7e"/>
+    <w:rsid w:val="00330F7E"/>
     <w:pPr>
-      <w:spacing w:lineRule="auto" w:line="240" w:before="0" w:after="0"/>
+      <w:spacing w:after="0" w:line="240" w:lineRule="auto"/>
     </w:pPr>
     <w:rPr>
       <w:rFonts w:ascii="Tahoma" w:hAnsi="Tahoma" w:cs="Tahoma"/>
@@ -2100,33 +3786,113 @@
       <w:szCs w:val="16"/>
     </w:rPr>
   </w:style>
-  <w:style w:type="paragraph" w:styleId="Contingutdelmarc">
+  <w:style w:type="paragraph" w:customStyle="1" w:styleId="Contingutdelmarc">
     <w:name w:val="Contingut del marc"/>
     <w:basedOn w:val="Normal"/>
     <w:qFormat/>
-    <w:pPr/>
-    <w:rPr/>
   </w:style>
-  <w:style w:type="numbering" w:styleId="NoList" w:default="1">
-    <w:name w:val="No List"/>
-    <w:uiPriority w:val="99"/>
-    <w:semiHidden/>
+  <w:style w:type="paragraph" w:styleId="Sinespaciado">
+    <w:name w:val="No Spacing"/>
+    <w:link w:val="SinespaciadoCar"/>
+    <w:uiPriority w:val="1"/>
+    <w:qFormat/>
+    <w:rsid w:val="00181D45"/>
+    <w:pPr>
+      <w:suppressAutoHyphens w:val="0"/>
+    </w:pPr>
+    <w:rPr>
+      <w:rFonts w:eastAsiaTheme="minorEastAsia"/>
+      <w:lang w:eastAsia="es-ES"/>
+    </w:rPr>
+  </w:style>
+  <w:style w:type="character" w:customStyle="1" w:styleId="SinespaciadoCar">
+    <w:name w:val="Sin espaciado Car"/>
+    <w:basedOn w:val="Fuentedeprrafopredeter"/>
+    <w:link w:val="Sinespaciado"/>
+    <w:uiPriority w:val="1"/>
+    <w:rsid w:val="00181D45"/>
+    <w:rPr>
+      <w:rFonts w:eastAsiaTheme="minorEastAsia"/>
+      <w:lang w:eastAsia="es-ES"/>
+    </w:rPr>
+  </w:style>
+  <w:style w:type="character" w:customStyle="1" w:styleId="Ttulo1Car">
+    <w:name w:val="Título 1 Car"/>
+    <w:basedOn w:val="Fuentedeprrafopredeter"/>
+    <w:link w:val="Ttulo1"/>
+    <w:uiPriority w:val="9"/>
+    <w:rsid w:val="00181D45"/>
+    <w:rPr>
+      <w:rFonts w:asciiTheme="majorHAnsi" w:eastAsiaTheme="majorEastAsia" w:hAnsiTheme="majorHAnsi" w:cstheme="majorBidi"/>
+      <w:color w:val="2E74B5" w:themeColor="accent1" w:themeShade="BF"/>
+      <w:sz w:val="32"/>
+      <w:szCs w:val="32"/>
+    </w:rPr>
+  </w:style>
+  <w:style w:type="character" w:customStyle="1" w:styleId="Ttulo2Car">
+    <w:name w:val="Título 2 Car"/>
+    <w:basedOn w:val="Fuentedeprrafopredeter"/>
+    <w:link w:val="Ttulo2"/>
+    <w:uiPriority w:val="9"/>
+    <w:rsid w:val="00181D45"/>
+    <w:rPr>
+      <w:rFonts w:asciiTheme="majorHAnsi" w:eastAsiaTheme="majorEastAsia" w:hAnsiTheme="majorHAnsi" w:cstheme="majorBidi"/>
+      <w:color w:val="2E74B5" w:themeColor="accent1" w:themeShade="BF"/>
+      <w:sz w:val="26"/>
+      <w:szCs w:val="26"/>
+    </w:rPr>
+  </w:style>
+  <w:style w:type="paragraph" w:styleId="TtuloTDC">
+    <w:name w:val="TOC Heading"/>
+    <w:basedOn w:val="Ttulo1"/>
+    <w:next w:val="Normal"/>
+    <w:uiPriority w:val="39"/>
     <w:unhideWhenUsed/>
     <w:qFormat/>
+    <w:rsid w:val="00181D45"/>
+    <w:pPr>
+      <w:suppressAutoHyphens w:val="0"/>
+      <w:outlineLvl w:val="9"/>
+    </w:pPr>
+    <w:rPr>
+      <w:lang w:eastAsia="es-ES"/>
+    </w:rPr>
   </w:style>
-  <w:style w:type="table" w:default="1" w:styleId="Tablanormal">
-    <w:name w:val="Normal Table"/>
+  <w:style w:type="paragraph" w:styleId="TDC1">
+    <w:name w:val="toc 1"/>
+    <w:basedOn w:val="Normal"/>
+    <w:next w:val="Normal"/>
+    <w:autoRedefine/>
+    <w:uiPriority w:val="39"/>
+    <w:unhideWhenUsed/>
+    <w:rsid w:val="00181D45"/>
+    <w:pPr>
+      <w:spacing w:after="100"/>
+    </w:pPr>
+  </w:style>
+  <w:style w:type="paragraph" w:styleId="TDC2">
+    <w:name w:val="toc 2"/>
+    <w:basedOn w:val="Normal"/>
+    <w:next w:val="Normal"/>
+    <w:autoRedefine/>
+    <w:uiPriority w:val="39"/>
+    <w:unhideWhenUsed/>
+    <w:rsid w:val="00181D45"/>
+    <w:pPr>
+      <w:spacing w:after="100"/>
+      <w:ind w:left="220"/>
+    </w:pPr>
+  </w:style>
+  <w:style w:type="character" w:styleId="Hipervnculo">
+    <w:name w:val="Hyperlink"/>
+    <w:basedOn w:val="Fuentedeprrafopredeter"/>
     <w:uiPriority w:val="99"/>
-    <w:semiHidden/>
     <w:unhideWhenUsed/>
-    <w:tblPr>
-      <w:tblCellMar>
-        <w:top w:w="0" w:type="dxa"/>
-        <w:left w:w="108" w:type="dxa"/>
-        <w:bottom w:w="0" w:type="dxa"/>
-        <w:right w:w="108" w:type="dxa"/>
-      </w:tblCellMar>
-    </w:tblPr>
+    <w:rsid w:val="00181D45"/>
+    <w:rPr>
+      <w:color w:val="0563C1" w:themeColor="hyperlink"/>
+      <w:u w:val="single"/>
+    </w:rPr>
   </w:style>
 </w:styles>
 </file>
@@ -2393,26 +4159,17 @@
 </file>
 
 <file path=customXml/item1.xml><?xml version="1.0" encoding="utf-8"?>
-<p:properties xmlns:p="http://schemas.microsoft.com/office/2006/metadata/properties" xmlns:xsi="http://www.w3.org/2001/XMLSchema-instance" xmlns:pc="http://schemas.microsoft.com/office/infopath/2007/PartnerControls">
-  <documentManagement>
-    <TaxCatchAll xmlns="07514c5f-2a6a-4a08-a284-80d14f729bef" xsi:nil="true"/>
-    <lcf76f155ced4ddcb4097134ff3c332f xmlns="72b30f44-55a5-43f4-ab7f-b5a0e159ca76">
-      <Terms xmlns="http://schemas.microsoft.com/office/infopath/2007/PartnerControls"/>
-    </lcf76f155ced4ddcb4097134ff3c332f>
-  </documentManagement>
-</p:properties>
+<CoverPageProperties xmlns="http://schemas.microsoft.com/office/2006/coverPageProps">
+  <PublishDate/>
+  <Abstract/>
+  <CompanyAddress/>
+  <CompanyPhone/>
+  <CompanyFax/>
+  <CompanyEmail>José Miguel Verdu Sagredo</CompanyEmail>
+</CoverPageProperties>
 </file>
 
 <file path=customXml/item2.xml><?xml version="1.0" encoding="utf-8"?>
-<?mso-contentType ?>
-<FormTemplates xmlns="http://schemas.microsoft.com/sharepoint/v3/contenttype/forms">
-  <Display>DocumentLibraryForm</Display>
-  <Edit>DocumentLibraryForm</Edit>
-  <New>DocumentLibraryForm</New>
-</FormTemplates>
-</file>
-
-<file path=customXml/item3.xml><?xml version="1.0" encoding="utf-8"?>
 <ct:contentTypeSchema xmlns:ct="http://schemas.microsoft.com/office/2006/metadata/contentType" xmlns:ma="http://schemas.microsoft.com/office/2006/metadata/properties/metaAttributes" ct:_="" ma:_="" ma:contentTypeName="Documento" ma:contentTypeID="0x0101003D178460758DAF4BBD00D949E5C55B24" ma:contentTypeVersion="17" ma:contentTypeDescription="Crear nuevo documento." ma:contentTypeScope="" ma:versionID="9b600957d5076da3c587cfc4cdd0fc75">
   <xsd:schema xmlns:xsd="http://www.w3.org/2001/XMLSchema" xmlns:xs="http://www.w3.org/2001/XMLSchema" xmlns:p="http://schemas.microsoft.com/office/2006/metadata/properties" xmlns:ns2="72b30f44-55a5-43f4-ab7f-b5a0e159ca76" xmlns:ns3="07514c5f-2a6a-4a08-a284-80d14f729bef" targetNamespace="http://schemas.microsoft.com/office/2006/metadata/properties" ma:root="true" ma:fieldsID="2908d0a7d6cea859cf46c0cdd4391d4e" ns2:_="" ns3:_="">
     <xsd:import namespace="72b30f44-55a5-43f4-ab7f-b5a0e159ca76"/>
@@ -2661,26 +4418,39 @@
 </ct:contentTypeSchema>
 </file>
 
+<file path=customXml/item3.xml><?xml version="1.0" encoding="utf-8"?>
+<?mso-contentType ?>
+<FormTemplates xmlns="http://schemas.microsoft.com/sharepoint/v3/contenttype/forms">
+  <Display>DocumentLibraryForm</Display>
+  <Edit>DocumentLibraryForm</Edit>
+  <New>DocumentLibraryForm</New>
+</FormTemplates>
+</file>
+
+<file path=customXml/item4.xml><?xml version="1.0" encoding="utf-8"?>
+<p:properties xmlns:p="http://schemas.microsoft.com/office/2006/metadata/properties" xmlns:xsi="http://www.w3.org/2001/XMLSchema-instance" xmlns:pc="http://schemas.microsoft.com/office/infopath/2007/PartnerControls">
+  <documentManagement>
+    <TaxCatchAll xmlns="07514c5f-2a6a-4a08-a284-80d14f729bef" xsi:nil="true"/>
+    <lcf76f155ced4ddcb4097134ff3c332f xmlns="72b30f44-55a5-43f4-ab7f-b5a0e159ca76">
+      <Terms xmlns="http://schemas.microsoft.com/office/infopath/2007/PartnerControls"/>
+    </lcf76f155ced4ddcb4097134ff3c332f>
+  </documentManagement>
+</p:properties>
+</file>
+
+<file path=customXml/item5.xml><?xml version="1.0" encoding="utf-8"?>
+<b:Sources xmlns:b="http://schemas.openxmlformats.org/officeDocument/2006/bibliography" xmlns="http://schemas.openxmlformats.org/officeDocument/2006/bibliography" SelectedStyle="\APASixthEditionOfficeOnline.xsl" StyleName="APA" Version="6"/>
+</file>
+
 <file path=customXml/itemProps1.xml><?xml version="1.0" encoding="utf-8"?>
-<ds:datastoreItem xmlns:ds="http://schemas.openxmlformats.org/officeDocument/2006/customXml" ds:itemID="{BBCB4B48-B81F-4235-8919-0087C00C33C7}">
+<ds:datastoreItem xmlns:ds="http://schemas.openxmlformats.org/officeDocument/2006/customXml" ds:itemID="{55AF091B-3C7A-41E3-B477-F2FDAA23CFDA}">
   <ds:schemaRefs>
-    <ds:schemaRef ds:uri="http://schemas.microsoft.com/office/2006/metadata/properties"/>
-    <ds:schemaRef ds:uri="http://schemas.microsoft.com/office/infopath/2007/PartnerControls"/>
-    <ds:schemaRef ds:uri="07514c5f-2a6a-4a08-a284-80d14f729bef"/>
-    <ds:schemaRef ds:uri="72b30f44-55a5-43f4-ab7f-b5a0e159ca76"/>
+    <ds:schemaRef ds:uri="http://schemas.microsoft.com/office/2006/coverPageProps"/>
   </ds:schemaRefs>
 </ds:datastoreItem>
 </file>
 
 <file path=customXml/itemProps2.xml><?xml version="1.0" encoding="utf-8"?>
-<ds:datastoreItem xmlns:ds="http://schemas.openxmlformats.org/officeDocument/2006/customXml" ds:itemID="{5510FFBF-78ED-44FB-8451-005957040325}">
-  <ds:schemaRefs>
-    <ds:schemaRef ds:uri="http://schemas.microsoft.com/sharepoint/v3/contenttype/forms"/>
-  </ds:schemaRefs>
-</ds:datastoreItem>
-</file>
-
-<file path=customXml/itemProps3.xml><?xml version="1.0" encoding="utf-8"?>
 <ds:datastoreItem xmlns:ds="http://schemas.openxmlformats.org/officeDocument/2006/customXml" ds:itemID="{DF949BC0-A12D-4AF3-932B-29183EA02512}">
   <ds:schemaRefs>
     <ds:schemaRef ds:uri="http://schemas.microsoft.com/office/2006/metadata/contentType"/>
@@ -2697,4 +4467,31 @@
     <ds:schemaRef ds:uri="http://schemas.microsoft.com/internal/obd"/>
   </ds:schemaRefs>
 </ds:datastoreItem>
+</file>
+
+<file path=customXml/itemProps3.xml><?xml version="1.0" encoding="utf-8"?>
+<ds:datastoreItem xmlns:ds="http://schemas.openxmlformats.org/officeDocument/2006/customXml" ds:itemID="{5510FFBF-78ED-44FB-8451-005957040325}">
+  <ds:schemaRefs>
+    <ds:schemaRef ds:uri="http://schemas.microsoft.com/sharepoint/v3/contenttype/forms"/>
+  </ds:schemaRefs>
+</ds:datastoreItem>
+</file>
+
+<file path=customXml/itemProps4.xml><?xml version="1.0" encoding="utf-8"?>
+<ds:datastoreItem xmlns:ds="http://schemas.openxmlformats.org/officeDocument/2006/customXml" ds:itemID="{BBCB4B48-B81F-4235-8919-0087C00C33C7}">
+  <ds:schemaRefs>
+    <ds:schemaRef ds:uri="http://schemas.microsoft.com/office/2006/metadata/properties"/>
+    <ds:schemaRef ds:uri="http://schemas.microsoft.com/office/infopath/2007/PartnerControls"/>
+    <ds:schemaRef ds:uri="07514c5f-2a6a-4a08-a284-80d14f729bef"/>
+    <ds:schemaRef ds:uri="72b30f44-55a5-43f4-ab7f-b5a0e159ca76"/>
+  </ds:schemaRefs>
+</ds:datastoreItem>
+</file>
+
+<file path=customXml/itemProps5.xml><?xml version="1.0" encoding="utf-8"?>
+<ds:datastoreItem xmlns:ds="http://schemas.openxmlformats.org/officeDocument/2006/customXml" ds:itemID="{443FC3F8-3280-4706-A1EB-62A48DAB7F01}">
+  <ds:schemaRefs>
+    <ds:schemaRef ds:uri="http://schemas.openxmlformats.org/officeDocument/2006/bibliography"/>
+  </ds:schemaRefs>
+</ds:datastoreItem>
 </file>